--- a/Research_Methods_Notes/Thinking About Research.docx
+++ b/Research_Methods_Notes/Thinking About Research.docx
@@ -308,23 +308,13 @@
           <w:szCs w:val="22"/>
         </w:rPr>
       </w:pPr>
-      <w:proofErr w:type="gramStart"/>
-      <w:r>
-        <w:rPr>
-          <w:rFonts w:ascii="Calibri" w:hAnsi="Calibri" w:cs="Calibri"/>
-          <w:sz w:val="22"/>
-          <w:szCs w:val="22"/>
-        </w:rPr>
-        <w:t>Hypothesis ;</w:t>
-      </w:r>
-      <w:proofErr w:type="gramEnd"/>
-      <w:r>
-        <w:rPr>
-          <w:rFonts w:ascii="Calibri" w:hAnsi="Calibri" w:cs="Calibri"/>
-          <w:sz w:val="22"/>
-          <w:szCs w:val="22"/>
-        </w:rPr>
-        <w:t xml:space="preserve"> A testable assertion about the relationship between things. </w:t>
+      <w:r>
+        <w:rPr>
+          <w:rFonts w:ascii="Calibri" w:hAnsi="Calibri" w:cs="Calibri"/>
+          <w:sz w:val="22"/>
+          <w:szCs w:val="22"/>
+        </w:rPr>
+        <w:t xml:space="preserve">Hypothesis ; A testable assertion about the relationship between things. </w:t>
       </w:r>
     </w:p>
     <w:p>
@@ -587,17 +577,7 @@
           <w:sz w:val="22"/>
           <w:szCs w:val="22"/>
         </w:rPr>
-        <w:t>Systemati</w:t>
-      </w:r>
-      <w:r>
-        <w:rPr>
-          <w:rFonts w:ascii="Calibri" w:hAnsi="Calibri" w:cs="Calibri"/>
-          <w:b/>
-          <w:bCs/>
-          <w:sz w:val="22"/>
-          <w:szCs w:val="22"/>
-        </w:rPr>
-        <w:t>c</w:t>
+        <w:t>Systematic</w:t>
       </w:r>
     </w:p>
     <w:p>
@@ -705,23 +685,7 @@
           <w:sz w:val="22"/>
           <w:szCs w:val="22"/>
         </w:rPr>
-        <w:t>Domain:</w:t>
-      </w:r>
-      <w:r>
-        <w:rPr>
-          <w:rFonts w:ascii="Calibri" w:hAnsi="Calibri" w:cs="Calibri"/>
-          <w:sz w:val="22"/>
-          <w:szCs w:val="22"/>
-        </w:rPr>
-        <w:t xml:space="preserve"> </w:t>
-      </w:r>
-      <w:r>
-        <w:rPr>
-          <w:rFonts w:ascii="Calibri" w:hAnsi="Calibri" w:cs="Calibri"/>
-          <w:sz w:val="22"/>
-          <w:szCs w:val="22"/>
-        </w:rPr>
-        <w:t>What is the domain? What constitutes subject matter?</w:t>
+        <w:t>Domain: What is the domain? What constitutes subject matter?</w:t>
       </w:r>
     </w:p>
     <w:p>
@@ -783,23 +747,7 @@
           <w:sz w:val="22"/>
           <w:szCs w:val="22"/>
         </w:rPr>
-        <w:t xml:space="preserve">There are many </w:t>
-      </w:r>
-      <w:r>
-        <w:rPr>
-          <w:rFonts w:ascii="Calibri" w:hAnsi="Calibri" w:cs="Calibri"/>
-          <w:sz w:val="22"/>
-          <w:szCs w:val="22"/>
-        </w:rPr>
-        <w:t>different</w:t>
-      </w:r>
-      <w:r>
-        <w:rPr>
-          <w:rFonts w:ascii="Calibri" w:hAnsi="Calibri" w:cs="Calibri"/>
-          <w:sz w:val="22"/>
-          <w:szCs w:val="22"/>
-        </w:rPr>
-        <w:t xml:space="preserve"> ontological positions. Here are three</w:t>
+        <w:t>There are many different ontological positions. Here are three</w:t>
       </w:r>
     </w:p>
     <w:p>
@@ -821,23 +769,7 @@
           <w:sz w:val="22"/>
           <w:szCs w:val="22"/>
         </w:rPr>
-        <w:t xml:space="preserve">Objectivism: Social phenomena has existed for their own sake, </w:t>
-      </w:r>
-      <w:r>
-        <w:rPr>
-          <w:rFonts w:ascii="Calibri" w:hAnsi="Calibri" w:cs="Calibri"/>
-          <w:sz w:val="22"/>
-          <w:szCs w:val="22"/>
-        </w:rPr>
-        <w:t>apart</w:t>
-      </w:r>
-      <w:r>
-        <w:rPr>
-          <w:rFonts w:ascii="Calibri" w:hAnsi="Calibri" w:cs="Calibri"/>
-          <w:sz w:val="22"/>
-          <w:szCs w:val="22"/>
-        </w:rPr>
-        <w:t xml:space="preserve"> from and independent to the social actors.</w:t>
+        <w:t>Objectivism: Social phenomena has existed for their own sake, apart from and independent to the social actors.</w:t>
       </w:r>
     </w:p>
     <w:p>
@@ -859,47 +791,7 @@
           <w:sz w:val="22"/>
           <w:szCs w:val="22"/>
         </w:rPr>
-        <w:t xml:space="preserve">Constructivism: Social phenomena are real in the sense that they are constructed ideas that are </w:t>
-      </w:r>
-      <w:r>
-        <w:rPr>
-          <w:rFonts w:ascii="Calibri" w:hAnsi="Calibri" w:cs="Calibri"/>
-          <w:sz w:val="22"/>
-          <w:szCs w:val="22"/>
-        </w:rPr>
-        <w:t>being</w:t>
-      </w:r>
-      <w:r>
-        <w:rPr>
-          <w:rFonts w:ascii="Calibri" w:hAnsi="Calibri" w:cs="Calibri"/>
-          <w:sz w:val="22"/>
-          <w:szCs w:val="22"/>
-        </w:rPr>
-        <w:t xml:space="preserve"> reviewed and reworked by those involved in them. However, the meanings and the understanding is open to </w:t>
-      </w:r>
-      <w:r>
-        <w:rPr>
-          <w:rFonts w:ascii="Calibri" w:hAnsi="Calibri" w:cs="Calibri"/>
-          <w:sz w:val="22"/>
-          <w:szCs w:val="22"/>
-        </w:rPr>
-        <w:t>study. The</w:t>
-      </w:r>
-      <w:r>
-        <w:rPr>
-          <w:rFonts w:ascii="Calibri" w:hAnsi="Calibri" w:cs="Calibri"/>
-          <w:sz w:val="22"/>
-          <w:szCs w:val="22"/>
-        </w:rPr>
-        <w:t xml:space="preserve"> researcher themselves bring their own meanings to the study</w:t>
-      </w:r>
-      <w:r>
-        <w:rPr>
-          <w:rFonts w:ascii="Calibri" w:hAnsi="Calibri" w:cs="Calibri"/>
-          <w:sz w:val="22"/>
-          <w:szCs w:val="22"/>
-        </w:rPr>
-        <w:t xml:space="preserve">. </w:t>
+        <w:t xml:space="preserve">Constructivism: Social phenomena are real in the sense that they are constructed ideas that are being reviewed and reworked by those involved in them. However, the meanings and the understanding is open to study. The researcher themselves bring their own meanings to the study. </w:t>
       </w:r>
     </w:p>
     <w:p>
@@ -921,23 +813,7 @@
           <w:sz w:val="22"/>
           <w:szCs w:val="22"/>
         </w:rPr>
-        <w:t>Realism</w:t>
-      </w:r>
-      <w:r>
-        <w:rPr>
-          <w:rFonts w:ascii="Calibri" w:hAnsi="Calibri" w:cs="Calibri"/>
-          <w:sz w:val="22"/>
-          <w:szCs w:val="22"/>
-        </w:rPr>
-        <w:t>: Like</w:t>
-      </w:r>
-      <w:r>
-        <w:rPr>
-          <w:rFonts w:ascii="Calibri" w:hAnsi="Calibri" w:cs="Calibri"/>
-          <w:sz w:val="22"/>
-          <w:szCs w:val="22"/>
-        </w:rPr>
-        <w:t xml:space="preserve"> the positivist but argues there is a part of the social reality that cannot be directly observed since its hidden.</w:t>
+        <w:t>Realism: Like the positivist but argues there is a part of the social reality that cannot be directly observed since its hidden.</w:t>
       </w:r>
     </w:p>
     <w:p>
@@ -981,23 +857,7 @@
           <w:sz w:val="22"/>
           <w:szCs w:val="22"/>
         </w:rPr>
-        <w:t xml:space="preserve">Positivism- Stems from the objectivist position. There is a social reality to be studied that is independent from the researcher and the research subjects. This type of research includes </w:t>
-      </w:r>
-      <w:r>
-        <w:rPr>
-          <w:rFonts w:ascii="Calibri" w:hAnsi="Calibri" w:cs="Calibri"/>
-          <w:sz w:val="22"/>
-          <w:szCs w:val="22"/>
-        </w:rPr>
-        <w:t>quantitative</w:t>
-      </w:r>
-      <w:r>
-        <w:rPr>
-          <w:rFonts w:ascii="Calibri" w:hAnsi="Calibri" w:cs="Calibri"/>
-          <w:sz w:val="22"/>
-          <w:szCs w:val="22"/>
-        </w:rPr>
-        <w:t xml:space="preserve"> data to be collected, reality is measured, causal relationships are sought.</w:t>
+        <w:t>Positivism- Stems from the objectivist position. There is a social reality to be studied that is independent from the researcher and the research subjects. This type of research includes quantitative data to be collected, reality is measured, causal relationships are sought.</w:t>
       </w:r>
     </w:p>
     <w:p>
@@ -1019,71 +879,7 @@
           <w:sz w:val="22"/>
           <w:szCs w:val="22"/>
         </w:rPr>
-        <w:t xml:space="preserve">Interpretivism-Connected to the idea of Constructivism. Nature of the social phenomena is studied relative to the subjects. This prioritises </w:t>
-      </w:r>
-      <w:r>
-        <w:rPr>
-          <w:rFonts w:ascii="Calibri" w:hAnsi="Calibri" w:cs="Calibri"/>
-          <w:sz w:val="22"/>
-          <w:szCs w:val="22"/>
-        </w:rPr>
-        <w:t>people’s</w:t>
-      </w:r>
-      <w:r>
-        <w:rPr>
-          <w:rFonts w:ascii="Calibri" w:hAnsi="Calibri" w:cs="Calibri"/>
-          <w:sz w:val="22"/>
-          <w:szCs w:val="22"/>
-        </w:rPr>
-        <w:t xml:space="preserve"> subjective interpretations.</w:t>
-      </w:r>
-      <w:r>
-        <w:rPr>
-          <w:rFonts w:ascii="Calibri" w:hAnsi="Calibri" w:cs="Calibri"/>
-          <w:sz w:val="22"/>
-          <w:szCs w:val="22"/>
-        </w:rPr>
-        <w:t xml:space="preserve"> Knowledge</w:t>
-      </w:r>
-      <w:r>
-        <w:rPr>
-          <w:rFonts w:ascii="Calibri" w:hAnsi="Calibri" w:cs="Calibri"/>
-          <w:sz w:val="22"/>
-          <w:szCs w:val="22"/>
-        </w:rPr>
-        <w:t xml:space="preserve"> of </w:t>
-      </w:r>
-      <w:r>
-        <w:rPr>
-          <w:rFonts w:ascii="Calibri" w:hAnsi="Calibri" w:cs="Calibri"/>
-          <w:sz w:val="22"/>
-          <w:szCs w:val="22"/>
-        </w:rPr>
-        <w:t>meanings</w:t>
-      </w:r>
-      <w:r>
-        <w:rPr>
-          <w:rFonts w:ascii="Calibri" w:hAnsi="Calibri" w:cs="Calibri"/>
-          <w:sz w:val="22"/>
-          <w:szCs w:val="22"/>
-        </w:rPr>
-        <w:t xml:space="preserve"> and understandings and meanings are considered. Enabling of </w:t>
-      </w:r>
-      <w:r>
-        <w:rPr>
-          <w:rFonts w:ascii="Calibri" w:hAnsi="Calibri" w:cs="Calibri"/>
-          <w:sz w:val="22"/>
-          <w:szCs w:val="22"/>
-        </w:rPr>
-        <w:t>different</w:t>
-      </w:r>
-      <w:r>
-        <w:rPr>
-          <w:rFonts w:ascii="Calibri" w:hAnsi="Calibri" w:cs="Calibri"/>
-          <w:sz w:val="22"/>
-          <w:szCs w:val="22"/>
-        </w:rPr>
-        <w:t xml:space="preserve"> perspectives to be explored. Usually qualitatively rich, meanings and understandings to be considered.</w:t>
+        <w:t>Interpretivism-Connected to the idea of Constructivism. Nature of the social phenomena is studied relative to the subjects. This prioritises people’s subjective interpretations. Knowledge of meanings and understandings and meanings are considered. Enabling of different perspectives to be explored. Usually qualitatively rich, meanings and understandings to be considered.</w:t>
       </w:r>
     </w:p>
     <w:p>
@@ -1105,145 +901,8 @@
           <w:sz w:val="22"/>
           <w:szCs w:val="22"/>
         </w:rPr>
-        <w:t xml:space="preserve">Realism-Reality exists outside of the </w:t>
-      </w:r>
-      <w:r>
-        <w:rPr>
-          <w:rFonts w:ascii="Calibri" w:hAnsi="Calibri" w:cs="Calibri"/>
-          <w:sz w:val="22"/>
-          <w:szCs w:val="22"/>
-        </w:rPr>
-        <w:t>researcher,</w:t>
-      </w:r>
-      <w:r>
-        <w:rPr>
-          <w:rFonts w:ascii="Calibri" w:hAnsi="Calibri" w:cs="Calibri"/>
-          <w:sz w:val="22"/>
-          <w:szCs w:val="22"/>
-        </w:rPr>
-        <w:t xml:space="preserve"> and this can be studied objectively </w:t>
-      </w:r>
-      <w:r>
-        <w:rPr>
-          <w:rFonts w:ascii="Calibri" w:hAnsi="Calibri" w:cs="Calibri"/>
-          <w:sz w:val="22"/>
-          <w:szCs w:val="22"/>
-        </w:rPr>
-        <w:t>like</w:t>
-      </w:r>
-      <w:r>
-        <w:rPr>
-          <w:rFonts w:ascii="Calibri" w:hAnsi="Calibri" w:cs="Calibri"/>
-          <w:sz w:val="22"/>
-          <w:szCs w:val="22"/>
-        </w:rPr>
-        <w:t xml:space="preserve"> natural sciences. But the social reality is underpinned by </w:t>
-      </w:r>
-      <w:r>
-        <w:rPr>
-          <w:rFonts w:ascii="Calibri" w:hAnsi="Calibri" w:cs="Calibri"/>
-          <w:sz w:val="22"/>
-          <w:szCs w:val="22"/>
-        </w:rPr>
-        <w:t>invisible</w:t>
-      </w:r>
-      <w:r>
-        <w:rPr>
-          <w:rFonts w:ascii="Calibri" w:hAnsi="Calibri" w:cs="Calibri"/>
-          <w:sz w:val="22"/>
-          <w:szCs w:val="22"/>
-        </w:rPr>
-        <w:t xml:space="preserve"> but powerful structures or mechanisms.</w:t>
-      </w:r>
-      <w:r>
-        <w:rPr>
-          <w:rFonts w:ascii="Calibri" w:hAnsi="Calibri" w:cs="Calibri"/>
-          <w:sz w:val="22"/>
-          <w:szCs w:val="22"/>
-        </w:rPr>
-        <w:t xml:space="preserve"> Therefore, the</w:t>
-      </w:r>
-      <w:r>
-        <w:rPr>
-          <w:rFonts w:ascii="Calibri" w:hAnsi="Calibri" w:cs="Calibri"/>
-          <w:sz w:val="22"/>
-          <w:szCs w:val="22"/>
-        </w:rPr>
-        <w:t xml:space="preserve"> main goal of the realist is to identify the hidden </w:t>
-      </w:r>
-      <w:r>
-        <w:rPr>
-          <w:rFonts w:ascii="Calibri" w:hAnsi="Calibri" w:cs="Calibri"/>
-          <w:sz w:val="22"/>
-          <w:szCs w:val="22"/>
-        </w:rPr>
-        <w:t>mechanisms</w:t>
-      </w:r>
-      <w:r>
-        <w:rPr>
-          <w:rFonts w:ascii="Calibri" w:hAnsi="Calibri" w:cs="Calibri"/>
-          <w:sz w:val="22"/>
-          <w:szCs w:val="22"/>
-        </w:rPr>
-        <w:t xml:space="preserve"> and the </w:t>
-      </w:r>
-      <w:r>
-        <w:rPr>
-          <w:rFonts w:ascii="Calibri" w:hAnsi="Calibri" w:cs="Calibri"/>
-          <w:sz w:val="22"/>
-          <w:szCs w:val="22"/>
-        </w:rPr>
-        <w:t>observable</w:t>
-      </w:r>
-      <w:r>
-        <w:rPr>
-          <w:rFonts w:ascii="Calibri" w:hAnsi="Calibri" w:cs="Calibri"/>
-          <w:sz w:val="22"/>
-          <w:szCs w:val="22"/>
-        </w:rPr>
-        <w:t xml:space="preserve"> effects. </w:t>
-      </w:r>
-      <w:r>
-        <w:rPr>
-          <w:rFonts w:ascii="Calibri" w:hAnsi="Calibri" w:cs="Calibri"/>
-          <w:sz w:val="22"/>
-          <w:szCs w:val="22"/>
-        </w:rPr>
-        <w:t>Could</w:t>
-      </w:r>
-      <w:r>
-        <w:rPr>
-          <w:rFonts w:ascii="Calibri" w:hAnsi="Calibri" w:cs="Calibri"/>
-          <w:sz w:val="22"/>
-          <w:szCs w:val="22"/>
-        </w:rPr>
-        <w:t xml:space="preserve"> collect </w:t>
-      </w:r>
-      <w:r>
-        <w:rPr>
-          <w:rFonts w:ascii="Calibri" w:hAnsi="Calibri" w:cs="Calibri"/>
-          <w:sz w:val="22"/>
-          <w:szCs w:val="22"/>
-        </w:rPr>
-        <w:t>quantitative</w:t>
-      </w:r>
-      <w:r>
-        <w:rPr>
-          <w:rFonts w:ascii="Calibri" w:hAnsi="Calibri" w:cs="Calibri"/>
-          <w:sz w:val="22"/>
-          <w:szCs w:val="22"/>
-        </w:rPr>
-        <w:t xml:space="preserve"> or qualitative data, uncover power relations, and research that leads to action.</w:t>
-      </w:r>
-    </w:p>
-    <w:p>
-      <w:pPr>
-        <w:rPr>
-          <w:rFonts w:ascii="Calibri" w:hAnsi="Calibri" w:cs="Calibri"/>
-          <w:sz w:val="22"/>
-          <w:szCs w:val="22"/>
-        </w:rPr>
-      </w:pPr>
+        <w:t>Realism-Reality exists outside of the researcher, and this can be studied objectively like natural sciences. But the social reality is underpinned by invisible but powerful structures or mechanisms. Therefore, the main goal of the realist is to identify the hidden mechanisms and the observable effects. Could collect quantitative or qualitative data, uncover power relations, and research that leads to action.</w:t>
+      </w:r>
     </w:p>
     <w:p>
       <w:pPr>
@@ -1266,40 +925,7 @@
           <w:szCs w:val="22"/>
           <w:u w:val="single"/>
         </w:rPr>
-        <w:t xml:space="preserve">Step </w:t>
-      </w:r>
-      <w:r>
-        <w:rPr>
-          <w:rFonts w:ascii="Calibri" w:hAnsi="Calibri" w:cs="Calibri"/>
-          <w:b/>
-          <w:bCs/>
-          <w:sz w:val="22"/>
-          <w:szCs w:val="22"/>
-          <w:u w:val="single"/>
-        </w:rPr>
-        <w:t>2</w:t>
-      </w:r>
-      <w:r>
-        <w:rPr>
-          <w:rFonts w:ascii="Calibri" w:hAnsi="Calibri" w:cs="Calibri"/>
-          <w:b/>
-          <w:bCs/>
-          <w:sz w:val="22"/>
-          <w:szCs w:val="22"/>
-          <w:u w:val="single"/>
-        </w:rPr>
-        <w:t xml:space="preserve">: </w:t>
-      </w:r>
-      <w:r>
-        <w:rPr>
-          <w:rFonts w:ascii="Calibri" w:hAnsi="Calibri" w:cs="Calibri"/>
-          <w:b/>
-          <w:bCs/>
-          <w:sz w:val="22"/>
-          <w:szCs w:val="22"/>
-          <w:u w:val="single"/>
-        </w:rPr>
-        <w:t xml:space="preserve">Research Questions </w:t>
+        <w:t xml:space="preserve">Step 2: Research Questions </w:t>
       </w:r>
     </w:p>
     <w:p>
@@ -1459,32 +1085,32 @@
           <w:sz w:val="22"/>
           <w:szCs w:val="22"/>
         </w:rPr>
+        <w:t>Evaluation research:</w:t>
+      </w:r>
+      <w:r>
+        <w:rPr>
+          <w:rFonts w:ascii="Calibri" w:hAnsi="Calibri" w:cs="Calibri"/>
+          <w:sz w:val="22"/>
+          <w:szCs w:val="22"/>
+        </w:rPr>
+        <w:t xml:space="preserve"> Assesses the effectiveness, impact, or value of a program, policy, intervention, or process.</w:t>
+      </w:r>
+    </w:p>
+    <w:p>
+      <w:pPr>
+        <w:rPr>
+          <w:rFonts w:ascii="Calibri" w:hAnsi="Calibri" w:cs="Calibri"/>
+          <w:sz w:val="22"/>
+          <w:szCs w:val="22"/>
+        </w:rPr>
+      </w:pPr>
+      <w:r>
+        <w:rPr>
+          <w:rFonts w:ascii="Calibri" w:hAnsi="Calibri" w:cs="Calibri"/>
+          <w:sz w:val="22"/>
+          <w:szCs w:val="22"/>
+        </w:rPr>
         <w:lastRenderedPageBreak/>
-        <w:t>Evaluation research:</w:t>
-      </w:r>
-      <w:r>
-        <w:rPr>
-          <w:rFonts w:ascii="Calibri" w:hAnsi="Calibri" w:cs="Calibri"/>
-          <w:sz w:val="22"/>
-          <w:szCs w:val="22"/>
-        </w:rPr>
-        <w:t xml:space="preserve"> Assesses the effectiveness, impact, or value of a program, policy, intervention, or process.</w:t>
-      </w:r>
-    </w:p>
-    <w:p>
-      <w:pPr>
-        <w:rPr>
-          <w:rFonts w:ascii="Calibri" w:hAnsi="Calibri" w:cs="Calibri"/>
-          <w:sz w:val="22"/>
-          <w:szCs w:val="22"/>
-        </w:rPr>
-      </w:pPr>
-      <w:r>
-        <w:rPr>
-          <w:rFonts w:ascii="Calibri" w:hAnsi="Calibri" w:cs="Calibri"/>
-          <w:sz w:val="22"/>
-          <w:szCs w:val="22"/>
-        </w:rPr>
         <w:t>Some research questions may combine elements of more than one type.</w:t>
       </w:r>
     </w:p>
@@ -1545,6 +1171,7 @@
       <w:r>
         <w:rPr>
           <w:rFonts w:ascii="Calibri" w:hAnsi="Calibri" w:cs="Calibri"/>
+          <w:noProof/>
           <w:sz w:val="22"/>
           <w:szCs w:val="22"/>
         </w:rPr>
@@ -1661,6 +1288,7 @@
       <w:r>
         <w:rPr>
           <w:rFonts w:ascii="Calibri" w:hAnsi="Calibri" w:cs="Calibri"/>
+          <w:noProof/>
           <w:sz w:val="22"/>
           <w:szCs w:val="22"/>
         </w:rPr>
@@ -1723,6 +1351,7 @@
       <w:r>
         <w:rPr>
           <w:rFonts w:ascii="Calibri" w:hAnsi="Calibri" w:cs="Calibri"/>
+          <w:noProof/>
           <w:sz w:val="22"/>
           <w:szCs w:val="22"/>
         </w:rPr>
@@ -1785,6 +1414,7 @@
       <w:r>
         <w:rPr>
           <w:rFonts w:ascii="Calibri" w:hAnsi="Calibri" w:cs="Calibri"/>
+          <w:noProof/>
           <w:sz w:val="22"/>
           <w:szCs w:val="22"/>
         </w:rPr>
@@ -1844,6 +1474,7 @@
       <w:r>
         <w:rPr>
           <w:rFonts w:ascii="Calibri" w:hAnsi="Calibri" w:cs="Calibri"/>
+          <w:noProof/>
           <w:sz w:val="22"/>
           <w:szCs w:val="22"/>
         </w:rPr>
@@ -2013,6 +1644,60 @@
         <w:tabs>
           <w:tab w:val="left" w:pos="1005"/>
         </w:tabs>
+        <w:jc w:val="center"/>
+        <w:rPr>
+          <w:rFonts w:ascii="Calibri" w:hAnsi="Calibri" w:cs="Calibri"/>
+          <w:b/>
+          <w:bCs/>
+          <w:u w:val="single"/>
+        </w:rPr>
+      </w:pPr>
+      <w:r>
+        <w:rPr>
+          <w:rFonts w:ascii="Calibri" w:hAnsi="Calibri" w:cs="Calibri"/>
+          <w:b/>
+          <w:bCs/>
+          <w:u w:val="single"/>
+        </w:rPr>
+        <w:t>Step 3: Mitigating considerations</w:t>
+      </w:r>
+      <w:r>
+        <w:rPr>
+          <w:rFonts w:ascii="Calibri" w:hAnsi="Calibri" w:cs="Calibri"/>
+          <w:b/>
+          <w:bCs/>
+          <w:u w:val="single"/>
+        </w:rPr>
+        <w:t xml:space="preserve"> (Data and Ethics)</w:t>
+      </w:r>
+    </w:p>
+    <w:p>
+      <w:pPr>
+        <w:tabs>
+          <w:tab w:val="left" w:pos="1005"/>
+        </w:tabs>
+        <w:rPr>
+          <w:rFonts w:ascii="Calibri" w:hAnsi="Calibri" w:cs="Calibri"/>
+          <w:b/>
+          <w:bCs/>
+          <w:u w:val="single"/>
+        </w:rPr>
+      </w:pPr>
+      <w:r>
+        <w:rPr>
+          <w:rFonts w:ascii="Calibri" w:hAnsi="Calibri" w:cs="Calibri"/>
+          <w:b/>
+          <w:bCs/>
+          <w:u w:val="single"/>
+        </w:rPr>
+        <w:t xml:space="preserve">The role of data: </w:t>
+      </w:r>
+    </w:p>
+    <w:p>
+      <w:pPr>
+        <w:tabs>
+          <w:tab w:val="left" w:pos="1005"/>
+        </w:tabs>
         <w:rPr>
           <w:rFonts w:ascii="Calibri" w:hAnsi="Calibri" w:cs="Calibri"/>
         </w:rPr>
@@ -2022,22 +1707,812 @@
           <w:rFonts w:ascii="Calibri" w:hAnsi="Calibri" w:cs="Calibri"/>
         </w:rPr>
         <w:lastRenderedPageBreak/>
-        <w:t xml:space="preserve">Mitigating </w:t>
-      </w:r>
-      <w:proofErr w:type="gramStart"/>
-      <w:r>
-        <w:rPr>
-          <w:rFonts w:ascii="Calibri" w:hAnsi="Calibri" w:cs="Calibri"/>
-        </w:rPr>
-        <w:t>sections( ethical</w:t>
-      </w:r>
-      <w:proofErr w:type="gramEnd"/>
-      <w:r>
-        <w:rPr>
-          <w:rFonts w:ascii="Calibri" w:hAnsi="Calibri" w:cs="Calibri"/>
-        </w:rPr>
-        <w:t xml:space="preserve"> and data to follow)</w:t>
-      </w:r>
+        <w:t xml:space="preserve">We cannot simply know social phenomena. Therefore, data is used as a proxy to infer what happens to social </w:t>
+      </w:r>
+      <w:r>
+        <w:rPr>
+          <w:rFonts w:ascii="Calibri" w:hAnsi="Calibri" w:cs="Calibri"/>
+        </w:rPr>
+        <w:t>phenomena.</w:t>
+      </w:r>
+      <w:r>
+        <w:rPr>
+          <w:rFonts w:ascii="Calibri" w:hAnsi="Calibri" w:cs="Calibri"/>
+        </w:rPr>
+        <w:t xml:space="preserve"> There are a few things to consider with data: </w:t>
+      </w:r>
+    </w:p>
+    <w:p>
+      <w:pPr>
+        <w:pStyle w:val="ListParagraph"/>
+        <w:numPr>
+          <w:ilvl w:val="0"/>
+          <w:numId w:val="11"/>
+        </w:numPr>
+        <w:tabs>
+          <w:tab w:val="left" w:pos="1005"/>
+        </w:tabs>
+        <w:rPr>
+          <w:rFonts w:ascii="Calibri" w:hAnsi="Calibri" w:cs="Calibri"/>
+        </w:rPr>
+      </w:pPr>
+      <w:r>
+        <w:rPr>
+          <w:rFonts w:ascii="Calibri" w:hAnsi="Calibri" w:cs="Calibri"/>
+        </w:rPr>
+        <w:t xml:space="preserve">There are various forms of data: </w:t>
+      </w:r>
+      <w:r>
+        <w:rPr>
+          <w:rFonts w:ascii="Calibri" w:hAnsi="Calibri" w:cs="Calibri"/>
+        </w:rPr>
+        <w:t xml:space="preserve"> </w:t>
+      </w:r>
+    </w:p>
+    <w:p>
+      <w:pPr>
+        <w:pStyle w:val="ListParagraph"/>
+        <w:numPr>
+          <w:ilvl w:val="0"/>
+          <w:numId w:val="10"/>
+        </w:numPr>
+        <w:tabs>
+          <w:tab w:val="left" w:pos="1005"/>
+        </w:tabs>
+        <w:rPr>
+          <w:rFonts w:ascii="Calibri" w:hAnsi="Calibri" w:cs="Calibri"/>
+        </w:rPr>
+      </w:pPr>
+      <w:r>
+        <w:rPr>
+          <w:rFonts w:ascii="Calibri" w:hAnsi="Calibri" w:cs="Calibri"/>
+        </w:rPr>
+        <w:t>Spoken and written te</w:t>
+      </w:r>
+      <w:r>
+        <w:rPr>
+          <w:rFonts w:ascii="Calibri" w:hAnsi="Calibri" w:cs="Calibri"/>
+        </w:rPr>
+        <w:t xml:space="preserve">xt </w:t>
+      </w:r>
+    </w:p>
+    <w:p>
+      <w:pPr>
+        <w:pStyle w:val="ListParagraph"/>
+        <w:numPr>
+          <w:ilvl w:val="0"/>
+          <w:numId w:val="10"/>
+        </w:numPr>
+        <w:tabs>
+          <w:tab w:val="left" w:pos="1005"/>
+        </w:tabs>
+        <w:rPr>
+          <w:rFonts w:ascii="Calibri" w:hAnsi="Calibri" w:cs="Calibri"/>
+        </w:rPr>
+      </w:pPr>
+      <w:r>
+        <w:rPr>
+          <w:rFonts w:ascii="Calibri" w:hAnsi="Calibri" w:cs="Calibri"/>
+        </w:rPr>
+        <w:t xml:space="preserve">Non-verbal communication </w:t>
+      </w:r>
+    </w:p>
+    <w:p>
+      <w:pPr>
+        <w:pStyle w:val="ListParagraph"/>
+        <w:numPr>
+          <w:ilvl w:val="0"/>
+          <w:numId w:val="10"/>
+        </w:numPr>
+        <w:tabs>
+          <w:tab w:val="left" w:pos="1005"/>
+        </w:tabs>
+        <w:rPr>
+          <w:rFonts w:ascii="Calibri" w:hAnsi="Calibri" w:cs="Calibri"/>
+        </w:rPr>
+      </w:pPr>
+      <w:r>
+        <w:rPr>
+          <w:rFonts w:ascii="Calibri" w:hAnsi="Calibri" w:cs="Calibri"/>
+        </w:rPr>
+        <w:t>Factual data</w:t>
+      </w:r>
+      <w:r>
+        <w:rPr>
+          <w:rFonts w:ascii="Calibri" w:hAnsi="Calibri" w:cs="Calibri"/>
+        </w:rPr>
+        <w:t xml:space="preserve">- through observation or through the knowledge of the owner. </w:t>
+      </w:r>
+    </w:p>
+    <w:p>
+      <w:pPr>
+        <w:pStyle w:val="ListParagraph"/>
+        <w:numPr>
+          <w:ilvl w:val="0"/>
+          <w:numId w:val="10"/>
+        </w:numPr>
+        <w:tabs>
+          <w:tab w:val="left" w:pos="1005"/>
+        </w:tabs>
+        <w:rPr>
+          <w:rFonts w:ascii="Calibri" w:hAnsi="Calibri" w:cs="Calibri"/>
+        </w:rPr>
+      </w:pPr>
+      <w:r>
+        <w:rPr>
+          <w:rFonts w:ascii="Calibri" w:hAnsi="Calibri" w:cs="Calibri"/>
+        </w:rPr>
+        <w:t xml:space="preserve">Value statements </w:t>
+      </w:r>
+      <w:r>
+        <w:rPr>
+          <w:rFonts w:ascii="Calibri" w:hAnsi="Calibri" w:cs="Calibri"/>
+        </w:rPr>
+        <w:t>- Indications</w:t>
+      </w:r>
+      <w:r>
+        <w:rPr>
+          <w:rFonts w:ascii="Calibri" w:hAnsi="Calibri" w:cs="Calibri"/>
+        </w:rPr>
+        <w:t xml:space="preserve"> of opinions from their own judgement or criteria. </w:t>
+      </w:r>
+    </w:p>
+    <w:p>
+      <w:pPr>
+        <w:pStyle w:val="ListParagraph"/>
+        <w:numPr>
+          <w:ilvl w:val="0"/>
+          <w:numId w:val="11"/>
+        </w:numPr>
+        <w:tabs>
+          <w:tab w:val="left" w:pos="1005"/>
+        </w:tabs>
+        <w:rPr>
+          <w:rFonts w:ascii="Calibri" w:hAnsi="Calibri" w:cs="Calibri"/>
+        </w:rPr>
+      </w:pPr>
+      <w:r>
+        <w:rPr>
+          <w:rFonts w:ascii="Calibri" w:hAnsi="Calibri" w:cs="Calibri"/>
+        </w:rPr>
+        <w:t xml:space="preserve">One should also think about how the data is </w:t>
+      </w:r>
+      <w:r>
+        <w:rPr>
+          <w:rFonts w:ascii="Calibri" w:hAnsi="Calibri" w:cs="Calibri"/>
+        </w:rPr>
+        <w:t>structured</w:t>
+      </w:r>
+      <w:r>
+        <w:rPr>
+          <w:rFonts w:ascii="Calibri" w:hAnsi="Calibri" w:cs="Calibri"/>
+        </w:rPr>
+        <w:t xml:space="preserve"> (</w:t>
+      </w:r>
+      <w:r>
+        <w:rPr>
+          <w:rFonts w:ascii="Calibri" w:hAnsi="Calibri" w:cs="Calibri"/>
+        </w:rPr>
+        <w:t>Chronologically</w:t>
+      </w:r>
+      <w:r>
+        <w:rPr>
+          <w:rFonts w:ascii="Calibri" w:hAnsi="Calibri" w:cs="Calibri"/>
+        </w:rPr>
+        <w:t xml:space="preserve">, </w:t>
+      </w:r>
+      <w:r>
+        <w:rPr>
+          <w:rFonts w:ascii="Calibri" w:hAnsi="Calibri" w:cs="Calibri"/>
+        </w:rPr>
+        <w:t>focus on specific parts, could start with context setting)</w:t>
+      </w:r>
+    </w:p>
+    <w:p>
+      <w:pPr>
+        <w:pStyle w:val="ListParagraph"/>
+        <w:numPr>
+          <w:ilvl w:val="0"/>
+          <w:numId w:val="11"/>
+        </w:numPr>
+        <w:tabs>
+          <w:tab w:val="left" w:pos="1005"/>
+        </w:tabs>
+        <w:rPr>
+          <w:rFonts w:ascii="Calibri" w:hAnsi="Calibri" w:cs="Calibri"/>
+        </w:rPr>
+      </w:pPr>
+      <w:r>
+        <w:rPr>
+          <w:rFonts w:ascii="Calibri" w:hAnsi="Calibri" w:cs="Calibri"/>
+        </w:rPr>
+        <w:t xml:space="preserve">Data itself constructed by individuals or through entities. Therefore, one needs to think about what the data </w:t>
+      </w:r>
+      <w:r>
+        <w:rPr>
+          <w:rFonts w:ascii="Calibri" w:hAnsi="Calibri" w:cs="Calibri"/>
+          <w:b/>
+          <w:bCs/>
+        </w:rPr>
+        <w:t>contents</w:t>
+      </w:r>
+      <w:r>
+        <w:rPr>
+          <w:rFonts w:ascii="Calibri" w:hAnsi="Calibri" w:cs="Calibri"/>
+        </w:rPr>
+        <w:t xml:space="preserve"> are and then what it </w:t>
+      </w:r>
+      <w:r>
+        <w:rPr>
+          <w:rFonts w:ascii="Calibri" w:hAnsi="Calibri" w:cs="Calibri"/>
+          <w:b/>
+          <w:bCs/>
+        </w:rPr>
+        <w:t>means</w:t>
+      </w:r>
+      <w:r>
+        <w:rPr>
+          <w:rFonts w:ascii="Calibri" w:hAnsi="Calibri" w:cs="Calibri"/>
+          <w:b/>
+          <w:bCs/>
+        </w:rPr>
+        <w:t xml:space="preserve">. </w:t>
+      </w:r>
+    </w:p>
+    <w:p>
+      <w:pPr>
+        <w:pStyle w:val="ListParagraph"/>
+        <w:numPr>
+          <w:ilvl w:val="0"/>
+          <w:numId w:val="11"/>
+        </w:numPr>
+        <w:tabs>
+          <w:tab w:val="left" w:pos="1005"/>
+        </w:tabs>
+        <w:rPr>
+          <w:rFonts w:ascii="Calibri" w:hAnsi="Calibri" w:cs="Calibri"/>
+        </w:rPr>
+      </w:pPr>
+      <w:r>
+        <w:rPr>
+          <w:rFonts w:ascii="Calibri" w:hAnsi="Calibri" w:cs="Calibri"/>
+        </w:rPr>
+        <w:t>Primary data</w:t>
+      </w:r>
+      <w:r>
+        <w:rPr>
+          <w:rFonts w:ascii="Calibri" w:hAnsi="Calibri" w:cs="Calibri"/>
+        </w:rPr>
+        <w:t xml:space="preserve"> c</w:t>
+      </w:r>
+      <w:r>
+        <w:rPr>
+          <w:rFonts w:ascii="Calibri" w:hAnsi="Calibri" w:cs="Calibri"/>
+        </w:rPr>
+        <w:t>reated by the individual)</w:t>
+      </w:r>
+      <w:r>
+        <w:rPr>
+          <w:rFonts w:ascii="Calibri" w:hAnsi="Calibri" w:cs="Calibri"/>
+        </w:rPr>
+        <w:t xml:space="preserve"> </w:t>
+      </w:r>
+      <w:r>
+        <w:rPr>
+          <w:rFonts w:ascii="Calibri" w:hAnsi="Calibri" w:cs="Calibri"/>
+        </w:rPr>
+        <w:t xml:space="preserve">and secondary </w:t>
+      </w:r>
+      <w:r>
+        <w:rPr>
+          <w:rFonts w:ascii="Calibri" w:hAnsi="Calibri" w:cs="Calibri"/>
+        </w:rPr>
+        <w:t>data</w:t>
+      </w:r>
+      <w:r>
+        <w:rPr>
+          <w:rFonts w:ascii="Calibri" w:hAnsi="Calibri" w:cs="Calibri"/>
+        </w:rPr>
+        <w:t xml:space="preserve"> (</w:t>
+      </w:r>
+      <w:r>
+        <w:rPr>
+          <w:rFonts w:ascii="Calibri" w:hAnsi="Calibri" w:cs="Calibri"/>
+        </w:rPr>
+        <w:t>Produced</w:t>
+      </w:r>
+      <w:r>
+        <w:rPr>
+          <w:rFonts w:ascii="Calibri" w:hAnsi="Calibri" w:cs="Calibri"/>
+        </w:rPr>
+        <w:t xml:space="preserve"> by others)</w:t>
+      </w:r>
+      <w:r>
+        <w:rPr>
+          <w:rFonts w:ascii="Calibri" w:hAnsi="Calibri" w:cs="Calibri"/>
+        </w:rPr>
+        <w:t xml:space="preserve"> have different strengths and weaknesses</w:t>
+      </w:r>
+      <w:r>
+        <w:rPr>
+          <w:rFonts w:ascii="Calibri" w:hAnsi="Calibri" w:cs="Calibri"/>
+        </w:rPr>
+        <w:t>.</w:t>
+      </w:r>
+    </w:p>
+    <w:p>
+      <w:pPr>
+        <w:pStyle w:val="ListParagraph"/>
+        <w:numPr>
+          <w:ilvl w:val="0"/>
+          <w:numId w:val="11"/>
+        </w:numPr>
+        <w:tabs>
+          <w:tab w:val="left" w:pos="1005"/>
+        </w:tabs>
+        <w:rPr>
+          <w:rFonts w:ascii="Calibri" w:hAnsi="Calibri" w:cs="Calibri"/>
+        </w:rPr>
+      </w:pPr>
+      <w:r>
+        <w:rPr>
+          <w:rFonts w:ascii="Calibri" w:hAnsi="Calibri" w:cs="Calibri"/>
+        </w:rPr>
+        <w:t xml:space="preserve">Data and approaches: </w:t>
+      </w:r>
+    </w:p>
+    <w:p>
+      <w:pPr>
+        <w:tabs>
+          <w:tab w:val="left" w:pos="1005"/>
+        </w:tabs>
+        <w:rPr>
+          <w:rFonts w:ascii="Calibri" w:hAnsi="Calibri" w:cs="Calibri"/>
+        </w:rPr>
+      </w:pPr>
+      <w:r>
+        <w:rPr>
+          <w:rFonts w:ascii="Calibri" w:hAnsi="Calibri" w:cs="Calibri"/>
+        </w:rPr>
+        <w:t>Positivist -----</w:t>
+      </w:r>
+      <w:r>
+        <w:rPr>
+          <w:rFonts w:ascii="Calibri" w:hAnsi="Calibri" w:cs="Calibri"/>
+        </w:rPr>
+        <w:t>&gt;</w:t>
+      </w:r>
+      <w:r>
+        <w:rPr>
+          <w:rFonts w:ascii="Calibri" w:hAnsi="Calibri" w:cs="Calibri"/>
+        </w:rPr>
+        <w:t>Factual and Value ------</w:t>
+      </w:r>
+      <w:r>
+        <w:rPr>
+          <w:rFonts w:ascii="Calibri" w:hAnsi="Calibri" w:cs="Calibri"/>
+        </w:rPr>
+        <w:t>&gt;</w:t>
+      </w:r>
+      <w:r>
+        <w:rPr>
+          <w:rFonts w:ascii="Calibri" w:hAnsi="Calibri" w:cs="Calibri"/>
+        </w:rPr>
+        <w:t xml:space="preserve"> Quantitative Methods</w:t>
+      </w:r>
+      <w:r>
+        <w:rPr>
+          <w:rFonts w:ascii="Calibri" w:hAnsi="Calibri" w:cs="Calibri"/>
+        </w:rPr>
+        <w:t xml:space="preserve"> </w:t>
+      </w:r>
+      <w:r>
+        <w:rPr>
+          <w:rFonts w:ascii="Calibri" w:hAnsi="Calibri" w:cs="Calibri"/>
+        </w:rPr>
+        <w:t xml:space="preserve"> </w:t>
+      </w:r>
+    </w:p>
+    <w:p>
+      <w:pPr>
+        <w:tabs>
+          <w:tab w:val="left" w:pos="1005"/>
+        </w:tabs>
+        <w:rPr>
+          <w:rFonts w:ascii="Calibri" w:hAnsi="Calibri" w:cs="Calibri"/>
+        </w:rPr>
+      </w:pPr>
+      <w:r>
+        <w:rPr>
+          <w:rFonts w:ascii="Calibri" w:hAnsi="Calibri" w:cs="Calibri"/>
+        </w:rPr>
+        <w:t xml:space="preserve">Interpretivist </w:t>
+      </w:r>
+      <w:r>
+        <w:rPr>
+          <w:rFonts w:ascii="Calibri" w:hAnsi="Calibri" w:cs="Calibri"/>
+        </w:rPr>
+        <w:t>-----&gt;</w:t>
+      </w:r>
+      <w:r>
+        <w:rPr>
+          <w:rFonts w:ascii="Calibri" w:hAnsi="Calibri" w:cs="Calibri"/>
+        </w:rPr>
+        <w:t>Language +</w:t>
+      </w:r>
+      <w:r>
+        <w:rPr>
+          <w:rFonts w:ascii="Calibri" w:hAnsi="Calibri" w:cs="Calibri"/>
+        </w:rPr>
+        <w:t xml:space="preserve"> </w:t>
+      </w:r>
+      <w:r>
+        <w:rPr>
+          <w:rFonts w:ascii="Calibri" w:hAnsi="Calibri" w:cs="Calibri"/>
+        </w:rPr>
+        <w:t>Spoken, Written &amp; Nonverbal</w:t>
+      </w:r>
+      <w:r>
+        <w:rPr>
+          <w:rFonts w:ascii="Calibri" w:hAnsi="Calibri" w:cs="Calibri"/>
+        </w:rPr>
+        <w:t>------&gt; Qua</w:t>
+      </w:r>
+      <w:r>
+        <w:rPr>
+          <w:rFonts w:ascii="Calibri" w:hAnsi="Calibri" w:cs="Calibri"/>
+        </w:rPr>
+        <w:t>li</w:t>
+      </w:r>
+      <w:r>
+        <w:rPr>
+          <w:rFonts w:ascii="Calibri" w:hAnsi="Calibri" w:cs="Calibri"/>
+        </w:rPr>
+        <w:t xml:space="preserve">tative Methods  </w:t>
+      </w:r>
+    </w:p>
+    <w:p>
+      <w:pPr>
+        <w:tabs>
+          <w:tab w:val="left" w:pos="1005"/>
+        </w:tabs>
+        <w:rPr>
+          <w:rFonts w:ascii="Calibri" w:hAnsi="Calibri" w:cs="Calibri"/>
+        </w:rPr>
+      </w:pPr>
+      <w:r>
+        <w:rPr>
+          <w:rFonts w:ascii="Calibri" w:hAnsi="Calibri" w:cs="Calibri"/>
+        </w:rPr>
+        <w:t xml:space="preserve"> </w:t>
+      </w:r>
+      <w:r>
+        <w:rPr>
+          <w:rFonts w:ascii="Calibri" w:hAnsi="Calibri" w:cs="Calibri"/>
+        </w:rPr>
+        <w:tab/>
+      </w:r>
+      <w:r>
+        <w:rPr>
+          <w:rFonts w:ascii="Calibri" w:hAnsi="Calibri" w:cs="Calibri"/>
+        </w:rPr>
+        <w:t>*</w:t>
+      </w:r>
+      <w:r>
+        <w:rPr>
+          <w:rFonts w:ascii="Calibri" w:hAnsi="Calibri" w:cs="Calibri"/>
+        </w:rPr>
+        <w:t>Increasingly there</w:t>
+      </w:r>
+      <w:r>
+        <w:rPr>
+          <w:rFonts w:ascii="Calibri" w:hAnsi="Calibri" w:cs="Calibri"/>
+        </w:rPr>
+        <w:t xml:space="preserve"> is </w:t>
+      </w:r>
+      <w:r>
+        <w:rPr>
+          <w:rFonts w:ascii="Calibri" w:hAnsi="Calibri" w:cs="Calibri"/>
+        </w:rPr>
+        <w:t xml:space="preserve">the adoption of mixed methods approaches. </w:t>
+      </w:r>
+    </w:p>
+    <w:p>
+      <w:pPr>
+        <w:tabs>
+          <w:tab w:val="left" w:pos="1005"/>
+        </w:tabs>
+        <w:rPr>
+          <w:rFonts w:ascii="Calibri" w:hAnsi="Calibri" w:cs="Calibri"/>
+        </w:rPr>
+      </w:pPr>
+    </w:p>
+    <w:p>
+      <w:pPr>
+        <w:tabs>
+          <w:tab w:val="left" w:pos="1005"/>
+        </w:tabs>
+        <w:rPr>
+          <w:rFonts w:ascii="Calibri" w:hAnsi="Calibri" w:cs="Calibri"/>
+          <w:b/>
+          <w:bCs/>
+          <w:u w:val="single"/>
+        </w:rPr>
+      </w:pPr>
+      <w:r>
+        <w:rPr>
+          <w:rFonts w:ascii="Calibri" w:hAnsi="Calibri" w:cs="Calibri"/>
+          <w:b/>
+          <w:bCs/>
+          <w:u w:val="single"/>
+        </w:rPr>
+        <w:t xml:space="preserve">The role </w:t>
+      </w:r>
+      <w:r>
+        <w:rPr>
+          <w:rFonts w:ascii="Calibri" w:hAnsi="Calibri" w:cs="Calibri"/>
+          <w:b/>
+          <w:bCs/>
+          <w:u w:val="single"/>
+        </w:rPr>
+        <w:t>of Ethics</w:t>
+      </w:r>
+      <w:r>
+        <w:rPr>
+          <w:rFonts w:ascii="Calibri" w:hAnsi="Calibri" w:cs="Calibri"/>
+          <w:b/>
+          <w:bCs/>
+          <w:u w:val="single"/>
+        </w:rPr>
+        <w:t>:</w:t>
+      </w:r>
+    </w:p>
+    <w:p>
+      <w:pPr>
+        <w:tabs>
+          <w:tab w:val="left" w:pos="1005"/>
+        </w:tabs>
+        <w:rPr>
+          <w:rFonts w:ascii="Calibri" w:hAnsi="Calibri" w:cs="Calibri"/>
+        </w:rPr>
+      </w:pPr>
+      <w:r>
+        <w:rPr>
+          <w:rFonts w:ascii="Calibri" w:hAnsi="Calibri" w:cs="Calibri"/>
+        </w:rPr>
+        <w:t xml:space="preserve">Ethics: </w:t>
+      </w:r>
+      <w:r>
+        <w:rPr>
+          <w:rFonts w:ascii="Calibri" w:hAnsi="Calibri" w:cs="Calibri"/>
+        </w:rPr>
+        <w:t>Social and</w:t>
+      </w:r>
+      <w:r>
+        <w:rPr>
+          <w:rFonts w:ascii="Calibri" w:hAnsi="Calibri" w:cs="Calibri"/>
+        </w:rPr>
+        <w:t xml:space="preserve"> moral values involved in undertaking social research. </w:t>
+      </w:r>
+    </w:p>
+    <w:p>
+      <w:pPr>
+        <w:tabs>
+          <w:tab w:val="left" w:pos="1005"/>
+        </w:tabs>
+        <w:rPr>
+          <w:rFonts w:ascii="Calibri" w:hAnsi="Calibri" w:cs="Calibri"/>
+        </w:rPr>
+      </w:pPr>
+      <w:r>
+        <w:rPr>
+          <w:rFonts w:ascii="Calibri" w:hAnsi="Calibri" w:cs="Calibri"/>
+        </w:rPr>
+        <w:t xml:space="preserve">Things to consider: </w:t>
+      </w:r>
+    </w:p>
+    <w:p>
+      <w:pPr>
+        <w:pStyle w:val="ListParagraph"/>
+        <w:numPr>
+          <w:ilvl w:val="0"/>
+          <w:numId w:val="10"/>
+        </w:numPr>
+        <w:tabs>
+          <w:tab w:val="left" w:pos="1005"/>
+        </w:tabs>
+        <w:rPr>
+          <w:rFonts w:ascii="Calibri" w:hAnsi="Calibri" w:cs="Calibri"/>
+        </w:rPr>
+      </w:pPr>
+      <w:r>
+        <w:rPr>
+          <w:rFonts w:ascii="Calibri" w:hAnsi="Calibri" w:cs="Calibri"/>
+        </w:rPr>
+        <w:t>Ethics approvals?</w:t>
+      </w:r>
+    </w:p>
+    <w:p>
+      <w:pPr>
+        <w:pStyle w:val="ListParagraph"/>
+        <w:numPr>
+          <w:ilvl w:val="0"/>
+          <w:numId w:val="10"/>
+        </w:numPr>
+        <w:tabs>
+          <w:tab w:val="left" w:pos="1005"/>
+        </w:tabs>
+        <w:rPr>
+          <w:rFonts w:ascii="Calibri" w:hAnsi="Calibri" w:cs="Calibri"/>
+        </w:rPr>
+      </w:pPr>
+      <w:r>
+        <w:rPr>
+          <w:rFonts w:ascii="Calibri" w:hAnsi="Calibri" w:cs="Calibri"/>
+        </w:rPr>
+        <w:t>Informed Consent</w:t>
+      </w:r>
+    </w:p>
+    <w:p>
+      <w:pPr>
+        <w:pStyle w:val="ListParagraph"/>
+        <w:numPr>
+          <w:ilvl w:val="1"/>
+          <w:numId w:val="10"/>
+        </w:numPr>
+        <w:tabs>
+          <w:tab w:val="left" w:pos="1005"/>
+        </w:tabs>
+        <w:rPr>
+          <w:rFonts w:ascii="Calibri" w:hAnsi="Calibri" w:cs="Calibri"/>
+        </w:rPr>
+      </w:pPr>
+      <w:r>
+        <w:rPr>
+          <w:rFonts w:ascii="Calibri" w:hAnsi="Calibri" w:cs="Calibri"/>
+        </w:rPr>
+        <w:t xml:space="preserve">Consent should be freely given, information, risks, </w:t>
+      </w:r>
+      <w:r>
+        <w:rPr>
+          <w:rFonts w:ascii="Calibri" w:hAnsi="Calibri" w:cs="Calibri"/>
+        </w:rPr>
+        <w:t xml:space="preserve">Informed consent. </w:t>
+      </w:r>
+    </w:p>
+    <w:p>
+      <w:pPr>
+        <w:pStyle w:val="ListParagraph"/>
+        <w:numPr>
+          <w:ilvl w:val="0"/>
+          <w:numId w:val="10"/>
+        </w:numPr>
+        <w:tabs>
+          <w:tab w:val="left" w:pos="1005"/>
+        </w:tabs>
+        <w:rPr>
+          <w:rFonts w:ascii="Calibri" w:hAnsi="Calibri" w:cs="Calibri"/>
+        </w:rPr>
+      </w:pPr>
+      <w:r>
+        <w:rPr>
+          <w:rFonts w:ascii="Calibri" w:hAnsi="Calibri" w:cs="Calibri"/>
+        </w:rPr>
+        <w:t>Power relationshi</w:t>
+      </w:r>
+      <w:r>
+        <w:rPr>
+          <w:rFonts w:ascii="Calibri" w:hAnsi="Calibri" w:cs="Calibri"/>
+        </w:rPr>
+        <w:t xml:space="preserve">ps </w:t>
+      </w:r>
+    </w:p>
+    <w:p>
+      <w:pPr>
+        <w:pStyle w:val="ListParagraph"/>
+        <w:numPr>
+          <w:ilvl w:val="0"/>
+          <w:numId w:val="10"/>
+        </w:numPr>
+        <w:tabs>
+          <w:tab w:val="left" w:pos="1005"/>
+        </w:tabs>
+        <w:rPr>
+          <w:rFonts w:ascii="Calibri" w:hAnsi="Calibri" w:cs="Calibri"/>
+        </w:rPr>
+      </w:pPr>
+      <w:r>
+        <w:rPr>
+          <w:rFonts w:ascii="Calibri" w:hAnsi="Calibri" w:cs="Calibri"/>
+        </w:rPr>
+        <w:t xml:space="preserve">Protection from harm </w:t>
+      </w:r>
+    </w:p>
+    <w:p>
+      <w:pPr>
+        <w:pStyle w:val="ListParagraph"/>
+        <w:numPr>
+          <w:ilvl w:val="1"/>
+          <w:numId w:val="10"/>
+        </w:numPr>
+        <w:tabs>
+          <w:tab w:val="left" w:pos="1005"/>
+        </w:tabs>
+        <w:rPr>
+          <w:rFonts w:ascii="Calibri" w:hAnsi="Calibri" w:cs="Calibri"/>
+        </w:rPr>
+      </w:pPr>
+      <w:r>
+        <w:rPr>
+          <w:rFonts w:ascii="Calibri" w:hAnsi="Calibri" w:cs="Calibri"/>
+        </w:rPr>
+        <w:t>Physical, psychological, Other consequence</w:t>
+      </w:r>
+      <w:r>
+        <w:rPr>
+          <w:rFonts w:ascii="Calibri" w:hAnsi="Calibri" w:cs="Calibri"/>
+        </w:rPr>
+        <w:t>s, Risk, confidentiality, Honesty, anonymity</w:t>
+      </w:r>
+      <w:r>
+        <w:rPr>
+          <w:rFonts w:ascii="Calibri" w:hAnsi="Calibri" w:cs="Calibri"/>
+        </w:rPr>
+        <w:t>, Data Protection. Cultural considerations.</w:t>
+      </w:r>
+    </w:p>
+    <w:p>
+      <w:pPr>
+        <w:pStyle w:val="ListParagraph"/>
+        <w:numPr>
+          <w:ilvl w:val="0"/>
+          <w:numId w:val="10"/>
+        </w:numPr>
+        <w:tabs>
+          <w:tab w:val="left" w:pos="1005"/>
+        </w:tabs>
+        <w:rPr>
+          <w:rFonts w:ascii="Calibri" w:hAnsi="Calibri" w:cs="Calibri"/>
+        </w:rPr>
+      </w:pPr>
+      <w:r>
+        <w:rPr>
+          <w:rFonts w:ascii="Calibri" w:hAnsi="Calibri" w:cs="Calibri"/>
+        </w:rPr>
+        <w:t>Key is for protection from harm?</w:t>
+      </w:r>
+      <w:r>
+        <w:rPr>
+          <w:rFonts w:ascii="Calibri" w:hAnsi="Calibri" w:cs="Calibri"/>
+        </w:rPr>
+        <w:t xml:space="preserve"> </w:t>
+      </w:r>
+      <w:r>
+        <w:rPr>
+          <w:rFonts w:ascii="Calibri" w:hAnsi="Calibri" w:cs="Calibri"/>
+        </w:rPr>
+        <w:t xml:space="preserve"> </w:t>
+      </w:r>
+    </w:p>
+    <w:p>
+      <w:pPr>
+        <w:tabs>
+          <w:tab w:val="left" w:pos="1005"/>
+        </w:tabs>
+        <w:rPr>
+          <w:rFonts w:ascii="Calibri" w:hAnsi="Calibri" w:cs="Calibri"/>
+        </w:rPr>
+      </w:pPr>
+    </w:p>
+    <w:p>
+      <w:pPr>
+        <w:tabs>
+          <w:tab w:val="left" w:pos="1005"/>
+        </w:tabs>
+        <w:rPr>
+          <w:rFonts w:ascii="Calibri" w:hAnsi="Calibri" w:cs="Calibri"/>
+        </w:rPr>
+      </w:pPr>
     </w:p>
     <w:sectPr>
       <w:pgSz w:w="11906" w:h="16838"/>
@@ -2141,6 +2616,118 @@
     </w:lvl>
   </w:abstractNum>
   <w:abstractNum w:abstractNumId="1" w15:restartNumberingAfterBreak="0">
+    <w:nsid w:val="3F3C1187"/>
+    <w:multiLevelType w:val="hybridMultilevel"/>
+    <w:tmpl w:val="4C9439CC"/>
+    <w:lvl w:ilvl="0" w:tplc="B8982896">
+      <w:numFmt w:val="bullet"/>
+      <w:lvlText w:val="-"/>
+      <w:lvlJc w:val="left"/>
+      <w:pPr>
+        <w:ind w:left="1080" w:hanging="360"/>
+      </w:pPr>
+      <w:rPr>
+        <w:rFonts w:ascii="Calibri" w:eastAsiaTheme="minorHAnsi" w:hAnsi="Calibri" w:cs="Calibri" w:hint="default"/>
+      </w:rPr>
+    </w:lvl>
+    <w:lvl w:ilvl="1" w:tplc="08090003">
+      <w:start w:val="1"/>
+      <w:numFmt w:val="bullet"/>
+      <w:lvlText w:val="o"/>
+      <w:lvlJc w:val="left"/>
+      <w:pPr>
+        <w:ind w:left="1800" w:hanging="360"/>
+      </w:pPr>
+      <w:rPr>
+        <w:rFonts w:ascii="Courier New" w:hAnsi="Courier New" w:cs="Courier New" w:hint="default"/>
+      </w:rPr>
+    </w:lvl>
+    <w:lvl w:ilvl="2" w:tplc="08090005" w:tentative="1">
+      <w:start w:val="1"/>
+      <w:numFmt w:val="bullet"/>
+      <w:lvlText w:val=""/>
+      <w:lvlJc w:val="left"/>
+      <w:pPr>
+        <w:ind w:left="2520" w:hanging="360"/>
+      </w:pPr>
+      <w:rPr>
+        <w:rFonts w:ascii="Wingdings" w:hAnsi="Wingdings" w:hint="default"/>
+      </w:rPr>
+    </w:lvl>
+    <w:lvl w:ilvl="3" w:tplc="08090001" w:tentative="1">
+      <w:start w:val="1"/>
+      <w:numFmt w:val="bullet"/>
+      <w:lvlText w:val=""/>
+      <w:lvlJc w:val="left"/>
+      <w:pPr>
+        <w:ind w:left="3240" w:hanging="360"/>
+      </w:pPr>
+      <w:rPr>
+        <w:rFonts w:ascii="Symbol" w:hAnsi="Symbol" w:hint="default"/>
+      </w:rPr>
+    </w:lvl>
+    <w:lvl w:ilvl="4" w:tplc="08090003" w:tentative="1">
+      <w:start w:val="1"/>
+      <w:numFmt w:val="bullet"/>
+      <w:lvlText w:val="o"/>
+      <w:lvlJc w:val="left"/>
+      <w:pPr>
+        <w:ind w:left="3960" w:hanging="360"/>
+      </w:pPr>
+      <w:rPr>
+        <w:rFonts w:ascii="Courier New" w:hAnsi="Courier New" w:cs="Courier New" w:hint="default"/>
+      </w:rPr>
+    </w:lvl>
+    <w:lvl w:ilvl="5" w:tplc="08090005" w:tentative="1">
+      <w:start w:val="1"/>
+      <w:numFmt w:val="bullet"/>
+      <w:lvlText w:val=""/>
+      <w:lvlJc w:val="left"/>
+      <w:pPr>
+        <w:ind w:left="4680" w:hanging="360"/>
+      </w:pPr>
+      <w:rPr>
+        <w:rFonts w:ascii="Wingdings" w:hAnsi="Wingdings" w:hint="default"/>
+      </w:rPr>
+    </w:lvl>
+    <w:lvl w:ilvl="6" w:tplc="08090001" w:tentative="1">
+      <w:start w:val="1"/>
+      <w:numFmt w:val="bullet"/>
+      <w:lvlText w:val=""/>
+      <w:lvlJc w:val="left"/>
+      <w:pPr>
+        <w:ind w:left="5400" w:hanging="360"/>
+      </w:pPr>
+      <w:rPr>
+        <w:rFonts w:ascii="Symbol" w:hAnsi="Symbol" w:hint="default"/>
+      </w:rPr>
+    </w:lvl>
+    <w:lvl w:ilvl="7" w:tplc="08090003" w:tentative="1">
+      <w:start w:val="1"/>
+      <w:numFmt w:val="bullet"/>
+      <w:lvlText w:val="o"/>
+      <w:lvlJc w:val="left"/>
+      <w:pPr>
+        <w:ind w:left="6120" w:hanging="360"/>
+      </w:pPr>
+      <w:rPr>
+        <w:rFonts w:ascii="Courier New" w:hAnsi="Courier New" w:cs="Courier New" w:hint="default"/>
+      </w:rPr>
+    </w:lvl>
+    <w:lvl w:ilvl="8" w:tplc="08090005" w:tentative="1">
+      <w:start w:val="1"/>
+      <w:numFmt w:val="bullet"/>
+      <w:lvlText w:val=""/>
+      <w:lvlJc w:val="left"/>
+      <w:pPr>
+        <w:ind w:left="6840" w:hanging="360"/>
+      </w:pPr>
+      <w:rPr>
+        <w:rFonts w:ascii="Wingdings" w:hAnsi="Wingdings" w:hint="default"/>
+      </w:rPr>
+    </w:lvl>
+  </w:abstractNum>
+  <w:abstractNum w:abstractNumId="2" w15:restartNumberingAfterBreak="0">
     <w:nsid w:val="4CF1756E"/>
     <w:multiLevelType w:val="hybridMultilevel"/>
     <w:tmpl w:val="05666E0C"/>
@@ -2229,7 +2816,96 @@
       </w:pPr>
     </w:lvl>
   </w:abstractNum>
-  <w:abstractNum w:abstractNumId="2" w15:restartNumberingAfterBreak="0">
+  <w:abstractNum w:abstractNumId="3" w15:restartNumberingAfterBreak="0">
+    <w:nsid w:val="575A6994"/>
+    <w:multiLevelType w:val="hybridMultilevel"/>
+    <w:tmpl w:val="83BAF5B4"/>
+    <w:lvl w:ilvl="0" w:tplc="08090011">
+      <w:start w:val="1"/>
+      <w:numFmt w:val="decimal"/>
+      <w:lvlText w:val="%1)"/>
+      <w:lvlJc w:val="left"/>
+      <w:pPr>
+        <w:ind w:left="720" w:hanging="360"/>
+      </w:pPr>
+      <w:rPr>
+        <w:rFonts w:hint="default"/>
+      </w:rPr>
+    </w:lvl>
+    <w:lvl w:ilvl="1" w:tplc="08090019" w:tentative="1">
+      <w:start w:val="1"/>
+      <w:numFmt w:val="lowerLetter"/>
+      <w:lvlText w:val="%2."/>
+      <w:lvlJc w:val="left"/>
+      <w:pPr>
+        <w:ind w:left="1440" w:hanging="360"/>
+      </w:pPr>
+    </w:lvl>
+    <w:lvl w:ilvl="2" w:tplc="0809001B" w:tentative="1">
+      <w:start w:val="1"/>
+      <w:numFmt w:val="lowerRoman"/>
+      <w:lvlText w:val="%3."/>
+      <w:lvlJc w:val="right"/>
+      <w:pPr>
+        <w:ind w:left="2160" w:hanging="180"/>
+      </w:pPr>
+    </w:lvl>
+    <w:lvl w:ilvl="3" w:tplc="0809000F" w:tentative="1">
+      <w:start w:val="1"/>
+      <w:numFmt w:val="decimal"/>
+      <w:lvlText w:val="%4."/>
+      <w:lvlJc w:val="left"/>
+      <w:pPr>
+        <w:ind w:left="2880" w:hanging="360"/>
+      </w:pPr>
+    </w:lvl>
+    <w:lvl w:ilvl="4" w:tplc="08090019" w:tentative="1">
+      <w:start w:val="1"/>
+      <w:numFmt w:val="lowerLetter"/>
+      <w:lvlText w:val="%5."/>
+      <w:lvlJc w:val="left"/>
+      <w:pPr>
+        <w:ind w:left="3600" w:hanging="360"/>
+      </w:pPr>
+    </w:lvl>
+    <w:lvl w:ilvl="5" w:tplc="0809001B" w:tentative="1">
+      <w:start w:val="1"/>
+      <w:numFmt w:val="lowerRoman"/>
+      <w:lvlText w:val="%6."/>
+      <w:lvlJc w:val="right"/>
+      <w:pPr>
+        <w:ind w:left="4320" w:hanging="180"/>
+      </w:pPr>
+    </w:lvl>
+    <w:lvl w:ilvl="6" w:tplc="0809000F" w:tentative="1">
+      <w:start w:val="1"/>
+      <w:numFmt w:val="decimal"/>
+      <w:lvlText w:val="%7."/>
+      <w:lvlJc w:val="left"/>
+      <w:pPr>
+        <w:ind w:left="5040" w:hanging="360"/>
+      </w:pPr>
+    </w:lvl>
+    <w:lvl w:ilvl="7" w:tplc="08090019" w:tentative="1">
+      <w:start w:val="1"/>
+      <w:numFmt w:val="lowerLetter"/>
+      <w:lvlText w:val="%8."/>
+      <w:lvlJc w:val="left"/>
+      <w:pPr>
+        <w:ind w:left="5760" w:hanging="360"/>
+      </w:pPr>
+    </w:lvl>
+    <w:lvl w:ilvl="8" w:tplc="0809001B" w:tentative="1">
+      <w:start w:val="1"/>
+      <w:numFmt w:val="lowerRoman"/>
+      <w:lvlText w:val="%9."/>
+      <w:lvlJc w:val="right"/>
+      <w:pPr>
+        <w:ind w:left="6480" w:hanging="180"/>
+      </w:pPr>
+    </w:lvl>
+  </w:abstractNum>
+  <w:abstractNum w:abstractNumId="4" w15:restartNumberingAfterBreak="0">
     <w:nsid w:val="5AB0551A"/>
     <w:multiLevelType w:val="hybridMultilevel"/>
     <w:tmpl w:val="CF1A90E0"/>
@@ -2318,7 +2994,7 @@
       </w:pPr>
     </w:lvl>
   </w:abstractNum>
-  <w:abstractNum w:abstractNumId="3" w15:restartNumberingAfterBreak="0">
+  <w:abstractNum w:abstractNumId="5" w15:restartNumberingAfterBreak="0">
     <w:nsid w:val="5B5A5514"/>
     <w:multiLevelType w:val="hybridMultilevel"/>
     <w:tmpl w:val="25488A9A"/>
@@ -2407,7 +3083,7 @@
       </w:pPr>
     </w:lvl>
   </w:abstractNum>
-  <w:abstractNum w:abstractNumId="4" w15:restartNumberingAfterBreak="0">
+  <w:abstractNum w:abstractNumId="6" w15:restartNumberingAfterBreak="0">
     <w:nsid w:val="5BCA12AA"/>
     <w:multiLevelType w:val="hybridMultilevel"/>
     <w:tmpl w:val="B9D23A1E"/>
@@ -2496,7 +3172,7 @@
       </w:pPr>
     </w:lvl>
   </w:abstractNum>
-  <w:abstractNum w:abstractNumId="5" w15:restartNumberingAfterBreak="0">
+  <w:abstractNum w:abstractNumId="7" w15:restartNumberingAfterBreak="0">
     <w:nsid w:val="5BF46A39"/>
     <w:multiLevelType w:val="hybridMultilevel"/>
     <w:tmpl w:val="EBC442A0"/>
@@ -2609,7 +3285,7 @@
       </w:rPr>
     </w:lvl>
   </w:abstractNum>
-  <w:abstractNum w:abstractNumId="6" w15:restartNumberingAfterBreak="0">
+  <w:abstractNum w:abstractNumId="8" w15:restartNumberingAfterBreak="0">
     <w:nsid w:val="5F686F30"/>
     <w:multiLevelType w:val="hybridMultilevel"/>
     <w:tmpl w:val="FB6E4912"/>
@@ -2698,7 +3374,7 @@
       </w:pPr>
     </w:lvl>
   </w:abstractNum>
-  <w:abstractNum w:abstractNumId="7" w15:restartNumberingAfterBreak="0">
+  <w:abstractNum w:abstractNumId="9" w15:restartNumberingAfterBreak="0">
     <w:nsid w:val="6EA04E07"/>
     <w:multiLevelType w:val="hybridMultilevel"/>
     <w:tmpl w:val="F3C20374"/>
@@ -2787,29 +3463,266 @@
       </w:pPr>
     </w:lvl>
   </w:abstractNum>
+  <w:abstractNum w:abstractNumId="10" w15:restartNumberingAfterBreak="0">
+    <w:nsid w:val="771F3D13"/>
+    <w:multiLevelType w:val="hybridMultilevel"/>
+    <w:tmpl w:val="44ACE2F2"/>
+    <w:lvl w:ilvl="0" w:tplc="8BC46B6A">
+      <w:numFmt w:val="bullet"/>
+      <w:lvlText w:val="-"/>
+      <w:lvlJc w:val="left"/>
+      <w:pPr>
+        <w:ind w:left="1365" w:hanging="360"/>
+      </w:pPr>
+      <w:rPr>
+        <w:rFonts w:ascii="Calibri" w:eastAsiaTheme="minorHAnsi" w:hAnsi="Calibri" w:cs="Calibri" w:hint="default"/>
+      </w:rPr>
+    </w:lvl>
+    <w:lvl w:ilvl="1" w:tplc="08090003" w:tentative="1">
+      <w:start w:val="1"/>
+      <w:numFmt w:val="bullet"/>
+      <w:lvlText w:val="o"/>
+      <w:lvlJc w:val="left"/>
+      <w:pPr>
+        <w:ind w:left="2085" w:hanging="360"/>
+      </w:pPr>
+      <w:rPr>
+        <w:rFonts w:ascii="Courier New" w:hAnsi="Courier New" w:cs="Courier New" w:hint="default"/>
+      </w:rPr>
+    </w:lvl>
+    <w:lvl w:ilvl="2" w:tplc="08090005" w:tentative="1">
+      <w:start w:val="1"/>
+      <w:numFmt w:val="bullet"/>
+      <w:lvlText w:val=""/>
+      <w:lvlJc w:val="left"/>
+      <w:pPr>
+        <w:ind w:left="2805" w:hanging="360"/>
+      </w:pPr>
+      <w:rPr>
+        <w:rFonts w:ascii="Wingdings" w:hAnsi="Wingdings" w:hint="default"/>
+      </w:rPr>
+    </w:lvl>
+    <w:lvl w:ilvl="3" w:tplc="08090001" w:tentative="1">
+      <w:start w:val="1"/>
+      <w:numFmt w:val="bullet"/>
+      <w:lvlText w:val=""/>
+      <w:lvlJc w:val="left"/>
+      <w:pPr>
+        <w:ind w:left="3525" w:hanging="360"/>
+      </w:pPr>
+      <w:rPr>
+        <w:rFonts w:ascii="Symbol" w:hAnsi="Symbol" w:hint="default"/>
+      </w:rPr>
+    </w:lvl>
+    <w:lvl w:ilvl="4" w:tplc="08090003" w:tentative="1">
+      <w:start w:val="1"/>
+      <w:numFmt w:val="bullet"/>
+      <w:lvlText w:val="o"/>
+      <w:lvlJc w:val="left"/>
+      <w:pPr>
+        <w:ind w:left="4245" w:hanging="360"/>
+      </w:pPr>
+      <w:rPr>
+        <w:rFonts w:ascii="Courier New" w:hAnsi="Courier New" w:cs="Courier New" w:hint="default"/>
+      </w:rPr>
+    </w:lvl>
+    <w:lvl w:ilvl="5" w:tplc="08090005" w:tentative="1">
+      <w:start w:val="1"/>
+      <w:numFmt w:val="bullet"/>
+      <w:lvlText w:val=""/>
+      <w:lvlJc w:val="left"/>
+      <w:pPr>
+        <w:ind w:left="4965" w:hanging="360"/>
+      </w:pPr>
+      <w:rPr>
+        <w:rFonts w:ascii="Wingdings" w:hAnsi="Wingdings" w:hint="default"/>
+      </w:rPr>
+    </w:lvl>
+    <w:lvl w:ilvl="6" w:tplc="08090001" w:tentative="1">
+      <w:start w:val="1"/>
+      <w:numFmt w:val="bullet"/>
+      <w:lvlText w:val=""/>
+      <w:lvlJc w:val="left"/>
+      <w:pPr>
+        <w:ind w:left="5685" w:hanging="360"/>
+      </w:pPr>
+      <w:rPr>
+        <w:rFonts w:ascii="Symbol" w:hAnsi="Symbol" w:hint="default"/>
+      </w:rPr>
+    </w:lvl>
+    <w:lvl w:ilvl="7" w:tplc="08090003" w:tentative="1">
+      <w:start w:val="1"/>
+      <w:numFmt w:val="bullet"/>
+      <w:lvlText w:val="o"/>
+      <w:lvlJc w:val="left"/>
+      <w:pPr>
+        <w:ind w:left="6405" w:hanging="360"/>
+      </w:pPr>
+      <w:rPr>
+        <w:rFonts w:ascii="Courier New" w:hAnsi="Courier New" w:cs="Courier New" w:hint="default"/>
+      </w:rPr>
+    </w:lvl>
+    <w:lvl w:ilvl="8" w:tplc="08090005" w:tentative="1">
+      <w:start w:val="1"/>
+      <w:numFmt w:val="bullet"/>
+      <w:lvlText w:val=""/>
+      <w:lvlJc w:val="left"/>
+      <w:pPr>
+        <w:ind w:left="7125" w:hanging="360"/>
+      </w:pPr>
+      <w:rPr>
+        <w:rFonts w:ascii="Wingdings" w:hAnsi="Wingdings" w:hint="default"/>
+      </w:rPr>
+    </w:lvl>
+  </w:abstractNum>
+  <w:abstractNum w:abstractNumId="11" w15:restartNumberingAfterBreak="0">
+    <w:nsid w:val="7D44723A"/>
+    <w:multiLevelType w:val="hybridMultilevel"/>
+    <w:tmpl w:val="6BC031B6"/>
+    <w:lvl w:ilvl="0" w:tplc="4A4C983A">
+      <w:start w:val="5"/>
+      <w:numFmt w:val="bullet"/>
+      <w:lvlText w:val=""/>
+      <w:lvlJc w:val="left"/>
+      <w:pPr>
+        <w:ind w:left="720" w:hanging="360"/>
+      </w:pPr>
+      <w:rPr>
+        <w:rFonts w:ascii="Symbol" w:eastAsiaTheme="minorHAnsi" w:hAnsi="Symbol" w:cs="Calibri" w:hint="default"/>
+      </w:rPr>
+    </w:lvl>
+    <w:lvl w:ilvl="1" w:tplc="08090003" w:tentative="1">
+      <w:start w:val="1"/>
+      <w:numFmt w:val="bullet"/>
+      <w:lvlText w:val="o"/>
+      <w:lvlJc w:val="left"/>
+      <w:pPr>
+        <w:ind w:left="1440" w:hanging="360"/>
+      </w:pPr>
+      <w:rPr>
+        <w:rFonts w:ascii="Courier New" w:hAnsi="Courier New" w:cs="Courier New" w:hint="default"/>
+      </w:rPr>
+    </w:lvl>
+    <w:lvl w:ilvl="2" w:tplc="08090005" w:tentative="1">
+      <w:start w:val="1"/>
+      <w:numFmt w:val="bullet"/>
+      <w:lvlText w:val=""/>
+      <w:lvlJc w:val="left"/>
+      <w:pPr>
+        <w:ind w:left="2160" w:hanging="360"/>
+      </w:pPr>
+      <w:rPr>
+        <w:rFonts w:ascii="Wingdings" w:hAnsi="Wingdings" w:hint="default"/>
+      </w:rPr>
+    </w:lvl>
+    <w:lvl w:ilvl="3" w:tplc="08090001" w:tentative="1">
+      <w:start w:val="1"/>
+      <w:numFmt w:val="bullet"/>
+      <w:lvlText w:val=""/>
+      <w:lvlJc w:val="left"/>
+      <w:pPr>
+        <w:ind w:left="2880" w:hanging="360"/>
+      </w:pPr>
+      <w:rPr>
+        <w:rFonts w:ascii="Symbol" w:hAnsi="Symbol" w:hint="default"/>
+      </w:rPr>
+    </w:lvl>
+    <w:lvl w:ilvl="4" w:tplc="08090003" w:tentative="1">
+      <w:start w:val="1"/>
+      <w:numFmt w:val="bullet"/>
+      <w:lvlText w:val="o"/>
+      <w:lvlJc w:val="left"/>
+      <w:pPr>
+        <w:ind w:left="3600" w:hanging="360"/>
+      </w:pPr>
+      <w:rPr>
+        <w:rFonts w:ascii="Courier New" w:hAnsi="Courier New" w:cs="Courier New" w:hint="default"/>
+      </w:rPr>
+    </w:lvl>
+    <w:lvl w:ilvl="5" w:tplc="08090005" w:tentative="1">
+      <w:start w:val="1"/>
+      <w:numFmt w:val="bullet"/>
+      <w:lvlText w:val=""/>
+      <w:lvlJc w:val="left"/>
+      <w:pPr>
+        <w:ind w:left="4320" w:hanging="360"/>
+      </w:pPr>
+      <w:rPr>
+        <w:rFonts w:ascii="Wingdings" w:hAnsi="Wingdings" w:hint="default"/>
+      </w:rPr>
+    </w:lvl>
+    <w:lvl w:ilvl="6" w:tplc="08090001" w:tentative="1">
+      <w:start w:val="1"/>
+      <w:numFmt w:val="bullet"/>
+      <w:lvlText w:val=""/>
+      <w:lvlJc w:val="left"/>
+      <w:pPr>
+        <w:ind w:left="5040" w:hanging="360"/>
+      </w:pPr>
+      <w:rPr>
+        <w:rFonts w:ascii="Symbol" w:hAnsi="Symbol" w:hint="default"/>
+      </w:rPr>
+    </w:lvl>
+    <w:lvl w:ilvl="7" w:tplc="08090003" w:tentative="1">
+      <w:start w:val="1"/>
+      <w:numFmt w:val="bullet"/>
+      <w:lvlText w:val="o"/>
+      <w:lvlJc w:val="left"/>
+      <w:pPr>
+        <w:ind w:left="5760" w:hanging="360"/>
+      </w:pPr>
+      <w:rPr>
+        <w:rFonts w:ascii="Courier New" w:hAnsi="Courier New" w:cs="Courier New" w:hint="default"/>
+      </w:rPr>
+    </w:lvl>
+    <w:lvl w:ilvl="8" w:tplc="08090005" w:tentative="1">
+      <w:start w:val="1"/>
+      <w:numFmt w:val="bullet"/>
+      <w:lvlText w:val=""/>
+      <w:lvlJc w:val="left"/>
+      <w:pPr>
+        <w:ind w:left="6480" w:hanging="360"/>
+      </w:pPr>
+      <w:rPr>
+        <w:rFonts w:ascii="Wingdings" w:hAnsi="Wingdings" w:hint="default"/>
+      </w:rPr>
+    </w:lvl>
+  </w:abstractNum>
   <w:num w:numId="1" w16cid:durableId="1044871206">
-    <w:abstractNumId w:val="3"/>
+    <w:abstractNumId w:val="5"/>
   </w:num>
   <w:num w:numId="2" w16cid:durableId="1052343797">
+    <w:abstractNumId w:val="4"/>
+  </w:num>
+  <w:num w:numId="3" w16cid:durableId="1218737973">
     <w:abstractNumId w:val="2"/>
   </w:num>
-  <w:num w:numId="3" w16cid:durableId="1218737973">
-    <w:abstractNumId w:val="1"/>
-  </w:num>
   <w:num w:numId="4" w16cid:durableId="179318199">
-    <w:abstractNumId w:val="7"/>
+    <w:abstractNumId w:val="9"/>
   </w:num>
   <w:num w:numId="5" w16cid:durableId="1349063098">
     <w:abstractNumId w:val="0"/>
   </w:num>
   <w:num w:numId="6" w16cid:durableId="1638102282">
-    <w:abstractNumId w:val="4"/>
+    <w:abstractNumId w:val="6"/>
   </w:num>
   <w:num w:numId="7" w16cid:durableId="506095161">
-    <w:abstractNumId w:val="5"/>
+    <w:abstractNumId w:val="7"/>
   </w:num>
   <w:num w:numId="8" w16cid:durableId="958609661">
-    <w:abstractNumId w:val="6"/>
+    <w:abstractNumId w:val="8"/>
+  </w:num>
+  <w:num w:numId="9" w16cid:durableId="593364716">
+    <w:abstractNumId w:val="10"/>
+  </w:num>
+  <w:num w:numId="10" w16cid:durableId="621762484">
+    <w:abstractNumId w:val="1"/>
+  </w:num>
+  <w:num w:numId="11" w16cid:durableId="1210537537">
+    <w:abstractNumId w:val="3"/>
+  </w:num>
+  <w:num w:numId="12" w16cid:durableId="2026901125">
+    <w:abstractNumId w:val="11"/>
   </w:num>
 </w:numbering>
 </file>

--- a/Research_Methods_Notes/Thinking About Research.docx
+++ b/Research_Methods_Notes/Thinking About Research.docx
@@ -1539,14 +1539,18 @@
           <w:rFonts w:ascii="Calibri" w:hAnsi="Calibri" w:cs="Calibri"/>
           <w:b/>
           <w:bCs/>
-          <w:u w:val="single"/>
-        </w:rPr>
-      </w:pPr>
-      <w:r>
-        <w:rPr>
-          <w:rFonts w:ascii="Calibri" w:hAnsi="Calibri" w:cs="Calibri"/>
-          <w:b/>
-          <w:bCs/>
+          <w:sz w:val="22"/>
+          <w:szCs w:val="22"/>
+          <w:u w:val="single"/>
+        </w:rPr>
+      </w:pPr>
+      <w:r>
+        <w:rPr>
+          <w:rFonts w:ascii="Calibri" w:hAnsi="Calibri" w:cs="Calibri"/>
+          <w:b/>
+          <w:bCs/>
+          <w:sz w:val="22"/>
+          <w:szCs w:val="22"/>
           <w:u w:val="single"/>
         </w:rPr>
         <w:t xml:space="preserve">Step 2.2 Understanding the operational definitions </w:t>
@@ -1559,82 +1563,61 @@
         </w:tabs>
         <w:rPr>
           <w:rFonts w:ascii="Calibri" w:hAnsi="Calibri" w:cs="Calibri"/>
-        </w:rPr>
-      </w:pPr>
-      <w:r>
-        <w:rPr>
-          <w:rFonts w:ascii="Calibri" w:hAnsi="Calibri" w:cs="Calibri"/>
-        </w:rPr>
-        <w:t>Take your research question define key concepts</w:t>
-      </w:r>
-      <w:r>
-        <w:rPr>
-          <w:rFonts w:ascii="Calibri" w:hAnsi="Calibri" w:cs="Calibri"/>
-        </w:rPr>
-        <w:t xml:space="preserve">. Makre sure to understand what each word means and is consistent with all testing.  This is so that the meanings are conveyed correctly and that you get the same type of answers. Can also use other people’s definitions. Should also pilot test the definitions. </w:t>
-      </w:r>
-    </w:p>
-    <w:p>
-      <w:pPr>
-        <w:tabs>
-          <w:tab w:val="left" w:pos="1005"/>
-        </w:tabs>
-        <w:rPr>
-          <w:rFonts w:ascii="Calibri" w:hAnsi="Calibri" w:cs="Calibri"/>
-          <w:b/>
-          <w:bCs/>
-          <w:u w:val="single"/>
-        </w:rPr>
-      </w:pPr>
-      <w:r>
-        <w:rPr>
-          <w:rFonts w:ascii="Calibri" w:hAnsi="Calibri" w:cs="Calibri"/>
-          <w:b/>
-          <w:bCs/>
-          <w:u w:val="single"/>
-        </w:rPr>
-        <w:t>Step 2.</w:t>
-      </w:r>
-      <w:r>
-        <w:rPr>
-          <w:rFonts w:ascii="Calibri" w:hAnsi="Calibri" w:cs="Calibri"/>
-          <w:b/>
-          <w:bCs/>
-          <w:u w:val="single"/>
-        </w:rPr>
-        <w:t>3</w:t>
-      </w:r>
-      <w:r>
-        <w:rPr>
-          <w:rFonts w:ascii="Calibri" w:hAnsi="Calibri" w:cs="Calibri"/>
-          <w:b/>
-          <w:bCs/>
-          <w:u w:val="single"/>
-        </w:rPr>
-        <w:t xml:space="preserve"> </w:t>
-      </w:r>
-      <w:r>
-        <w:rPr>
-          <w:rFonts w:ascii="Calibri" w:hAnsi="Calibri" w:cs="Calibri"/>
-          <w:b/>
-          <w:bCs/>
-          <w:u w:val="single"/>
-        </w:rPr>
-        <w:t>Developing the research question.</w:t>
-      </w:r>
-    </w:p>
-    <w:p>
-      <w:pPr>
-        <w:tabs>
-          <w:tab w:val="left" w:pos="1005"/>
-        </w:tabs>
-        <w:rPr>
-          <w:rFonts w:ascii="Calibri" w:hAnsi="Calibri" w:cs="Calibri"/>
-        </w:rPr>
-      </w:pPr>
-      <w:r>
-        <w:rPr>
-          <w:rFonts w:ascii="Calibri" w:hAnsi="Calibri" w:cs="Calibri"/>
+          <w:sz w:val="22"/>
+          <w:szCs w:val="22"/>
+        </w:rPr>
+      </w:pPr>
+      <w:r>
+        <w:rPr>
+          <w:rFonts w:ascii="Calibri" w:hAnsi="Calibri" w:cs="Calibri"/>
+          <w:sz w:val="22"/>
+          <w:szCs w:val="22"/>
+        </w:rPr>
+        <w:t xml:space="preserve">Take your research question define key concepts. Makre sure to understand what each word means and is consistent with all testing.  This is so that the meanings are conveyed correctly and that you get the same type of answers. Can also use other people’s definitions. Should also pilot test the definitions. </w:t>
+      </w:r>
+    </w:p>
+    <w:p>
+      <w:pPr>
+        <w:tabs>
+          <w:tab w:val="left" w:pos="1005"/>
+        </w:tabs>
+        <w:rPr>
+          <w:rFonts w:ascii="Calibri" w:hAnsi="Calibri" w:cs="Calibri"/>
+          <w:b/>
+          <w:bCs/>
+          <w:sz w:val="22"/>
+          <w:szCs w:val="22"/>
+          <w:u w:val="single"/>
+        </w:rPr>
+      </w:pPr>
+      <w:r>
+        <w:rPr>
+          <w:rFonts w:ascii="Calibri" w:hAnsi="Calibri" w:cs="Calibri"/>
+          <w:b/>
+          <w:bCs/>
+          <w:sz w:val="22"/>
+          <w:szCs w:val="22"/>
+          <w:u w:val="single"/>
+        </w:rPr>
+        <w:t>Step 2.3 Developing the research question.</w:t>
+      </w:r>
+    </w:p>
+    <w:p>
+      <w:pPr>
+        <w:tabs>
+          <w:tab w:val="left" w:pos="1005"/>
+        </w:tabs>
+        <w:rPr>
+          <w:rFonts w:ascii="Calibri" w:hAnsi="Calibri" w:cs="Calibri"/>
+          <w:sz w:val="22"/>
+          <w:szCs w:val="22"/>
+        </w:rPr>
+      </w:pPr>
+      <w:r>
+        <w:rPr>
+          <w:rFonts w:ascii="Calibri" w:hAnsi="Calibri" w:cs="Calibri"/>
+          <w:sz w:val="22"/>
+          <w:szCs w:val="22"/>
         </w:rPr>
         <w:t xml:space="preserve">Initially he question could be at a high level, As your operational definitions have been developed, there may be more subsidiary questions that need to be answered. These questions help you to specify the exact are that you will focus on. </w:t>
       </w:r>
@@ -1649,45 +1632,55 @@
           <w:rFonts w:ascii="Calibri" w:hAnsi="Calibri" w:cs="Calibri"/>
           <w:b/>
           <w:bCs/>
-          <w:u w:val="single"/>
-        </w:rPr>
-      </w:pPr>
-      <w:r>
-        <w:rPr>
-          <w:rFonts w:ascii="Calibri" w:hAnsi="Calibri" w:cs="Calibri"/>
-          <w:b/>
-          <w:bCs/>
-          <w:u w:val="single"/>
-        </w:rPr>
-        <w:t>Step 3: Mitigating considerations</w:t>
-      </w:r>
-      <w:r>
-        <w:rPr>
-          <w:rFonts w:ascii="Calibri" w:hAnsi="Calibri" w:cs="Calibri"/>
-          <w:b/>
-          <w:bCs/>
-          <w:u w:val="single"/>
-        </w:rPr>
-        <w:t xml:space="preserve"> (Data and Ethics)</w:t>
-      </w:r>
-    </w:p>
-    <w:p>
-      <w:pPr>
-        <w:tabs>
-          <w:tab w:val="left" w:pos="1005"/>
-        </w:tabs>
-        <w:rPr>
-          <w:rFonts w:ascii="Calibri" w:hAnsi="Calibri" w:cs="Calibri"/>
-          <w:b/>
-          <w:bCs/>
-          <w:u w:val="single"/>
-        </w:rPr>
-      </w:pPr>
-      <w:r>
-        <w:rPr>
-          <w:rFonts w:ascii="Calibri" w:hAnsi="Calibri" w:cs="Calibri"/>
-          <w:b/>
-          <w:bCs/>
+          <w:sz w:val="22"/>
+          <w:szCs w:val="22"/>
+          <w:u w:val="single"/>
+        </w:rPr>
+      </w:pPr>
+      <w:r>
+        <w:rPr>
+          <w:rFonts w:ascii="Calibri" w:hAnsi="Calibri" w:cs="Calibri"/>
+          <w:b/>
+          <w:bCs/>
+          <w:sz w:val="22"/>
+          <w:szCs w:val="22"/>
+          <w:u w:val="single"/>
+        </w:rPr>
+        <w:t>Step 3: Mitigating considerations (Data and Ethics)</w:t>
+      </w:r>
+    </w:p>
+    <w:p>
+      <w:pPr>
+        <w:tabs>
+          <w:tab w:val="left" w:pos="1005"/>
+        </w:tabs>
+        <w:rPr>
+          <w:rFonts w:ascii="Calibri" w:hAnsi="Calibri" w:cs="Calibri"/>
+          <w:b/>
+          <w:bCs/>
+          <w:sz w:val="22"/>
+          <w:szCs w:val="22"/>
+          <w:u w:val="single"/>
+        </w:rPr>
+      </w:pPr>
+      <w:r>
+        <w:rPr>
+          <w:rFonts w:ascii="Calibri" w:hAnsi="Calibri" w:cs="Calibri"/>
+          <w:b/>
+          <w:bCs/>
+          <w:sz w:val="22"/>
+          <w:szCs w:val="22"/>
+          <w:u w:val="single"/>
+        </w:rPr>
+        <w:t xml:space="preserve">3.1 </w:t>
+      </w:r>
+      <w:r>
+        <w:rPr>
+          <w:rFonts w:ascii="Calibri" w:hAnsi="Calibri" w:cs="Calibri"/>
+          <w:b/>
+          <w:bCs/>
+          <w:sz w:val="22"/>
+          <w:szCs w:val="22"/>
           <w:u w:val="single"/>
         </w:rPr>
         <w:t xml:space="preserve">The role of data: </w:t>
@@ -1700,11 +1693,15 @@
         </w:tabs>
         <w:rPr>
           <w:rFonts w:ascii="Calibri" w:hAnsi="Calibri" w:cs="Calibri"/>
-        </w:rPr>
-      </w:pPr>
-      <w:r>
-        <w:rPr>
-          <w:rFonts w:ascii="Calibri" w:hAnsi="Calibri" w:cs="Calibri"/>
+          <w:sz w:val="22"/>
+          <w:szCs w:val="22"/>
+        </w:rPr>
+      </w:pPr>
+      <w:r>
+        <w:rPr>
+          <w:rFonts w:ascii="Calibri" w:hAnsi="Calibri" w:cs="Calibri"/>
+          <w:sz w:val="22"/>
+          <w:szCs w:val="22"/>
         </w:rPr>
         <w:lastRenderedPageBreak/>
         <w:t xml:space="preserve">We cannot simply know social phenomena. Therefore, data is used as a proxy to infer what happens to social </w:t>
@@ -1712,14 +1709,10 @@
       <w:r>
         <w:rPr>
           <w:rFonts w:ascii="Calibri" w:hAnsi="Calibri" w:cs="Calibri"/>
-        </w:rPr>
-        <w:t>phenomena.</w:t>
-      </w:r>
-      <w:r>
-        <w:rPr>
-          <w:rFonts w:ascii="Calibri" w:hAnsi="Calibri" w:cs="Calibri"/>
-        </w:rPr>
-        <w:t xml:space="preserve"> There are a few things to consider with data: </w:t>
+          <w:sz w:val="22"/>
+          <w:szCs w:val="22"/>
+        </w:rPr>
+        <w:t xml:space="preserve">phenomena. There are a few things to consider with data: </w:t>
       </w:r>
     </w:p>
     <w:p>
@@ -1734,17 +1727,23 @@
         </w:tabs>
         <w:rPr>
           <w:rFonts w:ascii="Calibri" w:hAnsi="Calibri" w:cs="Calibri"/>
-        </w:rPr>
-      </w:pPr>
-      <w:r>
-        <w:rPr>
-          <w:rFonts w:ascii="Calibri" w:hAnsi="Calibri" w:cs="Calibri"/>
+          <w:sz w:val="22"/>
+          <w:szCs w:val="22"/>
+        </w:rPr>
+      </w:pPr>
+      <w:r>
+        <w:rPr>
+          <w:rFonts w:ascii="Calibri" w:hAnsi="Calibri" w:cs="Calibri"/>
+          <w:sz w:val="22"/>
+          <w:szCs w:val="22"/>
         </w:rPr>
         <w:t xml:space="preserve">There are various forms of data: </w:t>
       </w:r>
       <w:r>
         <w:rPr>
           <w:rFonts w:ascii="Calibri" w:hAnsi="Calibri" w:cs="Calibri"/>
+          <w:sz w:val="22"/>
+          <w:szCs w:val="22"/>
         </w:rPr>
         <w:t xml:space="preserve"> </w:t>
       </w:r>
@@ -1761,17 +1760,23 @@
         </w:tabs>
         <w:rPr>
           <w:rFonts w:ascii="Calibri" w:hAnsi="Calibri" w:cs="Calibri"/>
-        </w:rPr>
-      </w:pPr>
-      <w:r>
-        <w:rPr>
-          <w:rFonts w:ascii="Calibri" w:hAnsi="Calibri" w:cs="Calibri"/>
+          <w:sz w:val="22"/>
+          <w:szCs w:val="22"/>
+        </w:rPr>
+      </w:pPr>
+      <w:r>
+        <w:rPr>
+          <w:rFonts w:ascii="Calibri" w:hAnsi="Calibri" w:cs="Calibri"/>
+          <w:sz w:val="22"/>
+          <w:szCs w:val="22"/>
         </w:rPr>
         <w:t>Spoken and written te</w:t>
       </w:r>
       <w:r>
         <w:rPr>
           <w:rFonts w:ascii="Calibri" w:hAnsi="Calibri" w:cs="Calibri"/>
+          <w:sz w:val="22"/>
+          <w:szCs w:val="22"/>
         </w:rPr>
         <w:t xml:space="preserve">xt </w:t>
       </w:r>
@@ -1788,11 +1793,15 @@
         </w:tabs>
         <w:rPr>
           <w:rFonts w:ascii="Calibri" w:hAnsi="Calibri" w:cs="Calibri"/>
-        </w:rPr>
-      </w:pPr>
-      <w:r>
-        <w:rPr>
-          <w:rFonts w:ascii="Calibri" w:hAnsi="Calibri" w:cs="Calibri"/>
+          <w:sz w:val="22"/>
+          <w:szCs w:val="22"/>
+        </w:rPr>
+      </w:pPr>
+      <w:r>
+        <w:rPr>
+          <w:rFonts w:ascii="Calibri" w:hAnsi="Calibri" w:cs="Calibri"/>
+          <w:sz w:val="22"/>
+          <w:szCs w:val="22"/>
         </w:rPr>
         <w:t xml:space="preserve">Non-verbal communication </w:t>
       </w:r>
@@ -1809,19 +1818,17 @@
         </w:tabs>
         <w:rPr>
           <w:rFonts w:ascii="Calibri" w:hAnsi="Calibri" w:cs="Calibri"/>
-        </w:rPr>
-      </w:pPr>
-      <w:r>
-        <w:rPr>
-          <w:rFonts w:ascii="Calibri" w:hAnsi="Calibri" w:cs="Calibri"/>
-        </w:rPr>
-        <w:t>Factual data</w:t>
-      </w:r>
-      <w:r>
-        <w:rPr>
-          <w:rFonts w:ascii="Calibri" w:hAnsi="Calibri" w:cs="Calibri"/>
-        </w:rPr>
-        <w:t xml:space="preserve">- through observation or through the knowledge of the owner. </w:t>
+          <w:sz w:val="22"/>
+          <w:szCs w:val="22"/>
+        </w:rPr>
+      </w:pPr>
+      <w:r>
+        <w:rPr>
+          <w:rFonts w:ascii="Calibri" w:hAnsi="Calibri" w:cs="Calibri"/>
+          <w:sz w:val="22"/>
+          <w:szCs w:val="22"/>
+        </w:rPr>
+        <w:t xml:space="preserve">Factual data- through observation or through the knowledge of the owner. </w:t>
       </w:r>
     </w:p>
     <w:p>
@@ -1836,23 +1843,31 @@
         </w:tabs>
         <w:rPr>
           <w:rFonts w:ascii="Calibri" w:hAnsi="Calibri" w:cs="Calibri"/>
-        </w:rPr>
-      </w:pPr>
-      <w:r>
-        <w:rPr>
-          <w:rFonts w:ascii="Calibri" w:hAnsi="Calibri" w:cs="Calibri"/>
+          <w:sz w:val="22"/>
+          <w:szCs w:val="22"/>
+        </w:rPr>
+      </w:pPr>
+      <w:r>
+        <w:rPr>
+          <w:rFonts w:ascii="Calibri" w:hAnsi="Calibri" w:cs="Calibri"/>
+          <w:sz w:val="22"/>
+          <w:szCs w:val="22"/>
         </w:rPr>
         <w:t xml:space="preserve">Value statements </w:t>
       </w:r>
       <w:r>
         <w:rPr>
           <w:rFonts w:ascii="Calibri" w:hAnsi="Calibri" w:cs="Calibri"/>
+          <w:sz w:val="22"/>
+          <w:szCs w:val="22"/>
         </w:rPr>
         <w:t>- Indications</w:t>
       </w:r>
       <w:r>
         <w:rPr>
           <w:rFonts w:ascii="Calibri" w:hAnsi="Calibri" w:cs="Calibri"/>
+          <w:sz w:val="22"/>
+          <w:szCs w:val="22"/>
         </w:rPr>
         <w:t xml:space="preserve"> of opinions from their own judgement or criteria. </w:t>
       </w:r>
@@ -1869,41 +1884,47 @@
         </w:tabs>
         <w:rPr>
           <w:rFonts w:ascii="Calibri" w:hAnsi="Calibri" w:cs="Calibri"/>
-        </w:rPr>
-      </w:pPr>
-      <w:r>
-        <w:rPr>
-          <w:rFonts w:ascii="Calibri" w:hAnsi="Calibri" w:cs="Calibri"/>
+          <w:sz w:val="22"/>
+          <w:szCs w:val="22"/>
+        </w:rPr>
+      </w:pPr>
+      <w:r>
+        <w:rPr>
+          <w:rFonts w:ascii="Calibri" w:hAnsi="Calibri" w:cs="Calibri"/>
+          <w:sz w:val="22"/>
+          <w:szCs w:val="22"/>
         </w:rPr>
         <w:t xml:space="preserve">One should also think about how the data is </w:t>
       </w:r>
       <w:r>
         <w:rPr>
           <w:rFonts w:ascii="Calibri" w:hAnsi="Calibri" w:cs="Calibri"/>
-        </w:rPr>
-        <w:t>structured</w:t>
-      </w:r>
-      <w:r>
-        <w:rPr>
-          <w:rFonts w:ascii="Calibri" w:hAnsi="Calibri" w:cs="Calibri"/>
-        </w:rPr>
-        <w:t xml:space="preserve"> (</w:t>
-      </w:r>
-      <w:r>
-        <w:rPr>
-          <w:rFonts w:ascii="Calibri" w:hAnsi="Calibri" w:cs="Calibri"/>
+          <w:sz w:val="22"/>
+          <w:szCs w:val="22"/>
+        </w:rPr>
+        <w:t>structured (</w:t>
+      </w:r>
+      <w:r>
+        <w:rPr>
+          <w:rFonts w:ascii="Calibri" w:hAnsi="Calibri" w:cs="Calibri"/>
+          <w:sz w:val="22"/>
+          <w:szCs w:val="22"/>
         </w:rPr>
         <w:t>Chronologically</w:t>
       </w:r>
       <w:r>
         <w:rPr>
           <w:rFonts w:ascii="Calibri" w:hAnsi="Calibri" w:cs="Calibri"/>
+          <w:sz w:val="22"/>
+          <w:szCs w:val="22"/>
         </w:rPr>
         <w:t xml:space="preserve">, </w:t>
       </w:r>
       <w:r>
         <w:rPr>
           <w:rFonts w:ascii="Calibri" w:hAnsi="Calibri" w:cs="Calibri"/>
+          <w:sz w:val="22"/>
+          <w:szCs w:val="22"/>
         </w:rPr>
         <w:t>focus on specific parts, could start with context setting)</w:t>
       </w:r>
@@ -1920,11 +1941,15 @@
         </w:tabs>
         <w:rPr>
           <w:rFonts w:ascii="Calibri" w:hAnsi="Calibri" w:cs="Calibri"/>
-        </w:rPr>
-      </w:pPr>
-      <w:r>
-        <w:rPr>
-          <w:rFonts w:ascii="Calibri" w:hAnsi="Calibri" w:cs="Calibri"/>
+          <w:sz w:val="22"/>
+          <w:szCs w:val="22"/>
+        </w:rPr>
+      </w:pPr>
+      <w:r>
+        <w:rPr>
+          <w:rFonts w:ascii="Calibri" w:hAnsi="Calibri" w:cs="Calibri"/>
+          <w:sz w:val="22"/>
+          <w:szCs w:val="22"/>
         </w:rPr>
         <w:t xml:space="preserve">Data itself constructed by individuals or through entities. Therefore, one needs to think about what the data </w:t>
       </w:r>
@@ -1933,12 +1958,16 @@
           <w:rFonts w:ascii="Calibri" w:hAnsi="Calibri" w:cs="Calibri"/>
           <w:b/>
           <w:bCs/>
+          <w:sz w:val="22"/>
+          <w:szCs w:val="22"/>
         </w:rPr>
         <w:t>contents</w:t>
       </w:r>
       <w:r>
         <w:rPr>
           <w:rFonts w:ascii="Calibri" w:hAnsi="Calibri" w:cs="Calibri"/>
+          <w:sz w:val="22"/>
+          <w:szCs w:val="22"/>
         </w:rPr>
         <w:t xml:space="preserve"> are and then what it </w:t>
       </w:r>
@@ -1947,16 +1976,10 @@
           <w:rFonts w:ascii="Calibri" w:hAnsi="Calibri" w:cs="Calibri"/>
           <w:b/>
           <w:bCs/>
-        </w:rPr>
-        <w:t>means</w:t>
-      </w:r>
-      <w:r>
-        <w:rPr>
-          <w:rFonts w:ascii="Calibri" w:hAnsi="Calibri" w:cs="Calibri"/>
-          <w:b/>
-          <w:bCs/>
-        </w:rPr>
-        <w:t xml:space="preserve">. </w:t>
+          <w:sz w:val="22"/>
+          <w:szCs w:val="22"/>
+        </w:rPr>
+        <w:t xml:space="preserve">means. </w:t>
       </w:r>
     </w:p>
     <w:p>
@@ -1971,71 +1994,87 @@
         </w:tabs>
         <w:rPr>
           <w:rFonts w:ascii="Calibri" w:hAnsi="Calibri" w:cs="Calibri"/>
-        </w:rPr>
-      </w:pPr>
-      <w:r>
-        <w:rPr>
-          <w:rFonts w:ascii="Calibri" w:hAnsi="Calibri" w:cs="Calibri"/>
+          <w:sz w:val="22"/>
+          <w:szCs w:val="22"/>
+        </w:rPr>
+      </w:pPr>
+      <w:r>
+        <w:rPr>
+          <w:rFonts w:ascii="Calibri" w:hAnsi="Calibri" w:cs="Calibri"/>
+          <w:sz w:val="22"/>
+          <w:szCs w:val="22"/>
         </w:rPr>
         <w:t>Primary data</w:t>
       </w:r>
       <w:r>
         <w:rPr>
           <w:rFonts w:ascii="Calibri" w:hAnsi="Calibri" w:cs="Calibri"/>
+          <w:sz w:val="22"/>
+          <w:szCs w:val="22"/>
         </w:rPr>
         <w:t xml:space="preserve"> c</w:t>
       </w:r>
       <w:r>
         <w:rPr>
           <w:rFonts w:ascii="Calibri" w:hAnsi="Calibri" w:cs="Calibri"/>
+          <w:sz w:val="22"/>
+          <w:szCs w:val="22"/>
         </w:rPr>
         <w:t>reated by the individual)</w:t>
       </w:r>
       <w:r>
         <w:rPr>
           <w:rFonts w:ascii="Calibri" w:hAnsi="Calibri" w:cs="Calibri"/>
+          <w:sz w:val="22"/>
+          <w:szCs w:val="22"/>
         </w:rPr>
         <w:t xml:space="preserve"> </w:t>
       </w:r>
       <w:r>
         <w:rPr>
           <w:rFonts w:ascii="Calibri" w:hAnsi="Calibri" w:cs="Calibri"/>
+          <w:sz w:val="22"/>
+          <w:szCs w:val="22"/>
         </w:rPr>
         <w:t xml:space="preserve">and secondary </w:t>
       </w:r>
       <w:r>
         <w:rPr>
           <w:rFonts w:ascii="Calibri" w:hAnsi="Calibri" w:cs="Calibri"/>
-        </w:rPr>
-        <w:t>data</w:t>
-      </w:r>
-      <w:r>
-        <w:rPr>
-          <w:rFonts w:ascii="Calibri" w:hAnsi="Calibri" w:cs="Calibri"/>
-        </w:rPr>
-        <w:t xml:space="preserve"> (</w:t>
-      </w:r>
-      <w:r>
-        <w:rPr>
-          <w:rFonts w:ascii="Calibri" w:hAnsi="Calibri" w:cs="Calibri"/>
+          <w:sz w:val="22"/>
+          <w:szCs w:val="22"/>
+        </w:rPr>
+        <w:t>data (</w:t>
+      </w:r>
+      <w:r>
+        <w:rPr>
+          <w:rFonts w:ascii="Calibri" w:hAnsi="Calibri" w:cs="Calibri"/>
+          <w:sz w:val="22"/>
+          <w:szCs w:val="22"/>
         </w:rPr>
         <w:t>Produced</w:t>
       </w:r>
       <w:r>
         <w:rPr>
           <w:rFonts w:ascii="Calibri" w:hAnsi="Calibri" w:cs="Calibri"/>
+          <w:sz w:val="22"/>
+          <w:szCs w:val="22"/>
         </w:rPr>
         <w:t xml:space="preserve"> by others)</w:t>
       </w:r>
       <w:r>
         <w:rPr>
           <w:rFonts w:ascii="Calibri" w:hAnsi="Calibri" w:cs="Calibri"/>
+          <w:sz w:val="22"/>
+          <w:szCs w:val="22"/>
         </w:rPr>
         <w:t xml:space="preserve"> have different strengths and weaknesses</w:t>
       </w:r>
       <w:r>
         <w:rPr>
           <w:rFonts w:ascii="Calibri" w:hAnsi="Calibri" w:cs="Calibri"/>
+          <w:sz w:val="22"/>
+          <w:szCs w:val="22"/>
         </w:rPr>
         <w:t>.</w:t>
       </w:r>
@@ -2052,11 +2091,15 @@
         </w:tabs>
         <w:rPr>
           <w:rFonts w:ascii="Calibri" w:hAnsi="Calibri" w:cs="Calibri"/>
-        </w:rPr>
-      </w:pPr>
-      <w:r>
-        <w:rPr>
-          <w:rFonts w:ascii="Calibri" w:hAnsi="Calibri" w:cs="Calibri"/>
+          <w:sz w:val="22"/>
+          <w:szCs w:val="22"/>
+        </w:rPr>
+      </w:pPr>
+      <w:r>
+        <w:rPr>
+          <w:rFonts w:ascii="Calibri" w:hAnsi="Calibri" w:cs="Calibri"/>
+          <w:sz w:val="22"/>
+          <w:szCs w:val="22"/>
         </w:rPr>
         <w:t xml:space="preserve">Data and approaches: </w:t>
       </w:r>
@@ -2068,47 +2111,55 @@
         </w:tabs>
         <w:rPr>
           <w:rFonts w:ascii="Calibri" w:hAnsi="Calibri" w:cs="Calibri"/>
-        </w:rPr>
-      </w:pPr>
-      <w:r>
-        <w:rPr>
-          <w:rFonts w:ascii="Calibri" w:hAnsi="Calibri" w:cs="Calibri"/>
-        </w:rPr>
-        <w:t>Positivist -----</w:t>
-      </w:r>
-      <w:r>
-        <w:rPr>
-          <w:rFonts w:ascii="Calibri" w:hAnsi="Calibri" w:cs="Calibri"/>
+          <w:sz w:val="22"/>
+          <w:szCs w:val="22"/>
+        </w:rPr>
+      </w:pPr>
+      <w:r>
+        <w:rPr>
+          <w:rFonts w:ascii="Calibri" w:hAnsi="Calibri" w:cs="Calibri"/>
+          <w:sz w:val="22"/>
+          <w:szCs w:val="22"/>
+        </w:rPr>
+        <w:t>Positivist -----&gt;</w:t>
+      </w:r>
+      <w:r>
+        <w:rPr>
+          <w:rFonts w:ascii="Calibri" w:hAnsi="Calibri" w:cs="Calibri"/>
+          <w:sz w:val="22"/>
+          <w:szCs w:val="22"/>
+        </w:rPr>
+        <w:t>Factual and Value ------</w:t>
+      </w:r>
+      <w:r>
+        <w:rPr>
+          <w:rFonts w:ascii="Calibri" w:hAnsi="Calibri" w:cs="Calibri"/>
+          <w:sz w:val="22"/>
+          <w:szCs w:val="22"/>
         </w:rPr>
         <w:t>&gt;</w:t>
       </w:r>
       <w:r>
         <w:rPr>
           <w:rFonts w:ascii="Calibri" w:hAnsi="Calibri" w:cs="Calibri"/>
-        </w:rPr>
-        <w:t>Factual and Value ------</w:t>
-      </w:r>
-      <w:r>
-        <w:rPr>
-          <w:rFonts w:ascii="Calibri" w:hAnsi="Calibri" w:cs="Calibri"/>
-        </w:rPr>
-        <w:t>&gt;</w:t>
-      </w:r>
-      <w:r>
-        <w:rPr>
-          <w:rFonts w:ascii="Calibri" w:hAnsi="Calibri" w:cs="Calibri"/>
+          <w:sz w:val="22"/>
+          <w:szCs w:val="22"/>
         </w:rPr>
         <w:t xml:space="preserve"> Quantitative Methods</w:t>
       </w:r>
       <w:r>
         <w:rPr>
           <w:rFonts w:ascii="Calibri" w:hAnsi="Calibri" w:cs="Calibri"/>
+          <w:sz w:val="22"/>
+          <w:szCs w:val="22"/>
         </w:rPr>
         <w:t xml:space="preserve"> </w:t>
       </w:r>
       <w:r>
         <w:rPr>
           <w:rFonts w:ascii="Calibri" w:hAnsi="Calibri" w:cs="Calibri"/>
+          <w:sz w:val="22"/>
+          <w:szCs w:val="22"/>
         </w:rPr>
         <w:t xml:space="preserve"> </w:t>
       </w:r>
@@ -2120,53 +2171,71 @@
         </w:tabs>
         <w:rPr>
           <w:rFonts w:ascii="Calibri" w:hAnsi="Calibri" w:cs="Calibri"/>
-        </w:rPr>
-      </w:pPr>
-      <w:r>
-        <w:rPr>
-          <w:rFonts w:ascii="Calibri" w:hAnsi="Calibri" w:cs="Calibri"/>
+          <w:sz w:val="22"/>
+          <w:szCs w:val="22"/>
+        </w:rPr>
+      </w:pPr>
+      <w:r>
+        <w:rPr>
+          <w:rFonts w:ascii="Calibri" w:hAnsi="Calibri" w:cs="Calibri"/>
+          <w:sz w:val="22"/>
+          <w:szCs w:val="22"/>
         </w:rPr>
         <w:t xml:space="preserve">Interpretivist </w:t>
       </w:r>
       <w:r>
         <w:rPr>
           <w:rFonts w:ascii="Calibri" w:hAnsi="Calibri" w:cs="Calibri"/>
+          <w:sz w:val="22"/>
+          <w:szCs w:val="22"/>
         </w:rPr>
         <w:t>-----&gt;</w:t>
       </w:r>
       <w:r>
         <w:rPr>
           <w:rFonts w:ascii="Calibri" w:hAnsi="Calibri" w:cs="Calibri"/>
+          <w:sz w:val="22"/>
+          <w:szCs w:val="22"/>
         </w:rPr>
         <w:t>Language +</w:t>
       </w:r>
       <w:r>
         <w:rPr>
           <w:rFonts w:ascii="Calibri" w:hAnsi="Calibri" w:cs="Calibri"/>
+          <w:sz w:val="22"/>
+          <w:szCs w:val="22"/>
         </w:rPr>
         <w:t xml:space="preserve"> </w:t>
       </w:r>
       <w:r>
         <w:rPr>
           <w:rFonts w:ascii="Calibri" w:hAnsi="Calibri" w:cs="Calibri"/>
+          <w:sz w:val="22"/>
+          <w:szCs w:val="22"/>
         </w:rPr>
         <w:t>Spoken, Written &amp; Nonverbal</w:t>
       </w:r>
       <w:r>
         <w:rPr>
           <w:rFonts w:ascii="Calibri" w:hAnsi="Calibri" w:cs="Calibri"/>
+          <w:sz w:val="22"/>
+          <w:szCs w:val="22"/>
         </w:rPr>
         <w:t>------&gt; Qua</w:t>
       </w:r>
       <w:r>
         <w:rPr>
           <w:rFonts w:ascii="Calibri" w:hAnsi="Calibri" w:cs="Calibri"/>
+          <w:sz w:val="22"/>
+          <w:szCs w:val="22"/>
         </w:rPr>
         <w:t>li</w:t>
       </w:r>
       <w:r>
         <w:rPr>
           <w:rFonts w:ascii="Calibri" w:hAnsi="Calibri" w:cs="Calibri"/>
+          <w:sz w:val="22"/>
+          <w:szCs w:val="22"/>
         </w:rPr>
         <w:t xml:space="preserve">tative Methods  </w:t>
       </w:r>
@@ -2178,41 +2247,55 @@
         </w:tabs>
         <w:rPr>
           <w:rFonts w:ascii="Calibri" w:hAnsi="Calibri" w:cs="Calibri"/>
-        </w:rPr>
-      </w:pPr>
-      <w:r>
-        <w:rPr>
-          <w:rFonts w:ascii="Calibri" w:hAnsi="Calibri" w:cs="Calibri"/>
+          <w:sz w:val="22"/>
+          <w:szCs w:val="22"/>
+        </w:rPr>
+      </w:pPr>
+      <w:r>
+        <w:rPr>
+          <w:rFonts w:ascii="Calibri" w:hAnsi="Calibri" w:cs="Calibri"/>
+          <w:sz w:val="22"/>
+          <w:szCs w:val="22"/>
         </w:rPr>
         <w:t xml:space="preserve"> </w:t>
       </w:r>
       <w:r>
         <w:rPr>
           <w:rFonts w:ascii="Calibri" w:hAnsi="Calibri" w:cs="Calibri"/>
+          <w:sz w:val="22"/>
+          <w:szCs w:val="22"/>
         </w:rPr>
         <w:tab/>
       </w:r>
       <w:r>
         <w:rPr>
           <w:rFonts w:ascii="Calibri" w:hAnsi="Calibri" w:cs="Calibri"/>
+          <w:sz w:val="22"/>
+          <w:szCs w:val="22"/>
         </w:rPr>
         <w:t>*</w:t>
       </w:r>
       <w:r>
         <w:rPr>
           <w:rFonts w:ascii="Calibri" w:hAnsi="Calibri" w:cs="Calibri"/>
+          <w:sz w:val="22"/>
+          <w:szCs w:val="22"/>
         </w:rPr>
         <w:t>Increasingly there</w:t>
       </w:r>
       <w:r>
         <w:rPr>
           <w:rFonts w:ascii="Calibri" w:hAnsi="Calibri" w:cs="Calibri"/>
+          <w:sz w:val="22"/>
+          <w:szCs w:val="22"/>
         </w:rPr>
         <w:t xml:space="preserve"> is </w:t>
       </w:r>
       <w:r>
         <w:rPr>
           <w:rFonts w:ascii="Calibri" w:hAnsi="Calibri" w:cs="Calibri"/>
+          <w:sz w:val="22"/>
+          <w:szCs w:val="22"/>
         </w:rPr>
         <w:t xml:space="preserve">the adoption of mixed methods approaches. </w:t>
       </w:r>
@@ -2224,26 +2307,54 @@
         </w:tabs>
         <w:rPr>
           <w:rFonts w:ascii="Calibri" w:hAnsi="Calibri" w:cs="Calibri"/>
-        </w:rPr>
-      </w:pPr>
-    </w:p>
-    <w:p>
-      <w:pPr>
-        <w:tabs>
-          <w:tab w:val="left" w:pos="1005"/>
-        </w:tabs>
-        <w:rPr>
-          <w:rFonts w:ascii="Calibri" w:hAnsi="Calibri" w:cs="Calibri"/>
-          <w:b/>
-          <w:bCs/>
-          <w:u w:val="single"/>
-        </w:rPr>
-      </w:pPr>
-      <w:r>
-        <w:rPr>
-          <w:rFonts w:ascii="Calibri" w:hAnsi="Calibri" w:cs="Calibri"/>
-          <w:b/>
-          <w:bCs/>
+          <w:sz w:val="22"/>
+          <w:szCs w:val="22"/>
+        </w:rPr>
+      </w:pPr>
+    </w:p>
+    <w:p>
+      <w:pPr>
+        <w:tabs>
+          <w:tab w:val="left" w:pos="1005"/>
+        </w:tabs>
+        <w:rPr>
+          <w:rFonts w:ascii="Calibri" w:hAnsi="Calibri" w:cs="Calibri"/>
+          <w:b/>
+          <w:bCs/>
+          <w:sz w:val="22"/>
+          <w:szCs w:val="22"/>
+          <w:u w:val="single"/>
+        </w:rPr>
+      </w:pPr>
+      <w:r>
+        <w:rPr>
+          <w:rFonts w:ascii="Calibri" w:hAnsi="Calibri" w:cs="Calibri"/>
+          <w:b/>
+          <w:bCs/>
+          <w:sz w:val="22"/>
+          <w:szCs w:val="22"/>
+          <w:u w:val="single"/>
+        </w:rPr>
+        <w:t>3.2</w:t>
+      </w:r>
+      <w:r>
+        <w:rPr>
+          <w:rFonts w:ascii="Calibri" w:hAnsi="Calibri" w:cs="Calibri"/>
+          <w:b/>
+          <w:bCs/>
+          <w:sz w:val="22"/>
+          <w:szCs w:val="22"/>
+          <w:u w:val="single"/>
+        </w:rPr>
+        <w:t xml:space="preserve"> </w:t>
+      </w:r>
+      <w:r>
+        <w:rPr>
+          <w:rFonts w:ascii="Calibri" w:hAnsi="Calibri" w:cs="Calibri"/>
+          <w:b/>
+          <w:bCs/>
+          <w:sz w:val="22"/>
+          <w:szCs w:val="22"/>
           <w:u w:val="single"/>
         </w:rPr>
         <w:t xml:space="preserve">The role </w:t>
@@ -2253,6 +2364,8 @@
           <w:rFonts w:ascii="Calibri" w:hAnsi="Calibri" w:cs="Calibri"/>
           <w:b/>
           <w:bCs/>
+          <w:sz w:val="22"/>
+          <w:szCs w:val="22"/>
           <w:u w:val="single"/>
         </w:rPr>
         <w:t>of Ethics</w:t>
@@ -2262,6 +2375,8 @@
           <w:rFonts w:ascii="Calibri" w:hAnsi="Calibri" w:cs="Calibri"/>
           <w:b/>
           <w:bCs/>
+          <w:sz w:val="22"/>
+          <w:szCs w:val="22"/>
           <w:u w:val="single"/>
         </w:rPr>
         <w:t>:</w:t>
@@ -2274,23 +2389,31 @@
         </w:tabs>
         <w:rPr>
           <w:rFonts w:ascii="Calibri" w:hAnsi="Calibri" w:cs="Calibri"/>
-        </w:rPr>
-      </w:pPr>
-      <w:r>
-        <w:rPr>
-          <w:rFonts w:ascii="Calibri" w:hAnsi="Calibri" w:cs="Calibri"/>
+          <w:sz w:val="22"/>
+          <w:szCs w:val="22"/>
+        </w:rPr>
+      </w:pPr>
+      <w:r>
+        <w:rPr>
+          <w:rFonts w:ascii="Calibri" w:hAnsi="Calibri" w:cs="Calibri"/>
+          <w:sz w:val="22"/>
+          <w:szCs w:val="22"/>
         </w:rPr>
         <w:t xml:space="preserve">Ethics: </w:t>
       </w:r>
       <w:r>
         <w:rPr>
           <w:rFonts w:ascii="Calibri" w:hAnsi="Calibri" w:cs="Calibri"/>
+          <w:sz w:val="22"/>
+          <w:szCs w:val="22"/>
         </w:rPr>
         <w:t>Social and</w:t>
       </w:r>
       <w:r>
         <w:rPr>
           <w:rFonts w:ascii="Calibri" w:hAnsi="Calibri" w:cs="Calibri"/>
+          <w:sz w:val="22"/>
+          <w:szCs w:val="22"/>
         </w:rPr>
         <w:t xml:space="preserve"> moral values involved in undertaking social research. </w:t>
       </w:r>
@@ -2302,11 +2425,15 @@
         </w:tabs>
         <w:rPr>
           <w:rFonts w:ascii="Calibri" w:hAnsi="Calibri" w:cs="Calibri"/>
-        </w:rPr>
-      </w:pPr>
-      <w:r>
-        <w:rPr>
-          <w:rFonts w:ascii="Calibri" w:hAnsi="Calibri" w:cs="Calibri"/>
+          <w:sz w:val="22"/>
+          <w:szCs w:val="22"/>
+        </w:rPr>
+      </w:pPr>
+      <w:r>
+        <w:rPr>
+          <w:rFonts w:ascii="Calibri" w:hAnsi="Calibri" w:cs="Calibri"/>
+          <w:sz w:val="22"/>
+          <w:szCs w:val="22"/>
         </w:rPr>
         <w:t xml:space="preserve">Things to consider: </w:t>
       </w:r>
@@ -2323,11 +2450,15 @@
         </w:tabs>
         <w:rPr>
           <w:rFonts w:ascii="Calibri" w:hAnsi="Calibri" w:cs="Calibri"/>
-        </w:rPr>
-      </w:pPr>
-      <w:r>
-        <w:rPr>
-          <w:rFonts w:ascii="Calibri" w:hAnsi="Calibri" w:cs="Calibri"/>
+          <w:sz w:val="22"/>
+          <w:szCs w:val="22"/>
+        </w:rPr>
+      </w:pPr>
+      <w:r>
+        <w:rPr>
+          <w:rFonts w:ascii="Calibri" w:hAnsi="Calibri" w:cs="Calibri"/>
+          <w:sz w:val="22"/>
+          <w:szCs w:val="22"/>
         </w:rPr>
         <w:t>Ethics approvals?</w:t>
       </w:r>
@@ -2344,11 +2475,15 @@
         </w:tabs>
         <w:rPr>
           <w:rFonts w:ascii="Calibri" w:hAnsi="Calibri" w:cs="Calibri"/>
-        </w:rPr>
-      </w:pPr>
-      <w:r>
-        <w:rPr>
-          <w:rFonts w:ascii="Calibri" w:hAnsi="Calibri" w:cs="Calibri"/>
+          <w:sz w:val="22"/>
+          <w:szCs w:val="22"/>
+        </w:rPr>
+      </w:pPr>
+      <w:r>
+        <w:rPr>
+          <w:rFonts w:ascii="Calibri" w:hAnsi="Calibri" w:cs="Calibri"/>
+          <w:sz w:val="22"/>
+          <w:szCs w:val="22"/>
         </w:rPr>
         <w:t>Informed Consent</w:t>
       </w:r>
@@ -2365,17 +2500,23 @@
         </w:tabs>
         <w:rPr>
           <w:rFonts w:ascii="Calibri" w:hAnsi="Calibri" w:cs="Calibri"/>
-        </w:rPr>
-      </w:pPr>
-      <w:r>
-        <w:rPr>
-          <w:rFonts w:ascii="Calibri" w:hAnsi="Calibri" w:cs="Calibri"/>
+          <w:sz w:val="22"/>
+          <w:szCs w:val="22"/>
+        </w:rPr>
+      </w:pPr>
+      <w:r>
+        <w:rPr>
+          <w:rFonts w:ascii="Calibri" w:hAnsi="Calibri" w:cs="Calibri"/>
+          <w:sz w:val="22"/>
+          <w:szCs w:val="22"/>
         </w:rPr>
         <w:t xml:space="preserve">Consent should be freely given, information, risks, </w:t>
       </w:r>
       <w:r>
         <w:rPr>
           <w:rFonts w:ascii="Calibri" w:hAnsi="Calibri" w:cs="Calibri"/>
+          <w:sz w:val="22"/>
+          <w:szCs w:val="22"/>
         </w:rPr>
         <w:t xml:space="preserve">Informed consent. </w:t>
       </w:r>
@@ -2392,17 +2533,23 @@
         </w:tabs>
         <w:rPr>
           <w:rFonts w:ascii="Calibri" w:hAnsi="Calibri" w:cs="Calibri"/>
-        </w:rPr>
-      </w:pPr>
-      <w:r>
-        <w:rPr>
-          <w:rFonts w:ascii="Calibri" w:hAnsi="Calibri" w:cs="Calibri"/>
+          <w:sz w:val="22"/>
+          <w:szCs w:val="22"/>
+        </w:rPr>
+      </w:pPr>
+      <w:r>
+        <w:rPr>
+          <w:rFonts w:ascii="Calibri" w:hAnsi="Calibri" w:cs="Calibri"/>
+          <w:sz w:val="22"/>
+          <w:szCs w:val="22"/>
         </w:rPr>
         <w:t>Power relationshi</w:t>
       </w:r>
       <w:r>
         <w:rPr>
           <w:rFonts w:ascii="Calibri" w:hAnsi="Calibri" w:cs="Calibri"/>
+          <w:sz w:val="22"/>
+          <w:szCs w:val="22"/>
         </w:rPr>
         <w:t xml:space="preserve">ps </w:t>
       </w:r>
@@ -2419,11 +2566,15 @@
         </w:tabs>
         <w:rPr>
           <w:rFonts w:ascii="Calibri" w:hAnsi="Calibri" w:cs="Calibri"/>
-        </w:rPr>
-      </w:pPr>
-      <w:r>
-        <w:rPr>
-          <w:rFonts w:ascii="Calibri" w:hAnsi="Calibri" w:cs="Calibri"/>
+          <w:sz w:val="22"/>
+          <w:szCs w:val="22"/>
+        </w:rPr>
+      </w:pPr>
+      <w:r>
+        <w:rPr>
+          <w:rFonts w:ascii="Calibri" w:hAnsi="Calibri" w:cs="Calibri"/>
+          <w:sz w:val="22"/>
+          <w:szCs w:val="22"/>
         </w:rPr>
         <w:t xml:space="preserve">Protection from harm </w:t>
       </w:r>
@@ -2440,23 +2591,31 @@
         </w:tabs>
         <w:rPr>
           <w:rFonts w:ascii="Calibri" w:hAnsi="Calibri" w:cs="Calibri"/>
-        </w:rPr>
-      </w:pPr>
-      <w:r>
-        <w:rPr>
-          <w:rFonts w:ascii="Calibri" w:hAnsi="Calibri" w:cs="Calibri"/>
+          <w:sz w:val="22"/>
+          <w:szCs w:val="22"/>
+        </w:rPr>
+      </w:pPr>
+      <w:r>
+        <w:rPr>
+          <w:rFonts w:ascii="Calibri" w:hAnsi="Calibri" w:cs="Calibri"/>
+          <w:sz w:val="22"/>
+          <w:szCs w:val="22"/>
         </w:rPr>
         <w:t>Physical, psychological, Other consequence</w:t>
       </w:r>
       <w:r>
         <w:rPr>
           <w:rFonts w:ascii="Calibri" w:hAnsi="Calibri" w:cs="Calibri"/>
+          <w:sz w:val="22"/>
+          <w:szCs w:val="22"/>
         </w:rPr>
         <w:t>s, Risk, confidentiality, Honesty, anonymity</w:t>
       </w:r>
       <w:r>
         <w:rPr>
           <w:rFonts w:ascii="Calibri" w:hAnsi="Calibri" w:cs="Calibri"/>
+          <w:sz w:val="22"/>
+          <w:szCs w:val="22"/>
         </w:rPr>
         <w:t>, Data Protection. Cultural considerations.</w:t>
       </w:r>
@@ -2473,23 +2632,39 @@
         </w:tabs>
         <w:rPr>
           <w:rFonts w:ascii="Calibri" w:hAnsi="Calibri" w:cs="Calibri"/>
-        </w:rPr>
-      </w:pPr>
-      <w:r>
-        <w:rPr>
-          <w:rFonts w:ascii="Calibri" w:hAnsi="Calibri" w:cs="Calibri"/>
-        </w:rPr>
-        <w:t>Key is for protection from harm?</w:t>
-      </w:r>
-      <w:r>
-        <w:rPr>
-          <w:rFonts w:ascii="Calibri" w:hAnsi="Calibri" w:cs="Calibri"/>
+          <w:sz w:val="22"/>
+          <w:szCs w:val="22"/>
+        </w:rPr>
+      </w:pPr>
+      <w:r>
+        <w:rPr>
+          <w:rFonts w:ascii="Calibri" w:hAnsi="Calibri" w:cs="Calibri"/>
+          <w:sz w:val="22"/>
+          <w:szCs w:val="22"/>
+        </w:rPr>
+        <w:t xml:space="preserve">Key is for protection from </w:t>
+      </w:r>
+      <w:r>
+        <w:rPr>
+          <w:rFonts w:ascii="Calibri" w:hAnsi="Calibri" w:cs="Calibri"/>
+          <w:sz w:val="22"/>
+          <w:szCs w:val="22"/>
+        </w:rPr>
+        <w:t>harm.</w:t>
+      </w:r>
+      <w:r>
+        <w:rPr>
+          <w:rFonts w:ascii="Calibri" w:hAnsi="Calibri" w:cs="Calibri"/>
+          <w:sz w:val="22"/>
+          <w:szCs w:val="22"/>
         </w:rPr>
         <w:t xml:space="preserve"> </w:t>
       </w:r>
       <w:r>
         <w:rPr>
           <w:rFonts w:ascii="Calibri" w:hAnsi="Calibri" w:cs="Calibri"/>
+          <w:sz w:val="22"/>
+          <w:szCs w:val="22"/>
         </w:rPr>
         <w:t xml:space="preserve"> </w:t>
       </w:r>
@@ -2509,10 +2684,3587 @@
         <w:tabs>
           <w:tab w:val="left" w:pos="1005"/>
         </w:tabs>
-        <w:rPr>
-          <w:rFonts w:ascii="Calibri" w:hAnsi="Calibri" w:cs="Calibri"/>
-        </w:rPr>
-      </w:pPr>
+        <w:jc w:val="center"/>
+        <w:rPr>
+          <w:rFonts w:ascii="Calibri" w:hAnsi="Calibri" w:cs="Calibri"/>
+          <w:b/>
+          <w:bCs/>
+          <w:sz w:val="22"/>
+          <w:szCs w:val="22"/>
+          <w:u w:val="single"/>
+        </w:rPr>
+      </w:pPr>
+      <w:r>
+        <w:rPr>
+          <w:rFonts w:ascii="Calibri" w:hAnsi="Calibri" w:cs="Calibri"/>
+          <w:b/>
+          <w:bCs/>
+          <w:sz w:val="22"/>
+          <w:szCs w:val="22"/>
+          <w:u w:val="single"/>
+        </w:rPr>
+        <w:t xml:space="preserve">Step </w:t>
+      </w:r>
+      <w:r>
+        <w:rPr>
+          <w:rFonts w:ascii="Calibri" w:hAnsi="Calibri" w:cs="Calibri"/>
+          <w:b/>
+          <w:bCs/>
+          <w:sz w:val="22"/>
+          <w:szCs w:val="22"/>
+          <w:u w:val="single"/>
+        </w:rPr>
+        <w:t>4</w:t>
+      </w:r>
+      <w:r>
+        <w:rPr>
+          <w:rFonts w:ascii="Calibri" w:hAnsi="Calibri" w:cs="Calibri"/>
+          <w:b/>
+          <w:bCs/>
+          <w:sz w:val="22"/>
+          <w:szCs w:val="22"/>
+          <w:u w:val="single"/>
+        </w:rPr>
+        <w:t xml:space="preserve">: </w:t>
+      </w:r>
+      <w:r>
+        <w:rPr>
+          <w:rFonts w:ascii="Calibri" w:hAnsi="Calibri" w:cs="Calibri"/>
+          <w:b/>
+          <w:bCs/>
+          <w:sz w:val="22"/>
+          <w:szCs w:val="22"/>
+          <w:u w:val="single"/>
+        </w:rPr>
+        <w:t xml:space="preserve">Planning the research Project </w:t>
+      </w:r>
+    </w:p>
+    <w:p>
+      <w:pPr>
+        <w:tabs>
+          <w:tab w:val="left" w:pos="1005"/>
+        </w:tabs>
+        <w:rPr>
+          <w:rFonts w:ascii="Calibri" w:hAnsi="Calibri" w:cs="Calibri"/>
+          <w:sz w:val="22"/>
+          <w:szCs w:val="22"/>
+        </w:rPr>
+      </w:pPr>
+      <w:r>
+        <w:rPr>
+          <w:rFonts w:ascii="Calibri" w:hAnsi="Calibri" w:cs="Calibri"/>
+          <w:sz w:val="22"/>
+          <w:szCs w:val="22"/>
+        </w:rPr>
+        <w:t>There are two groups of questions to be asked when planning your project</w:t>
+      </w:r>
+      <w:r>
+        <w:rPr>
+          <w:rFonts w:ascii="Calibri" w:hAnsi="Calibri" w:cs="Calibri"/>
+          <w:sz w:val="22"/>
+          <w:szCs w:val="22"/>
+        </w:rPr>
+        <w:t xml:space="preserve">: </w:t>
+      </w:r>
+    </w:p>
+    <w:p>
+      <w:pPr>
+        <w:pStyle w:val="ListParagraph"/>
+        <w:numPr>
+          <w:ilvl w:val="0"/>
+          <w:numId w:val="13"/>
+        </w:numPr>
+        <w:tabs>
+          <w:tab w:val="left" w:pos="1005"/>
+        </w:tabs>
+        <w:rPr>
+          <w:rFonts w:ascii="Calibri" w:hAnsi="Calibri" w:cs="Calibri"/>
+          <w:sz w:val="22"/>
+          <w:szCs w:val="22"/>
+        </w:rPr>
+      </w:pPr>
+      <w:r>
+        <w:rPr>
+          <w:rFonts w:ascii="Calibri" w:hAnsi="Calibri" w:cs="Calibri"/>
+          <w:sz w:val="22"/>
+          <w:szCs w:val="22"/>
+        </w:rPr>
+        <w:t xml:space="preserve">Questions related to the research project: </w:t>
+      </w:r>
+    </w:p>
+    <w:p>
+      <w:pPr>
+        <w:pStyle w:val="ListParagraph"/>
+        <w:numPr>
+          <w:ilvl w:val="1"/>
+          <w:numId w:val="13"/>
+        </w:numPr>
+        <w:tabs>
+          <w:tab w:val="left" w:pos="1005"/>
+        </w:tabs>
+        <w:rPr>
+          <w:rFonts w:ascii="Calibri" w:hAnsi="Calibri" w:cs="Calibri"/>
+          <w:sz w:val="22"/>
+          <w:szCs w:val="22"/>
+        </w:rPr>
+      </w:pPr>
+      <w:r>
+        <w:rPr>
+          <w:rFonts w:ascii="Calibri" w:hAnsi="Calibri" w:cs="Calibri"/>
+          <w:sz w:val="22"/>
+          <w:szCs w:val="22"/>
+        </w:rPr>
+        <w:t>What is the purpose of the research?</w:t>
+      </w:r>
+    </w:p>
+    <w:p>
+      <w:pPr>
+        <w:pStyle w:val="ListParagraph"/>
+        <w:numPr>
+          <w:ilvl w:val="1"/>
+          <w:numId w:val="13"/>
+        </w:numPr>
+        <w:tabs>
+          <w:tab w:val="left" w:pos="1005"/>
+        </w:tabs>
+        <w:rPr>
+          <w:rFonts w:ascii="Calibri" w:hAnsi="Calibri" w:cs="Calibri"/>
+          <w:sz w:val="22"/>
+          <w:szCs w:val="22"/>
+        </w:rPr>
+      </w:pPr>
+      <w:r>
+        <w:rPr>
+          <w:rFonts w:ascii="Calibri" w:hAnsi="Calibri" w:cs="Calibri"/>
+          <w:sz w:val="22"/>
+          <w:szCs w:val="22"/>
+        </w:rPr>
+        <w:t>What research has already been done?</w:t>
+      </w:r>
+    </w:p>
+    <w:p>
+      <w:pPr>
+        <w:pStyle w:val="ListParagraph"/>
+        <w:numPr>
+          <w:ilvl w:val="1"/>
+          <w:numId w:val="13"/>
+        </w:numPr>
+        <w:tabs>
+          <w:tab w:val="left" w:pos="1005"/>
+        </w:tabs>
+        <w:rPr>
+          <w:rFonts w:ascii="Calibri" w:hAnsi="Calibri" w:cs="Calibri"/>
+          <w:sz w:val="22"/>
+          <w:szCs w:val="22"/>
+        </w:rPr>
+      </w:pPr>
+      <w:r>
+        <w:rPr>
+          <w:rFonts w:ascii="Calibri" w:hAnsi="Calibri" w:cs="Calibri"/>
+          <w:sz w:val="22"/>
+          <w:szCs w:val="22"/>
+        </w:rPr>
+        <w:t xml:space="preserve">How will you think to collect/ analyse/ present findings </w:t>
+      </w:r>
+    </w:p>
+    <w:p>
+      <w:pPr>
+        <w:pStyle w:val="ListParagraph"/>
+        <w:numPr>
+          <w:ilvl w:val="1"/>
+          <w:numId w:val="13"/>
+        </w:numPr>
+        <w:tabs>
+          <w:tab w:val="left" w:pos="1005"/>
+        </w:tabs>
+        <w:rPr>
+          <w:rFonts w:ascii="Calibri" w:hAnsi="Calibri" w:cs="Calibri"/>
+          <w:sz w:val="22"/>
+          <w:szCs w:val="22"/>
+        </w:rPr>
+      </w:pPr>
+      <w:r>
+        <w:rPr>
+          <w:rFonts w:ascii="Calibri" w:hAnsi="Calibri" w:cs="Calibri"/>
+          <w:sz w:val="22"/>
+          <w:szCs w:val="22"/>
+        </w:rPr>
+        <w:t>What do you think the outcome of the work is ?</w:t>
+      </w:r>
+    </w:p>
+    <w:p>
+      <w:pPr>
+        <w:pStyle w:val="ListParagraph"/>
+        <w:numPr>
+          <w:ilvl w:val="0"/>
+          <w:numId w:val="13"/>
+        </w:numPr>
+        <w:tabs>
+          <w:tab w:val="left" w:pos="1005"/>
+        </w:tabs>
+        <w:rPr>
+          <w:rFonts w:ascii="Calibri" w:hAnsi="Calibri" w:cs="Calibri"/>
+          <w:sz w:val="22"/>
+          <w:szCs w:val="22"/>
+        </w:rPr>
+      </w:pPr>
+      <w:r>
+        <w:rPr>
+          <w:rFonts w:ascii="Calibri" w:hAnsi="Calibri" w:cs="Calibri"/>
+          <w:sz w:val="22"/>
+          <w:szCs w:val="22"/>
+        </w:rPr>
+        <w:t xml:space="preserve">Practicalities: </w:t>
+      </w:r>
+    </w:p>
+    <w:p>
+      <w:pPr>
+        <w:pStyle w:val="ListParagraph"/>
+        <w:numPr>
+          <w:ilvl w:val="1"/>
+          <w:numId w:val="13"/>
+        </w:numPr>
+        <w:tabs>
+          <w:tab w:val="left" w:pos="1005"/>
+        </w:tabs>
+        <w:rPr>
+          <w:rFonts w:ascii="Calibri" w:hAnsi="Calibri" w:cs="Calibri"/>
+          <w:sz w:val="22"/>
+          <w:szCs w:val="22"/>
+        </w:rPr>
+      </w:pPr>
+      <w:r>
+        <w:rPr>
+          <w:rFonts w:ascii="Calibri" w:hAnsi="Calibri" w:cs="Calibri"/>
+          <w:sz w:val="22"/>
+          <w:szCs w:val="22"/>
+        </w:rPr>
+        <w:lastRenderedPageBreak/>
+        <w:t>Alone or part of a team?</w:t>
+      </w:r>
+    </w:p>
+    <w:p>
+      <w:pPr>
+        <w:pStyle w:val="ListParagraph"/>
+        <w:numPr>
+          <w:ilvl w:val="1"/>
+          <w:numId w:val="13"/>
+        </w:numPr>
+        <w:tabs>
+          <w:tab w:val="left" w:pos="1005"/>
+        </w:tabs>
+        <w:rPr>
+          <w:rFonts w:ascii="Calibri" w:hAnsi="Calibri" w:cs="Calibri"/>
+          <w:sz w:val="22"/>
+          <w:szCs w:val="22"/>
+        </w:rPr>
+      </w:pPr>
+      <w:r>
+        <w:rPr>
+          <w:rFonts w:ascii="Calibri" w:hAnsi="Calibri" w:cs="Calibri"/>
+          <w:sz w:val="22"/>
+          <w:szCs w:val="22"/>
+        </w:rPr>
+        <w:t>Timetable?</w:t>
+      </w:r>
+    </w:p>
+    <w:p>
+      <w:pPr>
+        <w:pStyle w:val="ListParagraph"/>
+        <w:numPr>
+          <w:ilvl w:val="1"/>
+          <w:numId w:val="13"/>
+        </w:numPr>
+        <w:tabs>
+          <w:tab w:val="left" w:pos="1005"/>
+        </w:tabs>
+        <w:rPr>
+          <w:rFonts w:ascii="Calibri" w:hAnsi="Calibri" w:cs="Calibri"/>
+          <w:sz w:val="22"/>
+          <w:szCs w:val="22"/>
+        </w:rPr>
+      </w:pPr>
+      <w:r>
+        <w:rPr>
+          <w:rFonts w:ascii="Calibri" w:hAnsi="Calibri" w:cs="Calibri"/>
+          <w:sz w:val="22"/>
+          <w:szCs w:val="22"/>
+        </w:rPr>
+        <w:t>How will you measure progress?</w:t>
+      </w:r>
+    </w:p>
+    <w:p>
+      <w:pPr>
+        <w:tabs>
+          <w:tab w:val="left" w:pos="1005"/>
+        </w:tabs>
+        <w:rPr>
+          <w:rFonts w:ascii="Calibri" w:hAnsi="Calibri" w:cs="Calibri"/>
+          <w:sz w:val="22"/>
+          <w:szCs w:val="22"/>
+        </w:rPr>
+      </w:pPr>
+    </w:p>
+    <w:p>
+      <w:pPr>
+        <w:tabs>
+          <w:tab w:val="left" w:pos="1005"/>
+        </w:tabs>
+        <w:rPr>
+          <w:rFonts w:ascii="Calibri" w:hAnsi="Calibri" w:cs="Calibri"/>
+          <w:sz w:val="22"/>
+          <w:szCs w:val="22"/>
+        </w:rPr>
+      </w:pPr>
+    </w:p>
+    <w:p>
+      <w:pPr>
+        <w:tabs>
+          <w:tab w:val="left" w:pos="1005"/>
+        </w:tabs>
+        <w:rPr>
+          <w:rFonts w:ascii="Calibri" w:hAnsi="Calibri" w:cs="Calibri"/>
+          <w:sz w:val="22"/>
+          <w:szCs w:val="22"/>
+        </w:rPr>
+      </w:pPr>
+    </w:p>
+    <w:p>
+      <w:pPr>
+        <w:tabs>
+          <w:tab w:val="left" w:pos="1005"/>
+        </w:tabs>
+        <w:jc w:val="center"/>
+        <w:rPr>
+          <w:rFonts w:ascii="Calibri" w:hAnsi="Calibri" w:cs="Calibri"/>
+          <w:b/>
+          <w:bCs/>
+          <w:sz w:val="22"/>
+          <w:szCs w:val="22"/>
+          <w:u w:val="single"/>
+        </w:rPr>
+      </w:pPr>
+      <w:r>
+        <w:rPr>
+          <w:rFonts w:ascii="Calibri" w:hAnsi="Calibri" w:cs="Calibri"/>
+          <w:b/>
+          <w:bCs/>
+          <w:sz w:val="22"/>
+          <w:szCs w:val="22"/>
+          <w:u w:val="single"/>
+        </w:rPr>
+        <w:t xml:space="preserve">Step </w:t>
+      </w:r>
+      <w:r>
+        <w:rPr>
+          <w:rFonts w:ascii="Calibri" w:hAnsi="Calibri" w:cs="Calibri"/>
+          <w:b/>
+          <w:bCs/>
+          <w:sz w:val="22"/>
+          <w:szCs w:val="22"/>
+          <w:u w:val="single"/>
+        </w:rPr>
+        <w:t>5</w:t>
+      </w:r>
+      <w:r>
+        <w:rPr>
+          <w:rFonts w:ascii="Calibri" w:hAnsi="Calibri" w:cs="Calibri"/>
+          <w:b/>
+          <w:bCs/>
+          <w:sz w:val="22"/>
+          <w:szCs w:val="22"/>
+          <w:u w:val="single"/>
+        </w:rPr>
+        <w:t xml:space="preserve">: </w:t>
+      </w:r>
+      <w:r>
+        <w:rPr>
+          <w:rFonts w:ascii="Calibri" w:hAnsi="Calibri" w:cs="Calibri"/>
+          <w:b/>
+          <w:bCs/>
+          <w:sz w:val="22"/>
+          <w:szCs w:val="22"/>
+          <w:u w:val="single"/>
+        </w:rPr>
+        <w:t xml:space="preserve">Literature review </w:t>
+      </w:r>
+    </w:p>
+    <w:p>
+      <w:pPr>
+        <w:tabs>
+          <w:tab w:val="left" w:pos="1005"/>
+        </w:tabs>
+        <w:rPr>
+          <w:rFonts w:ascii="Calibri" w:hAnsi="Calibri" w:cs="Calibri"/>
+          <w:b/>
+          <w:bCs/>
+          <w:sz w:val="22"/>
+          <w:szCs w:val="22"/>
+          <w:u w:val="single"/>
+        </w:rPr>
+      </w:pPr>
+      <w:r>
+        <w:rPr>
+          <w:rFonts w:ascii="Calibri" w:hAnsi="Calibri" w:cs="Calibri"/>
+          <w:b/>
+          <w:bCs/>
+          <w:sz w:val="22"/>
+          <w:szCs w:val="22"/>
+          <w:u w:val="single"/>
+        </w:rPr>
+        <w:t xml:space="preserve">Step </w:t>
+      </w:r>
+      <w:r>
+        <w:rPr>
+          <w:rFonts w:ascii="Calibri" w:hAnsi="Calibri" w:cs="Calibri"/>
+          <w:b/>
+          <w:bCs/>
+          <w:sz w:val="22"/>
+          <w:szCs w:val="22"/>
+          <w:u w:val="single"/>
+        </w:rPr>
+        <w:t>5</w:t>
+      </w:r>
+      <w:r>
+        <w:rPr>
+          <w:rFonts w:ascii="Calibri" w:hAnsi="Calibri" w:cs="Calibri"/>
+          <w:b/>
+          <w:bCs/>
+          <w:sz w:val="22"/>
+          <w:szCs w:val="22"/>
+          <w:u w:val="single"/>
+        </w:rPr>
+        <w:t xml:space="preserve">.1: </w:t>
+      </w:r>
+      <w:r>
+        <w:rPr>
+          <w:rFonts w:ascii="Calibri" w:hAnsi="Calibri" w:cs="Calibri"/>
+          <w:b/>
+          <w:bCs/>
+          <w:sz w:val="22"/>
+          <w:szCs w:val="22"/>
+          <w:u w:val="single"/>
+        </w:rPr>
+        <w:t>W</w:t>
+      </w:r>
+      <w:r>
+        <w:rPr>
+          <w:rFonts w:ascii="Calibri" w:hAnsi="Calibri" w:cs="Calibri"/>
+          <w:b/>
+          <w:bCs/>
+          <w:sz w:val="22"/>
+          <w:szCs w:val="22"/>
+          <w:u w:val="single"/>
+        </w:rPr>
+        <w:t xml:space="preserve">hat is a literature review? </w:t>
+      </w:r>
+    </w:p>
+    <w:p>
+      <w:pPr>
+        <w:tabs>
+          <w:tab w:val="left" w:pos="1005"/>
+        </w:tabs>
+        <w:rPr>
+          <w:rFonts w:ascii="Calibri" w:hAnsi="Calibri" w:cs="Calibri"/>
+          <w:sz w:val="22"/>
+          <w:szCs w:val="22"/>
+        </w:rPr>
+      </w:pPr>
+      <w:r>
+        <w:rPr>
+          <w:rFonts w:ascii="Calibri" w:hAnsi="Calibri" w:cs="Calibri"/>
+          <w:sz w:val="22"/>
+          <w:szCs w:val="22"/>
+        </w:rPr>
+        <w:t>A literature review involves:</w:t>
+      </w:r>
+    </w:p>
+    <w:p>
+      <w:pPr>
+        <w:pStyle w:val="ListParagraph"/>
+        <w:numPr>
+          <w:ilvl w:val="0"/>
+          <w:numId w:val="10"/>
+        </w:numPr>
+        <w:tabs>
+          <w:tab w:val="left" w:pos="1005"/>
+        </w:tabs>
+        <w:rPr>
+          <w:rFonts w:ascii="Calibri" w:hAnsi="Calibri" w:cs="Calibri"/>
+          <w:sz w:val="22"/>
+          <w:szCs w:val="22"/>
+        </w:rPr>
+      </w:pPr>
+      <w:r>
+        <w:rPr>
+          <w:rFonts w:ascii="Calibri" w:hAnsi="Calibri" w:cs="Calibri"/>
+          <w:sz w:val="22"/>
+          <w:szCs w:val="22"/>
+        </w:rPr>
+        <w:t xml:space="preserve">Background reading – around the topic to see what has already been done. </w:t>
+      </w:r>
+    </w:p>
+    <w:p>
+      <w:pPr>
+        <w:pStyle w:val="ListParagraph"/>
+        <w:numPr>
+          <w:ilvl w:val="0"/>
+          <w:numId w:val="10"/>
+        </w:numPr>
+        <w:tabs>
+          <w:tab w:val="left" w:pos="1005"/>
+        </w:tabs>
+        <w:rPr>
+          <w:rFonts w:ascii="Calibri" w:hAnsi="Calibri" w:cs="Calibri"/>
+          <w:sz w:val="22"/>
+          <w:szCs w:val="22"/>
+        </w:rPr>
+      </w:pPr>
+      <w:r>
+        <w:rPr>
+          <w:rFonts w:ascii="Calibri" w:hAnsi="Calibri" w:cs="Calibri"/>
+          <w:sz w:val="22"/>
+          <w:szCs w:val="22"/>
+        </w:rPr>
+        <w:t>Search reading - compiling a list of sources and information</w:t>
+      </w:r>
+    </w:p>
+    <w:p>
+      <w:pPr>
+        <w:pStyle w:val="ListParagraph"/>
+        <w:numPr>
+          <w:ilvl w:val="0"/>
+          <w:numId w:val="10"/>
+        </w:numPr>
+        <w:tabs>
+          <w:tab w:val="left" w:pos="1005"/>
+        </w:tabs>
+        <w:rPr>
+          <w:rFonts w:ascii="Calibri" w:hAnsi="Calibri" w:cs="Calibri"/>
+          <w:sz w:val="22"/>
+          <w:szCs w:val="22"/>
+        </w:rPr>
+      </w:pPr>
+      <w:r>
+        <w:rPr>
+          <w:rFonts w:ascii="Calibri" w:hAnsi="Calibri" w:cs="Calibri"/>
+          <w:sz w:val="22"/>
+          <w:szCs w:val="22"/>
+        </w:rPr>
+        <w:t xml:space="preserve">Read and evaluate what you have found </w:t>
+      </w:r>
+    </w:p>
+    <w:p>
+      <w:pPr>
+        <w:pStyle w:val="ListParagraph"/>
+        <w:numPr>
+          <w:ilvl w:val="0"/>
+          <w:numId w:val="10"/>
+        </w:numPr>
+        <w:tabs>
+          <w:tab w:val="left" w:pos="1005"/>
+        </w:tabs>
+        <w:rPr>
+          <w:rFonts w:ascii="Calibri" w:hAnsi="Calibri" w:cs="Calibri"/>
+          <w:sz w:val="22"/>
+          <w:szCs w:val="22"/>
+        </w:rPr>
+      </w:pPr>
+      <w:r>
+        <w:rPr>
+          <w:rFonts w:ascii="Calibri" w:hAnsi="Calibri" w:cs="Calibri"/>
+          <w:sz w:val="22"/>
+          <w:szCs w:val="22"/>
+        </w:rPr>
+        <w:t xml:space="preserve">Structure and produce the review. </w:t>
+      </w:r>
+    </w:p>
+    <w:p>
+      <w:pPr>
+        <w:tabs>
+          <w:tab w:val="left" w:pos="1005"/>
+        </w:tabs>
+        <w:rPr>
+          <w:rFonts w:ascii="Calibri" w:hAnsi="Calibri" w:cs="Calibri"/>
+          <w:sz w:val="22"/>
+          <w:szCs w:val="22"/>
+        </w:rPr>
+      </w:pPr>
+    </w:p>
+    <w:p>
+      <w:pPr>
+        <w:tabs>
+          <w:tab w:val="left" w:pos="1005"/>
+        </w:tabs>
+        <w:rPr>
+          <w:rFonts w:ascii="Calibri" w:hAnsi="Calibri" w:cs="Calibri"/>
+          <w:b/>
+          <w:bCs/>
+          <w:sz w:val="22"/>
+          <w:szCs w:val="22"/>
+          <w:u w:val="single"/>
+        </w:rPr>
+      </w:pPr>
+      <w:r>
+        <w:rPr>
+          <w:rFonts w:ascii="Calibri" w:hAnsi="Calibri" w:cs="Calibri"/>
+          <w:b/>
+          <w:bCs/>
+          <w:sz w:val="22"/>
+          <w:szCs w:val="22"/>
+          <w:u w:val="single"/>
+        </w:rPr>
+        <w:t xml:space="preserve">Step </w:t>
+      </w:r>
+      <w:r>
+        <w:rPr>
+          <w:rFonts w:ascii="Calibri" w:hAnsi="Calibri" w:cs="Calibri"/>
+          <w:b/>
+          <w:bCs/>
+          <w:sz w:val="22"/>
+          <w:szCs w:val="22"/>
+          <w:u w:val="single"/>
+        </w:rPr>
+        <w:t>5</w:t>
+      </w:r>
+      <w:r>
+        <w:rPr>
+          <w:rFonts w:ascii="Calibri" w:hAnsi="Calibri" w:cs="Calibri"/>
+          <w:b/>
+          <w:bCs/>
+          <w:sz w:val="22"/>
+          <w:szCs w:val="22"/>
+          <w:u w:val="single"/>
+        </w:rPr>
+        <w:t>.2</w:t>
+      </w:r>
+      <w:r>
+        <w:rPr>
+          <w:rFonts w:ascii="Calibri" w:hAnsi="Calibri" w:cs="Calibri"/>
+          <w:b/>
+          <w:bCs/>
+          <w:sz w:val="22"/>
+          <w:szCs w:val="22"/>
+          <w:u w:val="single"/>
+        </w:rPr>
+        <w:t xml:space="preserve">: </w:t>
+      </w:r>
+      <w:r>
+        <w:rPr>
+          <w:rFonts w:ascii="Calibri" w:hAnsi="Calibri" w:cs="Calibri"/>
+          <w:b/>
+          <w:bCs/>
+          <w:sz w:val="22"/>
+          <w:szCs w:val="22"/>
+          <w:u w:val="single"/>
+        </w:rPr>
+        <w:t>Why is it necessary</w:t>
+      </w:r>
+      <w:r>
+        <w:rPr>
+          <w:rFonts w:ascii="Calibri" w:hAnsi="Calibri" w:cs="Calibri"/>
+          <w:b/>
+          <w:bCs/>
+          <w:sz w:val="22"/>
+          <w:szCs w:val="22"/>
+          <w:u w:val="single"/>
+        </w:rPr>
+        <w:t xml:space="preserve">? </w:t>
+      </w:r>
+    </w:p>
+    <w:p>
+      <w:pPr>
+        <w:pStyle w:val="ListParagraph"/>
+        <w:numPr>
+          <w:ilvl w:val="0"/>
+          <w:numId w:val="10"/>
+        </w:numPr>
+        <w:tabs>
+          <w:tab w:val="left" w:pos="1005"/>
+        </w:tabs>
+        <w:rPr>
+          <w:rFonts w:ascii="Calibri" w:hAnsi="Calibri" w:cs="Calibri"/>
+          <w:sz w:val="22"/>
+          <w:szCs w:val="22"/>
+        </w:rPr>
+      </w:pPr>
+      <w:r>
+        <w:rPr>
+          <w:rFonts w:ascii="Calibri" w:hAnsi="Calibri" w:cs="Calibri"/>
+          <w:sz w:val="22"/>
+          <w:szCs w:val="22"/>
+        </w:rPr>
+        <w:t xml:space="preserve">Find out what is already known </w:t>
+      </w:r>
+    </w:p>
+    <w:p>
+      <w:pPr>
+        <w:pStyle w:val="ListParagraph"/>
+        <w:numPr>
+          <w:ilvl w:val="0"/>
+          <w:numId w:val="10"/>
+        </w:numPr>
+        <w:tabs>
+          <w:tab w:val="left" w:pos="1005"/>
+        </w:tabs>
+        <w:rPr>
+          <w:rFonts w:ascii="Calibri" w:hAnsi="Calibri" w:cs="Calibri"/>
+          <w:sz w:val="22"/>
+          <w:szCs w:val="22"/>
+        </w:rPr>
+      </w:pPr>
+      <w:r>
+        <w:rPr>
+          <w:rFonts w:ascii="Calibri" w:hAnsi="Calibri" w:cs="Calibri"/>
+          <w:sz w:val="22"/>
+          <w:szCs w:val="22"/>
+        </w:rPr>
+        <w:t xml:space="preserve">See all the different approaches </w:t>
+      </w:r>
+    </w:p>
+    <w:p>
+      <w:pPr>
+        <w:pStyle w:val="ListParagraph"/>
+        <w:numPr>
+          <w:ilvl w:val="0"/>
+          <w:numId w:val="10"/>
+        </w:numPr>
+        <w:tabs>
+          <w:tab w:val="left" w:pos="1005"/>
+        </w:tabs>
+        <w:rPr>
+          <w:rFonts w:ascii="Calibri" w:hAnsi="Calibri" w:cs="Calibri"/>
+          <w:sz w:val="22"/>
+          <w:szCs w:val="22"/>
+        </w:rPr>
+      </w:pPr>
+      <w:r>
+        <w:rPr>
+          <w:rFonts w:ascii="Calibri" w:hAnsi="Calibri" w:cs="Calibri"/>
+          <w:sz w:val="22"/>
+          <w:szCs w:val="22"/>
+        </w:rPr>
+        <w:t xml:space="preserve">Compare different opinions </w:t>
+      </w:r>
+    </w:p>
+    <w:p>
+      <w:pPr>
+        <w:pStyle w:val="ListParagraph"/>
+        <w:numPr>
+          <w:ilvl w:val="0"/>
+          <w:numId w:val="10"/>
+        </w:numPr>
+        <w:tabs>
+          <w:tab w:val="left" w:pos="1005"/>
+        </w:tabs>
+        <w:rPr>
+          <w:rFonts w:ascii="Calibri" w:hAnsi="Calibri" w:cs="Calibri"/>
+          <w:sz w:val="22"/>
+          <w:szCs w:val="22"/>
+        </w:rPr>
+      </w:pPr>
+      <w:r>
+        <w:rPr>
+          <w:rFonts w:ascii="Calibri" w:hAnsi="Calibri" w:cs="Calibri"/>
+          <w:sz w:val="22"/>
+          <w:szCs w:val="22"/>
+        </w:rPr>
+        <w:t xml:space="preserve">Lean the vocabulary </w:t>
+      </w:r>
+    </w:p>
+    <w:p>
+      <w:pPr>
+        <w:pStyle w:val="ListParagraph"/>
+        <w:numPr>
+          <w:ilvl w:val="0"/>
+          <w:numId w:val="10"/>
+        </w:numPr>
+        <w:tabs>
+          <w:tab w:val="left" w:pos="1005"/>
+        </w:tabs>
+        <w:rPr>
+          <w:rFonts w:ascii="Calibri" w:hAnsi="Calibri" w:cs="Calibri"/>
+          <w:sz w:val="22"/>
+          <w:szCs w:val="22"/>
+        </w:rPr>
+      </w:pPr>
+      <w:r>
+        <w:rPr>
+          <w:rFonts w:ascii="Calibri" w:hAnsi="Calibri" w:cs="Calibri"/>
+          <w:sz w:val="22"/>
+          <w:szCs w:val="22"/>
+        </w:rPr>
+        <w:t xml:space="preserve">Find the important issues </w:t>
+      </w:r>
+    </w:p>
+    <w:p>
+      <w:pPr>
+        <w:tabs>
+          <w:tab w:val="left" w:pos="1005"/>
+        </w:tabs>
+        <w:rPr>
+          <w:rFonts w:ascii="Calibri" w:hAnsi="Calibri" w:cs="Calibri"/>
+          <w:b/>
+          <w:bCs/>
+          <w:sz w:val="22"/>
+          <w:szCs w:val="22"/>
+          <w:u w:val="single"/>
+        </w:rPr>
+      </w:pPr>
+      <w:r>
+        <w:rPr>
+          <w:rFonts w:ascii="Calibri" w:hAnsi="Calibri" w:cs="Calibri"/>
+          <w:b/>
+          <w:bCs/>
+          <w:sz w:val="22"/>
+          <w:szCs w:val="22"/>
+          <w:u w:val="single"/>
+        </w:rPr>
+        <w:t xml:space="preserve">Step </w:t>
+      </w:r>
+      <w:r>
+        <w:rPr>
+          <w:rFonts w:ascii="Calibri" w:hAnsi="Calibri" w:cs="Calibri"/>
+          <w:b/>
+          <w:bCs/>
+          <w:sz w:val="22"/>
+          <w:szCs w:val="22"/>
+          <w:u w:val="single"/>
+        </w:rPr>
+        <w:t>5</w:t>
+      </w:r>
+      <w:r>
+        <w:rPr>
+          <w:rFonts w:ascii="Calibri" w:hAnsi="Calibri" w:cs="Calibri"/>
+          <w:b/>
+          <w:bCs/>
+          <w:sz w:val="22"/>
+          <w:szCs w:val="22"/>
+          <w:u w:val="single"/>
+        </w:rPr>
+        <w:t>.</w:t>
+      </w:r>
+      <w:r>
+        <w:rPr>
+          <w:rFonts w:ascii="Calibri" w:hAnsi="Calibri" w:cs="Calibri"/>
+          <w:b/>
+          <w:bCs/>
+          <w:sz w:val="22"/>
+          <w:szCs w:val="22"/>
+          <w:u w:val="single"/>
+        </w:rPr>
+        <w:t xml:space="preserve">3: </w:t>
+      </w:r>
+      <w:r>
+        <w:rPr>
+          <w:rFonts w:ascii="Calibri" w:hAnsi="Calibri" w:cs="Calibri"/>
+          <w:b/>
+          <w:bCs/>
+          <w:sz w:val="22"/>
+          <w:szCs w:val="22"/>
+          <w:u w:val="single"/>
+        </w:rPr>
+        <w:t>What constitutes literature</w:t>
+      </w:r>
+      <w:r>
+        <w:rPr>
+          <w:rFonts w:ascii="Calibri" w:hAnsi="Calibri" w:cs="Calibri"/>
+          <w:b/>
+          <w:bCs/>
+          <w:sz w:val="22"/>
+          <w:szCs w:val="22"/>
+          <w:u w:val="single"/>
+        </w:rPr>
+        <w:t>?</w:t>
+      </w:r>
+    </w:p>
+    <w:p>
+      <w:pPr>
+        <w:pStyle w:val="ListParagraph"/>
+        <w:numPr>
+          <w:ilvl w:val="0"/>
+          <w:numId w:val="10"/>
+        </w:numPr>
+        <w:tabs>
+          <w:tab w:val="left" w:pos="1005"/>
+        </w:tabs>
+        <w:rPr>
+          <w:rFonts w:ascii="Calibri" w:hAnsi="Calibri" w:cs="Calibri"/>
+          <w:sz w:val="22"/>
+          <w:szCs w:val="22"/>
+        </w:rPr>
+      </w:pPr>
+      <w:r>
+        <w:rPr>
+          <w:rFonts w:ascii="Calibri" w:hAnsi="Calibri" w:cs="Calibri"/>
+          <w:sz w:val="22"/>
+          <w:szCs w:val="22"/>
+        </w:rPr>
+        <w:t xml:space="preserve">Books </w:t>
+      </w:r>
+    </w:p>
+    <w:p>
+      <w:pPr>
+        <w:pStyle w:val="ListParagraph"/>
+        <w:numPr>
+          <w:ilvl w:val="0"/>
+          <w:numId w:val="10"/>
+        </w:numPr>
+        <w:tabs>
+          <w:tab w:val="left" w:pos="1005"/>
+        </w:tabs>
+        <w:rPr>
+          <w:rFonts w:ascii="Calibri" w:hAnsi="Calibri" w:cs="Calibri"/>
+          <w:sz w:val="22"/>
+          <w:szCs w:val="22"/>
+        </w:rPr>
+      </w:pPr>
+      <w:r>
+        <w:rPr>
+          <w:rFonts w:ascii="Calibri" w:hAnsi="Calibri" w:cs="Calibri"/>
+          <w:sz w:val="22"/>
+          <w:szCs w:val="22"/>
+        </w:rPr>
+        <w:t xml:space="preserve">Journals </w:t>
+      </w:r>
+    </w:p>
+    <w:p>
+      <w:pPr>
+        <w:pStyle w:val="ListParagraph"/>
+        <w:numPr>
+          <w:ilvl w:val="0"/>
+          <w:numId w:val="10"/>
+        </w:numPr>
+        <w:tabs>
+          <w:tab w:val="left" w:pos="1005"/>
+        </w:tabs>
+        <w:rPr>
+          <w:rFonts w:ascii="Calibri" w:hAnsi="Calibri" w:cs="Calibri"/>
+          <w:sz w:val="22"/>
+          <w:szCs w:val="22"/>
+        </w:rPr>
+      </w:pPr>
+      <w:r>
+        <w:rPr>
+          <w:rFonts w:ascii="Calibri" w:hAnsi="Calibri" w:cs="Calibri"/>
+          <w:sz w:val="22"/>
+          <w:szCs w:val="22"/>
+        </w:rPr>
+        <w:t xml:space="preserve">Media </w:t>
+      </w:r>
+    </w:p>
+    <w:p>
+      <w:pPr>
+        <w:pStyle w:val="ListParagraph"/>
+        <w:numPr>
+          <w:ilvl w:val="0"/>
+          <w:numId w:val="10"/>
+        </w:numPr>
+        <w:tabs>
+          <w:tab w:val="left" w:pos="1005"/>
+        </w:tabs>
+        <w:rPr>
+          <w:rFonts w:ascii="Calibri" w:hAnsi="Calibri" w:cs="Calibri"/>
+          <w:sz w:val="22"/>
+          <w:szCs w:val="22"/>
+        </w:rPr>
+      </w:pPr>
+      <w:r>
+        <w:rPr>
+          <w:rFonts w:ascii="Calibri" w:hAnsi="Calibri" w:cs="Calibri"/>
+          <w:sz w:val="22"/>
+          <w:szCs w:val="22"/>
+        </w:rPr>
+        <w:t xml:space="preserve">‘Grey’ literature </w:t>
+      </w:r>
+      <w:r>
+        <w:rPr>
+          <w:rFonts w:ascii="Calibri" w:hAnsi="Calibri" w:cs="Calibri"/>
+          <w:sz w:val="22"/>
+          <w:szCs w:val="22"/>
+        </w:rPr>
+        <w:t xml:space="preserve">– produced for and by companies </w:t>
+      </w:r>
+    </w:p>
+    <w:p>
+      <w:pPr>
+        <w:pStyle w:val="ListParagraph"/>
+        <w:numPr>
+          <w:ilvl w:val="0"/>
+          <w:numId w:val="10"/>
+        </w:numPr>
+        <w:tabs>
+          <w:tab w:val="left" w:pos="1005"/>
+        </w:tabs>
+        <w:rPr>
+          <w:rFonts w:ascii="Calibri" w:hAnsi="Calibri" w:cs="Calibri"/>
+          <w:sz w:val="22"/>
+          <w:szCs w:val="22"/>
+        </w:rPr>
+      </w:pPr>
+      <w:r>
+        <w:rPr>
+          <w:rFonts w:ascii="Calibri" w:hAnsi="Calibri" w:cs="Calibri"/>
+          <w:sz w:val="22"/>
+          <w:szCs w:val="22"/>
+        </w:rPr>
+        <w:t>Official documents</w:t>
+      </w:r>
+    </w:p>
+    <w:p>
+      <w:pPr>
+        <w:pStyle w:val="ListParagraph"/>
+        <w:numPr>
+          <w:ilvl w:val="0"/>
+          <w:numId w:val="10"/>
+        </w:numPr>
+        <w:tabs>
+          <w:tab w:val="left" w:pos="1005"/>
+        </w:tabs>
+        <w:rPr>
+          <w:rFonts w:ascii="Calibri" w:hAnsi="Calibri" w:cs="Calibri"/>
+          <w:sz w:val="22"/>
+          <w:szCs w:val="22"/>
+        </w:rPr>
+      </w:pPr>
+      <w:r>
+        <w:rPr>
+          <w:rFonts w:ascii="Calibri" w:hAnsi="Calibri" w:cs="Calibri"/>
+          <w:sz w:val="22"/>
+          <w:szCs w:val="22"/>
+        </w:rPr>
+        <w:t xml:space="preserve">Search engines </w:t>
+      </w:r>
+    </w:p>
+    <w:p>
+      <w:pPr>
+        <w:tabs>
+          <w:tab w:val="left" w:pos="1005"/>
+        </w:tabs>
+        <w:rPr>
+          <w:rFonts w:ascii="Calibri" w:hAnsi="Calibri" w:cs="Calibri"/>
+          <w:b/>
+          <w:bCs/>
+          <w:sz w:val="22"/>
+          <w:szCs w:val="22"/>
+          <w:u w:val="single"/>
+        </w:rPr>
+      </w:pPr>
+      <w:r>
+        <w:rPr>
+          <w:rFonts w:ascii="Calibri" w:hAnsi="Calibri" w:cs="Calibri"/>
+          <w:b/>
+          <w:bCs/>
+          <w:sz w:val="22"/>
+          <w:szCs w:val="22"/>
+          <w:u w:val="single"/>
+        </w:rPr>
+        <w:t xml:space="preserve">Step </w:t>
+      </w:r>
+      <w:r>
+        <w:rPr>
+          <w:rFonts w:ascii="Calibri" w:hAnsi="Calibri" w:cs="Calibri"/>
+          <w:b/>
+          <w:bCs/>
+          <w:sz w:val="22"/>
+          <w:szCs w:val="22"/>
+          <w:u w:val="single"/>
+        </w:rPr>
+        <w:t>5</w:t>
+      </w:r>
+      <w:r>
+        <w:rPr>
+          <w:rFonts w:ascii="Calibri" w:hAnsi="Calibri" w:cs="Calibri"/>
+          <w:b/>
+          <w:bCs/>
+          <w:sz w:val="22"/>
+          <w:szCs w:val="22"/>
+          <w:u w:val="single"/>
+        </w:rPr>
+        <w:t>.</w:t>
+      </w:r>
+      <w:r>
+        <w:rPr>
+          <w:rFonts w:ascii="Calibri" w:hAnsi="Calibri" w:cs="Calibri"/>
+          <w:b/>
+          <w:bCs/>
+          <w:sz w:val="22"/>
+          <w:szCs w:val="22"/>
+          <w:u w:val="single"/>
+        </w:rPr>
+        <w:t>4</w:t>
+      </w:r>
+      <w:r>
+        <w:rPr>
+          <w:rFonts w:ascii="Calibri" w:hAnsi="Calibri" w:cs="Calibri"/>
+          <w:b/>
+          <w:bCs/>
+          <w:sz w:val="22"/>
+          <w:szCs w:val="22"/>
+          <w:u w:val="single"/>
+        </w:rPr>
+        <w:t>: Wha</w:t>
+      </w:r>
+      <w:r>
+        <w:rPr>
+          <w:rFonts w:ascii="Calibri" w:hAnsi="Calibri" w:cs="Calibri"/>
+          <w:b/>
+          <w:bCs/>
+          <w:sz w:val="22"/>
+          <w:szCs w:val="22"/>
+          <w:u w:val="single"/>
+        </w:rPr>
+        <w:t>t is critical analysis</w:t>
+      </w:r>
+      <w:r>
+        <w:rPr>
+          <w:rFonts w:ascii="Calibri" w:hAnsi="Calibri" w:cs="Calibri"/>
+          <w:b/>
+          <w:bCs/>
+          <w:sz w:val="22"/>
+          <w:szCs w:val="22"/>
+          <w:u w:val="single"/>
+        </w:rPr>
+        <w:t>?</w:t>
+      </w:r>
+    </w:p>
+    <w:p>
+      <w:pPr>
+        <w:tabs>
+          <w:tab w:val="left" w:pos="1005"/>
+        </w:tabs>
+        <w:rPr>
+          <w:rFonts w:ascii="Calibri" w:hAnsi="Calibri" w:cs="Calibri"/>
+          <w:sz w:val="22"/>
+          <w:szCs w:val="22"/>
+        </w:rPr>
+      </w:pPr>
+      <w:r>
+        <w:rPr>
+          <w:rFonts w:ascii="Calibri" w:hAnsi="Calibri" w:cs="Calibri"/>
+          <w:sz w:val="22"/>
+          <w:szCs w:val="22"/>
+        </w:rPr>
+        <w:t xml:space="preserve">Critical analysis is to ask how, </w:t>
+      </w:r>
+      <w:r>
+        <w:rPr>
+          <w:rFonts w:ascii="Calibri" w:hAnsi="Calibri" w:cs="Calibri"/>
+          <w:sz w:val="22"/>
+          <w:szCs w:val="22"/>
+        </w:rPr>
+        <w:t>why,</w:t>
+      </w:r>
+      <w:r>
+        <w:rPr>
+          <w:rFonts w:ascii="Calibri" w:hAnsi="Calibri" w:cs="Calibri"/>
+          <w:sz w:val="22"/>
+          <w:szCs w:val="22"/>
+        </w:rPr>
+        <w:t xml:space="preserve"> and whether it holds up </w:t>
+      </w:r>
+    </w:p>
+    <w:p>
+      <w:pPr>
+        <w:numPr>
+          <w:ilvl w:val="0"/>
+          <w:numId w:val="18"/>
+        </w:numPr>
+        <w:tabs>
+          <w:tab w:val="left" w:pos="1005"/>
+        </w:tabs>
+        <w:rPr>
+          <w:rFonts w:ascii="Calibri" w:hAnsi="Calibri" w:cs="Calibri"/>
+          <w:sz w:val="22"/>
+          <w:szCs w:val="22"/>
+        </w:rPr>
+      </w:pPr>
+      <w:r>
+        <w:rPr>
+          <w:rFonts w:ascii="Calibri" w:hAnsi="Calibri" w:cs="Calibri"/>
+          <w:sz w:val="22"/>
+          <w:szCs w:val="22"/>
+        </w:rPr>
+        <w:t>Why did you write this?</w:t>
+      </w:r>
+      <w:r>
+        <w:rPr>
+          <w:rFonts w:ascii="Calibri" w:hAnsi="Calibri" w:cs="Calibri"/>
+          <w:sz w:val="22"/>
+          <w:szCs w:val="22"/>
+        </w:rPr>
+        <w:t xml:space="preserve"> ------&gt;&gt;&gt;</w:t>
+      </w:r>
+      <w:r>
+        <w:t xml:space="preserve"> </w:t>
+      </w:r>
+      <w:r>
+        <w:rPr>
+          <w:rFonts w:ascii="Calibri" w:hAnsi="Calibri" w:cs="Calibri"/>
+          <w:sz w:val="22"/>
+          <w:szCs w:val="22"/>
+        </w:rPr>
+        <w:t>Why am I reading this?</w:t>
+      </w:r>
+    </w:p>
+    <w:p>
+      <w:pPr>
+        <w:numPr>
+          <w:ilvl w:val="0"/>
+          <w:numId w:val="18"/>
+        </w:numPr>
+        <w:tabs>
+          <w:tab w:val="left" w:pos="1005"/>
+        </w:tabs>
+        <w:rPr>
+          <w:rFonts w:ascii="Calibri" w:hAnsi="Calibri" w:cs="Calibri"/>
+          <w:sz w:val="22"/>
+          <w:szCs w:val="22"/>
+        </w:rPr>
+      </w:pPr>
+      <w:r>
+        <w:rPr>
+          <w:rFonts w:ascii="Calibri" w:hAnsi="Calibri" w:cs="Calibri"/>
+          <w:sz w:val="22"/>
+          <w:szCs w:val="22"/>
+        </w:rPr>
+        <w:t xml:space="preserve">Who did you write it for? </w:t>
+      </w:r>
+      <w:r>
+        <w:rPr>
+          <w:rFonts w:ascii="Calibri" w:hAnsi="Calibri" w:cs="Calibri"/>
+          <w:sz w:val="22"/>
+          <w:szCs w:val="22"/>
+        </w:rPr>
+        <w:t>------&gt;&gt;&gt;</w:t>
+      </w:r>
+      <w:r>
+        <w:rPr>
+          <w:rFonts w:ascii="Calibri" w:hAnsi="Calibri" w:cs="Calibri"/>
+          <w:sz w:val="22"/>
+          <w:szCs w:val="22"/>
+        </w:rPr>
+        <w:t>- Was it written for “me”?</w:t>
+      </w:r>
+    </w:p>
+    <w:p>
+      <w:pPr>
+        <w:numPr>
+          <w:ilvl w:val="0"/>
+          <w:numId w:val="18"/>
+        </w:numPr>
+        <w:tabs>
+          <w:tab w:val="left" w:pos="1005"/>
+        </w:tabs>
+        <w:rPr>
+          <w:rFonts w:ascii="Calibri" w:hAnsi="Calibri" w:cs="Calibri"/>
+          <w:sz w:val="22"/>
+          <w:szCs w:val="22"/>
+        </w:rPr>
+      </w:pPr>
+      <w:r>
+        <w:rPr>
+          <w:rFonts w:ascii="Calibri" w:hAnsi="Calibri" w:cs="Calibri"/>
+          <w:sz w:val="22"/>
+          <w:szCs w:val="22"/>
+        </w:rPr>
+        <w:t xml:space="preserve">What was your purpose? </w:t>
+      </w:r>
+      <w:r>
+        <w:rPr>
+          <w:rFonts w:ascii="Calibri" w:hAnsi="Calibri" w:cs="Calibri"/>
+          <w:sz w:val="22"/>
+          <w:szCs w:val="22"/>
+        </w:rPr>
+        <w:t>------&gt;&gt;&gt;</w:t>
+      </w:r>
+      <w:r>
+        <w:rPr>
+          <w:rFonts w:ascii="Calibri" w:hAnsi="Calibri" w:cs="Calibri"/>
+          <w:sz w:val="22"/>
+          <w:szCs w:val="22"/>
+        </w:rPr>
+        <w:t>What am I looking for?</w:t>
+      </w:r>
+    </w:p>
+    <w:p>
+      <w:pPr>
+        <w:numPr>
+          <w:ilvl w:val="0"/>
+          <w:numId w:val="18"/>
+        </w:numPr>
+        <w:tabs>
+          <w:tab w:val="left" w:pos="1005"/>
+        </w:tabs>
+        <w:rPr>
+          <w:rFonts w:ascii="Calibri" w:hAnsi="Calibri" w:cs="Calibri"/>
+          <w:sz w:val="22"/>
+          <w:szCs w:val="22"/>
+        </w:rPr>
+      </w:pPr>
+      <w:r>
+        <w:rPr>
+          <w:rFonts w:ascii="Calibri" w:hAnsi="Calibri" w:cs="Calibri"/>
+          <w:sz w:val="22"/>
+          <w:szCs w:val="22"/>
+        </w:rPr>
+        <w:t xml:space="preserve">What questions were you asking? </w:t>
+      </w:r>
+      <w:r>
+        <w:rPr>
+          <w:rFonts w:ascii="Calibri" w:hAnsi="Calibri" w:cs="Calibri"/>
+          <w:sz w:val="22"/>
+          <w:szCs w:val="22"/>
+        </w:rPr>
+        <w:t>------&gt;&gt;&gt;</w:t>
+      </w:r>
+      <w:r>
+        <w:rPr>
+          <w:rFonts w:ascii="Calibri" w:hAnsi="Calibri" w:cs="Calibri"/>
+          <w:sz w:val="22"/>
+          <w:szCs w:val="22"/>
+        </w:rPr>
+        <w:t>What questions am I asking?</w:t>
+      </w:r>
+    </w:p>
+    <w:p>
+      <w:pPr>
+        <w:numPr>
+          <w:ilvl w:val="0"/>
+          <w:numId w:val="18"/>
+        </w:numPr>
+        <w:tabs>
+          <w:tab w:val="left" w:pos="1005"/>
+        </w:tabs>
+        <w:rPr>
+          <w:rFonts w:ascii="Calibri" w:hAnsi="Calibri" w:cs="Calibri"/>
+          <w:sz w:val="22"/>
+          <w:szCs w:val="22"/>
+        </w:rPr>
+      </w:pPr>
+      <w:r>
+        <w:rPr>
+          <w:rFonts w:ascii="Calibri" w:hAnsi="Calibri" w:cs="Calibri"/>
+          <w:sz w:val="22"/>
+          <w:szCs w:val="22"/>
+        </w:rPr>
+        <w:t xml:space="preserve">What answers did you find? </w:t>
+      </w:r>
+      <w:r>
+        <w:rPr>
+          <w:rFonts w:ascii="Calibri" w:hAnsi="Calibri" w:cs="Calibri"/>
+          <w:sz w:val="22"/>
+          <w:szCs w:val="22"/>
+        </w:rPr>
+        <w:t>------&gt;&gt;&gt;</w:t>
+      </w:r>
+      <w:r>
+        <w:rPr>
+          <w:rFonts w:ascii="Calibri" w:hAnsi="Calibri" w:cs="Calibri"/>
+          <w:sz w:val="22"/>
+          <w:szCs w:val="22"/>
+        </w:rPr>
+        <w:t>- Do I find the answers credible</w:t>
+      </w:r>
+    </w:p>
+    <w:p>
+      <w:pPr>
+        <w:numPr>
+          <w:ilvl w:val="0"/>
+          <w:numId w:val="18"/>
+        </w:numPr>
+        <w:tabs>
+          <w:tab w:val="left" w:pos="1005"/>
+        </w:tabs>
+        <w:rPr>
+          <w:rFonts w:ascii="Calibri" w:hAnsi="Calibri" w:cs="Calibri"/>
+          <w:sz w:val="22"/>
+          <w:szCs w:val="22"/>
+        </w:rPr>
+      </w:pPr>
+      <w:r>
+        <w:rPr>
+          <w:rFonts w:ascii="Calibri" w:hAnsi="Calibri" w:cs="Calibri"/>
+          <w:sz w:val="22"/>
+          <w:szCs w:val="22"/>
+        </w:rPr>
+        <w:lastRenderedPageBreak/>
+        <w:t xml:space="preserve">What is your evidence? </w:t>
+      </w:r>
+      <w:r>
+        <w:rPr>
+          <w:rFonts w:ascii="Calibri" w:hAnsi="Calibri" w:cs="Calibri"/>
+          <w:sz w:val="22"/>
+          <w:szCs w:val="22"/>
+        </w:rPr>
+        <w:t>------&gt;&gt;&gt;</w:t>
+      </w:r>
+      <w:r>
+        <w:rPr>
+          <w:rFonts w:ascii="Calibri" w:hAnsi="Calibri" w:cs="Calibri"/>
+          <w:sz w:val="22"/>
+          <w:szCs w:val="22"/>
+        </w:rPr>
+        <w:t>Do I accept the evidence?</w:t>
+      </w:r>
+    </w:p>
+    <w:p>
+      <w:pPr>
+        <w:numPr>
+          <w:ilvl w:val="0"/>
+          <w:numId w:val="18"/>
+        </w:numPr>
+        <w:tabs>
+          <w:tab w:val="left" w:pos="1005"/>
+        </w:tabs>
+        <w:rPr>
+          <w:rFonts w:ascii="Calibri" w:hAnsi="Calibri" w:cs="Calibri"/>
+          <w:sz w:val="22"/>
+          <w:szCs w:val="22"/>
+        </w:rPr>
+      </w:pPr>
+      <w:r>
+        <w:rPr>
+          <w:rFonts w:ascii="Calibri" w:hAnsi="Calibri" w:cs="Calibri"/>
+          <w:sz w:val="22"/>
+          <w:szCs w:val="22"/>
+        </w:rPr>
+        <w:t xml:space="preserve">What is your conclusion? </w:t>
+      </w:r>
+      <w:r>
+        <w:rPr>
+          <w:rFonts w:ascii="Calibri" w:hAnsi="Calibri" w:cs="Calibri"/>
+          <w:sz w:val="22"/>
+          <w:szCs w:val="22"/>
+        </w:rPr>
+        <w:t>------&gt;&gt;&gt;</w:t>
+      </w:r>
+      <w:r>
+        <w:rPr>
+          <w:rFonts w:ascii="Calibri" w:hAnsi="Calibri" w:cs="Calibri"/>
+          <w:sz w:val="22"/>
+          <w:szCs w:val="22"/>
+        </w:rPr>
+        <w:t>- Do I agree with the conclusions?</w:t>
+      </w:r>
+    </w:p>
+    <w:p>
+      <w:pPr>
+        <w:pStyle w:val="ListParagraph"/>
+        <w:numPr>
+          <w:ilvl w:val="0"/>
+          <w:numId w:val="18"/>
+        </w:numPr>
+        <w:tabs>
+          <w:tab w:val="left" w:pos="1005"/>
+        </w:tabs>
+        <w:rPr>
+          <w:rFonts w:ascii="Calibri" w:hAnsi="Calibri" w:cs="Calibri"/>
+          <w:sz w:val="22"/>
+          <w:szCs w:val="22"/>
+        </w:rPr>
+      </w:pPr>
+      <w:r>
+        <w:rPr>
+          <w:rFonts w:ascii="Calibri" w:hAnsi="Calibri" w:cs="Calibri"/>
+          <w:sz w:val="22"/>
+          <w:szCs w:val="22"/>
+        </w:rPr>
+        <w:t>Are the aims and objectives of the research clear?</w:t>
+      </w:r>
+    </w:p>
+    <w:p>
+      <w:pPr>
+        <w:numPr>
+          <w:ilvl w:val="0"/>
+          <w:numId w:val="18"/>
+        </w:numPr>
+        <w:tabs>
+          <w:tab w:val="left" w:pos="1005"/>
+        </w:tabs>
+        <w:rPr>
+          <w:rFonts w:ascii="Calibri" w:hAnsi="Calibri" w:cs="Calibri"/>
+          <w:sz w:val="22"/>
+          <w:szCs w:val="22"/>
+        </w:rPr>
+      </w:pPr>
+      <w:r>
+        <w:rPr>
+          <w:rFonts w:ascii="Calibri" w:hAnsi="Calibri" w:cs="Calibri"/>
+          <w:sz w:val="22"/>
+          <w:szCs w:val="22"/>
+        </w:rPr>
+        <w:t>Do the authors explain their hypotheses, research questions, and underlying theories? (A2, A4)</w:t>
+      </w:r>
+    </w:p>
+    <w:p>
+      <w:pPr>
+        <w:numPr>
+          <w:ilvl w:val="0"/>
+          <w:numId w:val="18"/>
+        </w:numPr>
+        <w:tabs>
+          <w:tab w:val="left" w:pos="1005"/>
+        </w:tabs>
+        <w:rPr>
+          <w:rFonts w:ascii="Calibri" w:hAnsi="Calibri" w:cs="Calibri"/>
+          <w:sz w:val="22"/>
+          <w:szCs w:val="22"/>
+        </w:rPr>
+      </w:pPr>
+      <w:r>
+        <w:rPr>
+          <w:rFonts w:ascii="Calibri" w:hAnsi="Calibri" w:cs="Calibri"/>
+          <w:sz w:val="22"/>
+          <w:szCs w:val="22"/>
+        </w:rPr>
+        <w:t>Is it clear who paid for the research (i.e., is there a possibility of a conflict of interests)?</w:t>
+      </w:r>
+    </w:p>
+    <w:p>
+      <w:pPr>
+        <w:numPr>
+          <w:ilvl w:val="0"/>
+          <w:numId w:val="18"/>
+        </w:numPr>
+        <w:tabs>
+          <w:tab w:val="left" w:pos="1005"/>
+        </w:tabs>
+        <w:rPr>
+          <w:rFonts w:ascii="Calibri" w:hAnsi="Calibri" w:cs="Calibri"/>
+          <w:sz w:val="22"/>
+          <w:szCs w:val="22"/>
+        </w:rPr>
+      </w:pPr>
+      <w:r>
+        <w:rPr>
+          <w:rFonts w:ascii="Calibri" w:hAnsi="Calibri" w:cs="Calibri"/>
+          <w:sz w:val="22"/>
+          <w:szCs w:val="22"/>
+        </w:rPr>
+        <w:t>Are research questions and operational definitions plainly stated? (A4)</w:t>
+      </w:r>
+    </w:p>
+    <w:p>
+      <w:pPr>
+        <w:numPr>
+          <w:ilvl w:val="0"/>
+          <w:numId w:val="18"/>
+        </w:numPr>
+        <w:tabs>
+          <w:tab w:val="left" w:pos="1005"/>
+        </w:tabs>
+        <w:rPr>
+          <w:rFonts w:ascii="Calibri" w:hAnsi="Calibri" w:cs="Calibri"/>
+          <w:sz w:val="22"/>
+          <w:szCs w:val="22"/>
+        </w:rPr>
+      </w:pPr>
+      <w:r>
+        <w:rPr>
+          <w:rFonts w:ascii="Calibri" w:hAnsi="Calibri" w:cs="Calibri"/>
+          <w:sz w:val="22"/>
+          <w:szCs w:val="22"/>
+        </w:rPr>
+        <w:t>Are the methodology and methods clear and appropriate? This will probably also include:</w:t>
+      </w:r>
+    </w:p>
+    <w:p>
+      <w:pPr>
+        <w:numPr>
+          <w:ilvl w:val="0"/>
+          <w:numId w:val="18"/>
+        </w:numPr>
+        <w:tabs>
+          <w:tab w:val="left" w:pos="1005"/>
+          <w:tab w:val="num" w:pos="1440"/>
+        </w:tabs>
+        <w:rPr>
+          <w:rFonts w:ascii="Calibri" w:hAnsi="Calibri" w:cs="Calibri"/>
+          <w:sz w:val="22"/>
+          <w:szCs w:val="22"/>
+        </w:rPr>
+      </w:pPr>
+      <w:r>
+        <w:rPr>
+          <w:rFonts w:ascii="Calibri" w:hAnsi="Calibri" w:cs="Calibri"/>
+          <w:sz w:val="22"/>
+          <w:szCs w:val="22"/>
+        </w:rPr>
+        <w:t>a discussion of ethical issues (A5)</w:t>
+      </w:r>
+    </w:p>
+    <w:p>
+      <w:pPr>
+        <w:numPr>
+          <w:ilvl w:val="0"/>
+          <w:numId w:val="18"/>
+        </w:numPr>
+        <w:tabs>
+          <w:tab w:val="left" w:pos="1005"/>
+          <w:tab w:val="num" w:pos="1440"/>
+        </w:tabs>
+        <w:rPr>
+          <w:rFonts w:ascii="Calibri" w:hAnsi="Calibri" w:cs="Calibri"/>
+          <w:sz w:val="22"/>
+          <w:szCs w:val="22"/>
+        </w:rPr>
+      </w:pPr>
+      <w:r>
+        <w:rPr>
+          <w:rFonts w:ascii="Calibri" w:hAnsi="Calibri" w:cs="Calibri"/>
+          <w:sz w:val="22"/>
+          <w:szCs w:val="22"/>
+        </w:rPr>
+        <w:t>an explanation of why the research was designed this way (B3)</w:t>
+      </w:r>
+    </w:p>
+    <w:p>
+      <w:pPr>
+        <w:numPr>
+          <w:ilvl w:val="0"/>
+          <w:numId w:val="18"/>
+        </w:numPr>
+        <w:tabs>
+          <w:tab w:val="left" w:pos="1005"/>
+          <w:tab w:val="num" w:pos="1440"/>
+        </w:tabs>
+        <w:rPr>
+          <w:rFonts w:ascii="Calibri" w:hAnsi="Calibri" w:cs="Calibri"/>
+          <w:sz w:val="22"/>
+          <w:szCs w:val="22"/>
+        </w:rPr>
+      </w:pPr>
+      <w:r>
+        <w:rPr>
+          <w:rFonts w:ascii="Calibri" w:hAnsi="Calibri" w:cs="Calibri"/>
+          <w:sz w:val="22"/>
+          <w:szCs w:val="22"/>
+        </w:rPr>
+        <w:t>explanation and discussion of data collection methods and analytical processes (for example, whether a pilot study was carried out, the appropriateness of any statistical analyses)</w:t>
+      </w:r>
+    </w:p>
+    <w:p>
+      <w:pPr>
+        <w:numPr>
+          <w:ilvl w:val="0"/>
+          <w:numId w:val="18"/>
+        </w:numPr>
+        <w:tabs>
+          <w:tab w:val="left" w:pos="1005"/>
+          <w:tab w:val="num" w:pos="1440"/>
+        </w:tabs>
+        <w:rPr>
+          <w:rFonts w:ascii="Calibri" w:hAnsi="Calibri" w:cs="Calibri"/>
+          <w:sz w:val="22"/>
+          <w:szCs w:val="22"/>
+        </w:rPr>
+      </w:pPr>
+      <w:r>
+        <w:rPr>
+          <w:rFonts w:ascii="Calibri" w:hAnsi="Calibri" w:cs="Calibri"/>
+          <w:sz w:val="22"/>
+          <w:szCs w:val="22"/>
+        </w:rPr>
+        <w:t>definitions of variables (if appropriate)</w:t>
+      </w:r>
+    </w:p>
+    <w:p>
+      <w:pPr>
+        <w:numPr>
+          <w:ilvl w:val="0"/>
+          <w:numId w:val="18"/>
+        </w:numPr>
+        <w:tabs>
+          <w:tab w:val="left" w:pos="1005"/>
+          <w:tab w:val="num" w:pos="1440"/>
+        </w:tabs>
+        <w:rPr>
+          <w:rFonts w:ascii="Calibri" w:hAnsi="Calibri" w:cs="Calibri"/>
+          <w:sz w:val="22"/>
+          <w:szCs w:val="22"/>
+        </w:rPr>
+      </w:pPr>
+      <w:r>
+        <w:rPr>
+          <w:rFonts w:ascii="Calibri" w:hAnsi="Calibri" w:cs="Calibri"/>
+          <w:sz w:val="22"/>
+          <w:szCs w:val="22"/>
+        </w:rPr>
+        <w:t>sample design and sampling processes (B5)</w:t>
+      </w:r>
+    </w:p>
+    <w:p>
+      <w:pPr>
+        <w:numPr>
+          <w:ilvl w:val="0"/>
+          <w:numId w:val="18"/>
+        </w:numPr>
+        <w:tabs>
+          <w:tab w:val="left" w:pos="1005"/>
+          <w:tab w:val="num" w:pos="1440"/>
+        </w:tabs>
+        <w:rPr>
+          <w:rFonts w:ascii="Calibri" w:hAnsi="Calibri" w:cs="Calibri"/>
+          <w:sz w:val="22"/>
+          <w:szCs w:val="22"/>
+        </w:rPr>
+      </w:pPr>
+      <w:r>
+        <w:rPr>
+          <w:rFonts w:ascii="Calibri" w:hAnsi="Calibri" w:cs="Calibri"/>
+          <w:sz w:val="22"/>
+          <w:szCs w:val="22"/>
+        </w:rPr>
+        <w:t>discussion of research instruments (for example, questionnaires, interview schedules, etc.) and their development</w:t>
+      </w:r>
+    </w:p>
+    <w:p>
+      <w:pPr>
+        <w:numPr>
+          <w:ilvl w:val="0"/>
+          <w:numId w:val="18"/>
+        </w:numPr>
+        <w:tabs>
+          <w:tab w:val="left" w:pos="1005"/>
+        </w:tabs>
+        <w:rPr>
+          <w:rFonts w:ascii="Calibri" w:hAnsi="Calibri" w:cs="Calibri"/>
+          <w:sz w:val="22"/>
+          <w:szCs w:val="22"/>
+        </w:rPr>
+      </w:pPr>
+      <w:r>
+        <w:rPr>
+          <w:rFonts w:ascii="Calibri" w:hAnsi="Calibri" w:cs="Calibri"/>
+          <w:sz w:val="22"/>
+          <w:szCs w:val="22"/>
+        </w:rPr>
+        <w:t>Are the limitations of the methods used discussed?</w:t>
+      </w:r>
+    </w:p>
+    <w:p>
+      <w:pPr>
+        <w:numPr>
+          <w:ilvl w:val="0"/>
+          <w:numId w:val="18"/>
+        </w:numPr>
+        <w:tabs>
+          <w:tab w:val="left" w:pos="1005"/>
+        </w:tabs>
+        <w:rPr>
+          <w:rFonts w:ascii="Calibri" w:hAnsi="Calibri" w:cs="Calibri"/>
+          <w:sz w:val="22"/>
+          <w:szCs w:val="22"/>
+        </w:rPr>
+      </w:pPr>
+      <w:r>
+        <w:rPr>
+          <w:rFonts w:ascii="Calibri" w:hAnsi="Calibri" w:cs="Calibri"/>
+          <w:sz w:val="22"/>
+          <w:szCs w:val="22"/>
+        </w:rPr>
+        <w:t>Are the results understandable and well discussed?</w:t>
+      </w:r>
+    </w:p>
+    <w:p>
+      <w:pPr>
+        <w:numPr>
+          <w:ilvl w:val="0"/>
+          <w:numId w:val="18"/>
+        </w:numPr>
+        <w:tabs>
+          <w:tab w:val="left" w:pos="1005"/>
+        </w:tabs>
+        <w:rPr>
+          <w:rFonts w:ascii="Calibri" w:hAnsi="Calibri" w:cs="Calibri"/>
+          <w:sz w:val="22"/>
+          <w:szCs w:val="22"/>
+        </w:rPr>
+      </w:pPr>
+      <w:r>
+        <w:rPr>
+          <w:rFonts w:ascii="Calibri" w:hAnsi="Calibri" w:cs="Calibri"/>
+          <w:sz w:val="22"/>
+          <w:szCs w:val="22"/>
+        </w:rPr>
+        <w:t>Is the conclusion clear?</w:t>
+      </w:r>
+    </w:p>
+    <w:p>
+      <w:pPr>
+        <w:numPr>
+          <w:ilvl w:val="0"/>
+          <w:numId w:val="18"/>
+        </w:numPr>
+        <w:tabs>
+          <w:tab w:val="left" w:pos="1005"/>
+        </w:tabs>
+        <w:rPr>
+          <w:rFonts w:ascii="Calibri" w:hAnsi="Calibri" w:cs="Calibri"/>
+          <w:sz w:val="22"/>
+          <w:szCs w:val="22"/>
+        </w:rPr>
+      </w:pPr>
+      <w:r>
+        <w:rPr>
+          <w:rFonts w:ascii="Calibri" w:hAnsi="Calibri" w:cs="Calibri"/>
+          <w:sz w:val="22"/>
+          <w:szCs w:val="22"/>
+        </w:rPr>
+        <w:t>Is there a discussion of whether the conclusion(s) can be generalised (i.e., applied to the whole population rather than just the sample)?</w:t>
+      </w:r>
+    </w:p>
+    <w:p>
+      <w:pPr>
+        <w:numPr>
+          <w:ilvl w:val="0"/>
+          <w:numId w:val="18"/>
+        </w:numPr>
+        <w:tabs>
+          <w:tab w:val="left" w:pos="1005"/>
+        </w:tabs>
+        <w:rPr>
+          <w:rFonts w:ascii="Calibri" w:hAnsi="Calibri" w:cs="Calibri"/>
+          <w:sz w:val="22"/>
+          <w:szCs w:val="22"/>
+        </w:rPr>
+      </w:pPr>
+      <w:r>
+        <w:rPr>
+          <w:rFonts w:ascii="Calibri" w:hAnsi="Calibri" w:cs="Calibri"/>
+          <w:sz w:val="22"/>
+          <w:szCs w:val="22"/>
+        </w:rPr>
+        <w:t>Are there links between the conclusion(s) and the theoretical perspective?</w:t>
+      </w:r>
+    </w:p>
+    <w:p>
+      <w:pPr>
+        <w:numPr>
+          <w:ilvl w:val="0"/>
+          <w:numId w:val="18"/>
+        </w:numPr>
+        <w:tabs>
+          <w:tab w:val="left" w:pos="1005"/>
+        </w:tabs>
+        <w:rPr>
+          <w:rFonts w:ascii="Calibri" w:hAnsi="Calibri" w:cs="Calibri"/>
+          <w:sz w:val="22"/>
+          <w:szCs w:val="22"/>
+        </w:rPr>
+      </w:pPr>
+      <w:r>
+        <w:rPr>
+          <w:rFonts w:ascii="Calibri" w:hAnsi="Calibri" w:cs="Calibri"/>
+          <w:sz w:val="22"/>
+          <w:szCs w:val="22"/>
+        </w:rPr>
+        <w:t>Is there a discussion of the implications of the conclusion(s)? (For example, is there a need to change policy because of what was found?)</w:t>
+      </w:r>
+    </w:p>
+    <w:p>
+      <w:pPr>
+        <w:tabs>
+          <w:tab w:val="left" w:pos="1005"/>
+        </w:tabs>
+        <w:rPr>
+          <w:rFonts w:ascii="Calibri" w:hAnsi="Calibri" w:cs="Calibri"/>
+          <w:sz w:val="22"/>
+          <w:szCs w:val="22"/>
+        </w:rPr>
+      </w:pPr>
+    </w:p>
+    <w:p>
+      <w:pPr>
+        <w:tabs>
+          <w:tab w:val="left" w:pos="1005"/>
+        </w:tabs>
+        <w:rPr>
+          <w:rFonts w:ascii="Calibri" w:hAnsi="Calibri" w:cs="Calibri"/>
+          <w:b/>
+          <w:bCs/>
+          <w:sz w:val="22"/>
+          <w:szCs w:val="22"/>
+          <w:u w:val="single"/>
+        </w:rPr>
+      </w:pPr>
+      <w:r>
+        <w:rPr>
+          <w:rFonts w:ascii="Calibri" w:hAnsi="Calibri" w:cs="Calibri"/>
+          <w:b/>
+          <w:bCs/>
+          <w:sz w:val="22"/>
+          <w:szCs w:val="22"/>
+          <w:u w:val="single"/>
+        </w:rPr>
+        <w:t>5.5</w:t>
+      </w:r>
+      <w:r>
+        <w:rPr>
+          <w:rFonts w:ascii="Calibri" w:hAnsi="Calibri" w:cs="Calibri"/>
+          <w:b/>
+          <w:bCs/>
+          <w:sz w:val="22"/>
+          <w:szCs w:val="22"/>
+          <w:u w:val="single"/>
+        </w:rPr>
+        <w:t>: Searching for literature</w:t>
+      </w:r>
+    </w:p>
+    <w:p>
+      <w:pPr>
+        <w:pStyle w:val="ListParagraph"/>
+        <w:numPr>
+          <w:ilvl w:val="0"/>
+          <w:numId w:val="10"/>
+        </w:numPr>
+        <w:tabs>
+          <w:tab w:val="left" w:pos="1005"/>
+        </w:tabs>
+        <w:rPr>
+          <w:rFonts w:ascii="Calibri" w:hAnsi="Calibri" w:cs="Calibri"/>
+          <w:sz w:val="22"/>
+          <w:szCs w:val="22"/>
+        </w:rPr>
+      </w:pPr>
+      <w:r>
+        <w:rPr>
+          <w:rFonts w:ascii="Calibri" w:hAnsi="Calibri" w:cs="Calibri"/>
+          <w:sz w:val="22"/>
+          <w:szCs w:val="22"/>
+        </w:rPr>
+        <w:tab/>
+        <w:t>Search for keywords</w:t>
+      </w:r>
+    </w:p>
+    <w:p>
+      <w:pPr>
+        <w:pStyle w:val="ListParagraph"/>
+        <w:numPr>
+          <w:ilvl w:val="1"/>
+          <w:numId w:val="10"/>
+        </w:numPr>
+        <w:tabs>
+          <w:tab w:val="left" w:pos="1005"/>
+        </w:tabs>
+        <w:rPr>
+          <w:rFonts w:ascii="Calibri" w:hAnsi="Calibri" w:cs="Calibri"/>
+          <w:sz w:val="22"/>
+          <w:szCs w:val="22"/>
+        </w:rPr>
+      </w:pPr>
+      <w:r>
+        <w:rPr>
+          <w:rFonts w:ascii="Calibri" w:hAnsi="Calibri" w:cs="Calibri"/>
+          <w:sz w:val="22"/>
+          <w:szCs w:val="22"/>
+        </w:rPr>
+        <w:t xml:space="preserve">Can think of a spider diagram to think about all the areas that need to be explored.  </w:t>
+      </w:r>
+    </w:p>
+    <w:p>
+      <w:pPr>
+        <w:pStyle w:val="ListParagraph"/>
+        <w:numPr>
+          <w:ilvl w:val="0"/>
+          <w:numId w:val="10"/>
+        </w:numPr>
+        <w:tabs>
+          <w:tab w:val="left" w:pos="1005"/>
+        </w:tabs>
+        <w:rPr>
+          <w:rFonts w:ascii="Calibri" w:hAnsi="Calibri" w:cs="Calibri"/>
+          <w:sz w:val="22"/>
+          <w:szCs w:val="22"/>
+        </w:rPr>
+      </w:pPr>
+      <w:r>
+        <w:rPr>
+          <w:rFonts w:ascii="Calibri" w:hAnsi="Calibri" w:cs="Calibri"/>
+          <w:sz w:val="22"/>
+          <w:szCs w:val="22"/>
+        </w:rPr>
+        <w:t xml:space="preserve">Think about types of sources </w:t>
+      </w:r>
+    </w:p>
+    <w:p>
+      <w:pPr>
+        <w:pStyle w:val="ListParagraph"/>
+        <w:numPr>
+          <w:ilvl w:val="0"/>
+          <w:numId w:val="10"/>
+        </w:numPr>
+        <w:tabs>
+          <w:tab w:val="left" w:pos="1005"/>
+        </w:tabs>
+        <w:rPr>
+          <w:rFonts w:ascii="Calibri" w:hAnsi="Calibri" w:cs="Calibri"/>
+          <w:sz w:val="22"/>
+          <w:szCs w:val="22"/>
+        </w:rPr>
+      </w:pPr>
+      <w:r>
+        <w:rPr>
+          <w:rFonts w:ascii="Calibri" w:hAnsi="Calibri" w:cs="Calibri"/>
+          <w:sz w:val="22"/>
+          <w:szCs w:val="22"/>
+        </w:rPr>
+        <w:t xml:space="preserve">How you will search  </w:t>
+      </w:r>
+    </w:p>
+    <w:p>
+      <w:pPr>
+        <w:tabs>
+          <w:tab w:val="left" w:pos="1005"/>
+        </w:tabs>
+        <w:rPr>
+          <w:rFonts w:ascii="Calibri" w:hAnsi="Calibri" w:cs="Calibri"/>
+          <w:b/>
+          <w:bCs/>
+          <w:sz w:val="22"/>
+          <w:szCs w:val="22"/>
+          <w:u w:val="single"/>
+        </w:rPr>
+      </w:pPr>
+      <w:r>
+        <w:rPr>
+          <w:rFonts w:ascii="Calibri" w:hAnsi="Calibri" w:cs="Calibri"/>
+          <w:b/>
+          <w:bCs/>
+          <w:sz w:val="22"/>
+          <w:szCs w:val="22"/>
+          <w:u w:val="single"/>
+        </w:rPr>
+        <w:t>5.6</w:t>
+      </w:r>
+      <w:r>
+        <w:rPr>
+          <w:rFonts w:ascii="Calibri" w:hAnsi="Calibri" w:cs="Calibri"/>
+          <w:b/>
+          <w:bCs/>
+          <w:sz w:val="22"/>
+          <w:szCs w:val="22"/>
+          <w:u w:val="single"/>
+        </w:rPr>
+        <w:t xml:space="preserve">: </w:t>
+      </w:r>
+      <w:r>
+        <w:rPr>
+          <w:rFonts w:ascii="Calibri" w:hAnsi="Calibri" w:cs="Calibri"/>
+          <w:b/>
+          <w:bCs/>
+          <w:sz w:val="22"/>
+          <w:szCs w:val="22"/>
+          <w:u w:val="single"/>
+        </w:rPr>
+        <w:t xml:space="preserve"> Reading the literature</w:t>
+      </w:r>
+    </w:p>
+    <w:p>
+      <w:pPr>
+        <w:tabs>
+          <w:tab w:val="left" w:pos="1005"/>
+        </w:tabs>
+        <w:rPr>
+          <w:rFonts w:ascii="Calibri" w:hAnsi="Calibri" w:cs="Calibri"/>
+          <w:b/>
+          <w:bCs/>
+          <w:sz w:val="22"/>
+          <w:szCs w:val="22"/>
+        </w:rPr>
+      </w:pPr>
+      <w:r>
+        <w:rPr>
+          <w:rFonts w:ascii="Calibri" w:hAnsi="Calibri" w:cs="Calibri"/>
+          <w:sz w:val="22"/>
+          <w:szCs w:val="22"/>
+        </w:rPr>
+        <w:tab/>
+      </w:r>
+      <w:r>
+        <w:rPr>
+          <w:rFonts w:ascii="Calibri" w:hAnsi="Calibri" w:cs="Calibri"/>
+          <w:b/>
+          <w:bCs/>
+          <w:sz w:val="22"/>
+          <w:szCs w:val="22"/>
+        </w:rPr>
+        <w:t>Before you start reading:</w:t>
+      </w:r>
+    </w:p>
+    <w:p>
+      <w:pPr>
+        <w:pStyle w:val="ListParagraph"/>
+        <w:numPr>
+          <w:ilvl w:val="0"/>
+          <w:numId w:val="14"/>
+        </w:numPr>
+        <w:tabs>
+          <w:tab w:val="left" w:pos="1005"/>
+        </w:tabs>
+        <w:rPr>
+          <w:rFonts w:ascii="Calibri" w:hAnsi="Calibri" w:cs="Calibri"/>
+          <w:b/>
+          <w:bCs/>
+          <w:sz w:val="22"/>
+          <w:szCs w:val="22"/>
+          <w:u w:val="single"/>
+        </w:rPr>
+      </w:pPr>
+      <w:r>
+        <w:rPr>
+          <w:rFonts w:ascii="Calibri" w:hAnsi="Calibri" w:cs="Calibri"/>
+          <w:sz w:val="22"/>
+          <w:szCs w:val="22"/>
+        </w:rPr>
+        <w:lastRenderedPageBreak/>
+        <w:t>Look quickly through the book or paper, noting how it is structured and how headings are used.</w:t>
+      </w:r>
+    </w:p>
+    <w:p>
+      <w:pPr>
+        <w:pStyle w:val="ListParagraph"/>
+        <w:numPr>
+          <w:ilvl w:val="0"/>
+          <w:numId w:val="14"/>
+        </w:numPr>
+        <w:tabs>
+          <w:tab w:val="left" w:pos="1005"/>
+        </w:tabs>
+        <w:rPr>
+          <w:rFonts w:ascii="Calibri" w:hAnsi="Calibri" w:cs="Calibri"/>
+          <w:b/>
+          <w:bCs/>
+          <w:sz w:val="22"/>
+          <w:szCs w:val="22"/>
+          <w:u w:val="single"/>
+        </w:rPr>
+      </w:pPr>
+      <w:r>
+        <w:rPr>
+          <w:rFonts w:ascii="Calibri" w:hAnsi="Calibri" w:cs="Calibri"/>
+          <w:sz w:val="22"/>
+          <w:szCs w:val="22"/>
+        </w:rPr>
+        <w:t>Read any introductions, abstracts, or contents pages.</w:t>
+      </w:r>
+    </w:p>
+    <w:p>
+      <w:pPr>
+        <w:pStyle w:val="ListParagraph"/>
+        <w:numPr>
+          <w:ilvl w:val="0"/>
+          <w:numId w:val="14"/>
+        </w:numPr>
+        <w:tabs>
+          <w:tab w:val="left" w:pos="1005"/>
+        </w:tabs>
+        <w:rPr>
+          <w:rFonts w:ascii="Calibri" w:hAnsi="Calibri" w:cs="Calibri"/>
+          <w:b/>
+          <w:bCs/>
+          <w:sz w:val="22"/>
+          <w:szCs w:val="22"/>
+          <w:u w:val="single"/>
+        </w:rPr>
+      </w:pPr>
+      <w:r>
+        <w:rPr>
+          <w:rFonts w:ascii="Calibri" w:hAnsi="Calibri" w:cs="Calibri"/>
+          <w:sz w:val="22"/>
+          <w:szCs w:val="22"/>
+        </w:rPr>
+        <w:t>Use an index – if there is one – to point you to sections that are likely to be of interest.</w:t>
+      </w:r>
+    </w:p>
+    <w:p>
+      <w:pPr>
+        <w:pStyle w:val="ListParagraph"/>
+        <w:numPr>
+          <w:ilvl w:val="0"/>
+          <w:numId w:val="14"/>
+        </w:numPr>
+        <w:tabs>
+          <w:tab w:val="left" w:pos="1005"/>
+        </w:tabs>
+        <w:rPr>
+          <w:rFonts w:ascii="Calibri" w:hAnsi="Calibri" w:cs="Calibri"/>
+          <w:b/>
+          <w:bCs/>
+          <w:sz w:val="22"/>
+          <w:szCs w:val="22"/>
+          <w:u w:val="single"/>
+        </w:rPr>
+      </w:pPr>
+      <w:r>
+        <w:rPr>
+          <w:rFonts w:ascii="Calibri" w:hAnsi="Calibri" w:cs="Calibri"/>
+          <w:sz w:val="22"/>
+          <w:szCs w:val="22"/>
+        </w:rPr>
+        <w:t>Ask yourself: Why am I reading this?</w:t>
+      </w:r>
+    </w:p>
+    <w:p>
+      <w:pPr>
+        <w:pStyle w:val="ListParagraph"/>
+        <w:numPr>
+          <w:ilvl w:val="0"/>
+          <w:numId w:val="14"/>
+        </w:numPr>
+        <w:tabs>
+          <w:tab w:val="left" w:pos="1005"/>
+        </w:tabs>
+        <w:rPr>
+          <w:rFonts w:ascii="Calibri" w:hAnsi="Calibri" w:cs="Calibri"/>
+          <w:b/>
+          <w:bCs/>
+          <w:sz w:val="22"/>
+          <w:szCs w:val="22"/>
+          <w:u w:val="single"/>
+        </w:rPr>
+      </w:pPr>
+      <w:r>
+        <w:rPr>
+          <w:rFonts w:ascii="Calibri" w:hAnsi="Calibri" w:cs="Calibri"/>
+          <w:sz w:val="22"/>
+          <w:szCs w:val="22"/>
+        </w:rPr>
+        <w:t>Decide which sections or chapters you will read.</w:t>
+      </w:r>
+    </w:p>
+    <w:p>
+      <w:pPr>
+        <w:pStyle w:val="ListParagraph"/>
+        <w:tabs>
+          <w:tab w:val="left" w:pos="1005"/>
+        </w:tabs>
+        <w:rPr>
+          <w:rFonts w:ascii="Calibri" w:hAnsi="Calibri" w:cs="Calibri"/>
+          <w:sz w:val="22"/>
+          <w:szCs w:val="22"/>
+        </w:rPr>
+      </w:pPr>
+    </w:p>
+    <w:p>
+      <w:pPr>
+        <w:pStyle w:val="ListParagraph"/>
+        <w:tabs>
+          <w:tab w:val="left" w:pos="1005"/>
+        </w:tabs>
+        <w:rPr>
+          <w:rFonts w:ascii="Calibri" w:hAnsi="Calibri" w:cs="Calibri"/>
+          <w:sz w:val="22"/>
+          <w:szCs w:val="22"/>
+        </w:rPr>
+      </w:pPr>
+      <w:r>
+        <w:rPr>
+          <w:rFonts w:ascii="Calibri" w:hAnsi="Calibri" w:cs="Calibri"/>
+          <w:sz w:val="22"/>
+          <w:szCs w:val="22"/>
+        </w:rPr>
+        <w:tab/>
+      </w:r>
+      <w:r>
+        <w:rPr>
+          <w:rFonts w:ascii="Calibri" w:hAnsi="Calibri" w:cs="Calibri"/>
+          <w:b/>
+          <w:bCs/>
+          <w:sz w:val="22"/>
+          <w:szCs w:val="22"/>
+        </w:rPr>
+        <w:t>Then:</w:t>
+      </w:r>
+    </w:p>
+    <w:p>
+      <w:pPr>
+        <w:pStyle w:val="ListParagraph"/>
+        <w:numPr>
+          <w:ilvl w:val="0"/>
+          <w:numId w:val="16"/>
+        </w:numPr>
+        <w:tabs>
+          <w:tab w:val="left" w:pos="1005"/>
+        </w:tabs>
+        <w:rPr>
+          <w:rFonts w:ascii="Calibri" w:hAnsi="Calibri" w:cs="Calibri"/>
+          <w:sz w:val="22"/>
+          <w:szCs w:val="22"/>
+        </w:rPr>
+      </w:pPr>
+      <w:r>
+        <w:rPr>
+          <w:rFonts w:ascii="Calibri" w:hAnsi="Calibri" w:cs="Calibri"/>
+          <w:sz w:val="22"/>
+          <w:szCs w:val="22"/>
+        </w:rPr>
+        <w:t>Do a quick read, looking at the beginning of each paragraph to get a sense of how the section or chapter develops.</w:t>
+      </w:r>
+    </w:p>
+    <w:p>
+      <w:pPr>
+        <w:pStyle w:val="ListParagraph"/>
+        <w:numPr>
+          <w:ilvl w:val="0"/>
+          <w:numId w:val="16"/>
+        </w:numPr>
+        <w:tabs>
+          <w:tab w:val="left" w:pos="1005"/>
+        </w:tabs>
+        <w:rPr>
+          <w:rFonts w:ascii="Calibri" w:hAnsi="Calibri" w:cs="Calibri"/>
+          <w:sz w:val="22"/>
+          <w:szCs w:val="22"/>
+        </w:rPr>
+      </w:pPr>
+      <w:r>
+        <w:rPr>
+          <w:rFonts w:ascii="Calibri" w:hAnsi="Calibri" w:cs="Calibri"/>
+          <w:sz w:val="22"/>
+          <w:szCs w:val="22"/>
+        </w:rPr>
+        <w:t xml:space="preserve">Check again: </w:t>
+      </w:r>
+      <w:r>
+        <w:rPr>
+          <w:rFonts w:ascii="Calibri" w:hAnsi="Calibri" w:cs="Calibri"/>
+          <w:i/>
+          <w:iCs/>
+          <w:sz w:val="22"/>
+          <w:szCs w:val="22"/>
+        </w:rPr>
+        <w:t>Is this going to be useful to me?</w:t>
+      </w:r>
+    </w:p>
+    <w:p>
+      <w:pPr>
+        <w:pStyle w:val="ListParagraph"/>
+        <w:numPr>
+          <w:ilvl w:val="0"/>
+          <w:numId w:val="16"/>
+        </w:numPr>
+        <w:tabs>
+          <w:tab w:val="left" w:pos="1005"/>
+        </w:tabs>
+        <w:rPr>
+          <w:rFonts w:ascii="Calibri" w:hAnsi="Calibri" w:cs="Calibri"/>
+          <w:sz w:val="22"/>
+          <w:szCs w:val="22"/>
+        </w:rPr>
+      </w:pPr>
+      <w:r>
+        <w:rPr>
+          <w:rFonts w:ascii="Calibri" w:hAnsi="Calibri" w:cs="Calibri"/>
+          <w:sz w:val="22"/>
+          <w:szCs w:val="22"/>
+        </w:rPr>
+        <w:t>With your research topic in mind, read the section or chapter carefully, only making notes that relate to your research.</w:t>
+      </w:r>
+    </w:p>
+    <w:p>
+      <w:pPr>
+        <w:pStyle w:val="ListParagraph"/>
+        <w:numPr>
+          <w:ilvl w:val="0"/>
+          <w:numId w:val="16"/>
+        </w:numPr>
+        <w:tabs>
+          <w:tab w:val="left" w:pos="1005"/>
+        </w:tabs>
+        <w:rPr>
+          <w:rFonts w:ascii="Calibri" w:hAnsi="Calibri" w:cs="Calibri"/>
+          <w:sz w:val="22"/>
+          <w:szCs w:val="22"/>
+        </w:rPr>
+      </w:pPr>
+      <w:r>
+        <w:rPr>
+          <w:rFonts w:ascii="Calibri" w:hAnsi="Calibri" w:cs="Calibri"/>
+          <w:sz w:val="22"/>
+          <w:szCs w:val="22"/>
+        </w:rPr>
+        <w:t>Note down the page numbers of any key points or quotations you may wish to use, and sections you may want to return to for further study.</w:t>
+      </w:r>
+    </w:p>
+    <w:p>
+      <w:pPr>
+        <w:pStyle w:val="ListParagraph"/>
+        <w:numPr>
+          <w:ilvl w:val="0"/>
+          <w:numId w:val="16"/>
+        </w:numPr>
+        <w:tabs>
+          <w:tab w:val="left" w:pos="1005"/>
+        </w:tabs>
+        <w:rPr>
+          <w:rFonts w:ascii="Calibri" w:hAnsi="Calibri" w:cs="Calibri"/>
+          <w:sz w:val="22"/>
+          <w:szCs w:val="22"/>
+        </w:rPr>
+      </w:pPr>
+      <w:r>
+        <w:rPr>
+          <w:rFonts w:ascii="Calibri" w:hAnsi="Calibri" w:cs="Calibri"/>
+          <w:sz w:val="22"/>
+          <w:szCs w:val="22"/>
+        </w:rPr>
+        <w:t>Note down the full reference of the source.</w:t>
+      </w:r>
+    </w:p>
+    <w:p>
+      <w:pPr>
+        <w:tabs>
+          <w:tab w:val="left" w:pos="1005"/>
+        </w:tabs>
+        <w:rPr>
+          <w:rFonts w:ascii="Calibri" w:hAnsi="Calibri" w:cs="Calibri"/>
+          <w:sz w:val="22"/>
+          <w:szCs w:val="22"/>
+        </w:rPr>
+      </w:pPr>
+    </w:p>
+    <w:p>
+      <w:pPr>
+        <w:tabs>
+          <w:tab w:val="left" w:pos="1005"/>
+        </w:tabs>
+        <w:rPr>
+          <w:rFonts w:ascii="Calibri" w:hAnsi="Calibri" w:cs="Calibri"/>
+          <w:sz w:val="22"/>
+          <w:szCs w:val="22"/>
+        </w:rPr>
+      </w:pPr>
+    </w:p>
+    <w:p>
+      <w:pPr>
+        <w:tabs>
+          <w:tab w:val="left" w:pos="1005"/>
+        </w:tabs>
+        <w:jc w:val="center"/>
+        <w:rPr>
+          <w:rFonts w:ascii="Calibri" w:hAnsi="Calibri" w:cs="Calibri"/>
+          <w:b/>
+          <w:bCs/>
+          <w:sz w:val="22"/>
+          <w:szCs w:val="22"/>
+          <w:u w:val="single"/>
+        </w:rPr>
+      </w:pPr>
+      <w:r>
+        <w:rPr>
+          <w:rFonts w:ascii="Calibri" w:hAnsi="Calibri" w:cs="Calibri"/>
+          <w:b/>
+          <w:bCs/>
+          <w:sz w:val="22"/>
+          <w:szCs w:val="22"/>
+          <w:u w:val="single"/>
+        </w:rPr>
+        <w:t xml:space="preserve">Step </w:t>
+      </w:r>
+      <w:r>
+        <w:rPr>
+          <w:rFonts w:ascii="Calibri" w:hAnsi="Calibri" w:cs="Calibri"/>
+          <w:b/>
+          <w:bCs/>
+          <w:sz w:val="22"/>
+          <w:szCs w:val="22"/>
+          <w:u w:val="single"/>
+        </w:rPr>
+        <w:t>6</w:t>
+      </w:r>
+      <w:r>
+        <w:rPr>
+          <w:rFonts w:ascii="Calibri" w:hAnsi="Calibri" w:cs="Calibri"/>
+          <w:b/>
+          <w:bCs/>
+          <w:sz w:val="22"/>
+          <w:szCs w:val="22"/>
+          <w:u w:val="single"/>
+        </w:rPr>
+        <w:t xml:space="preserve">: </w:t>
+      </w:r>
+      <w:r>
+        <w:rPr>
+          <w:rFonts w:ascii="Calibri" w:hAnsi="Calibri" w:cs="Calibri"/>
+          <w:b/>
+          <w:bCs/>
+          <w:sz w:val="22"/>
+          <w:szCs w:val="22"/>
+          <w:u w:val="single"/>
+        </w:rPr>
+        <w:t>Research Design</w:t>
+      </w:r>
+    </w:p>
+    <w:p>
+      <w:pPr>
+        <w:tabs>
+          <w:tab w:val="left" w:pos="1005"/>
+        </w:tabs>
+        <w:rPr>
+          <w:rFonts w:ascii="Calibri" w:hAnsi="Calibri" w:cs="Calibri"/>
+          <w:sz w:val="22"/>
+          <w:szCs w:val="22"/>
+        </w:rPr>
+      </w:pPr>
+      <w:r>
+        <w:rPr>
+          <w:rFonts w:ascii="Calibri" w:hAnsi="Calibri" w:cs="Calibri"/>
+          <w:sz w:val="22"/>
+          <w:szCs w:val="22"/>
+        </w:rPr>
+        <w:t xml:space="preserve">Design is the skeleton. </w:t>
+      </w:r>
+      <w:r>
+        <w:rPr>
+          <w:rFonts w:ascii="Calibri" w:hAnsi="Calibri" w:cs="Calibri"/>
+          <w:sz w:val="22"/>
+          <w:szCs w:val="22"/>
+        </w:rPr>
+        <w:t>Strategy</w:t>
+      </w:r>
+      <w:r>
+        <w:rPr>
+          <w:rFonts w:ascii="Calibri" w:hAnsi="Calibri" w:cs="Calibri"/>
+          <w:sz w:val="22"/>
+          <w:szCs w:val="22"/>
+        </w:rPr>
+        <w:t xml:space="preserve"> is the brain. Methods are the hands </w:t>
+      </w:r>
+    </w:p>
+    <w:p>
+      <w:pPr>
+        <w:tabs>
+          <w:tab w:val="left" w:pos="1005"/>
+        </w:tabs>
+        <w:rPr>
+          <w:rFonts w:ascii="Calibri" w:hAnsi="Calibri" w:cs="Calibri"/>
+          <w:b/>
+          <w:bCs/>
+          <w:sz w:val="22"/>
+          <w:szCs w:val="22"/>
+          <w:u w:val="single"/>
+        </w:rPr>
+      </w:pPr>
+      <w:r>
+        <w:rPr>
+          <w:rFonts w:ascii="Calibri" w:hAnsi="Calibri" w:cs="Calibri"/>
+          <w:b/>
+          <w:bCs/>
+          <w:sz w:val="22"/>
+          <w:szCs w:val="22"/>
+          <w:u w:val="single"/>
+        </w:rPr>
+        <w:t xml:space="preserve">Step </w:t>
+      </w:r>
+      <w:r>
+        <w:rPr>
+          <w:rFonts w:ascii="Calibri" w:hAnsi="Calibri" w:cs="Calibri"/>
+          <w:b/>
+          <w:bCs/>
+          <w:sz w:val="22"/>
+          <w:szCs w:val="22"/>
+          <w:u w:val="single"/>
+        </w:rPr>
+        <w:t>6</w:t>
+      </w:r>
+      <w:r>
+        <w:rPr>
+          <w:rFonts w:ascii="Calibri" w:hAnsi="Calibri" w:cs="Calibri"/>
+          <w:b/>
+          <w:bCs/>
+          <w:sz w:val="22"/>
+          <w:szCs w:val="22"/>
+          <w:u w:val="single"/>
+        </w:rPr>
+        <w:t>.1 How can you use data</w:t>
+      </w:r>
+    </w:p>
+    <w:p>
+      <w:pPr>
+        <w:tabs>
+          <w:tab w:val="left" w:pos="1005"/>
+        </w:tabs>
+        <w:rPr>
+          <w:rFonts w:ascii="Calibri" w:hAnsi="Calibri" w:cs="Calibri"/>
+          <w:sz w:val="22"/>
+          <w:szCs w:val="22"/>
+        </w:rPr>
+      </w:pPr>
+      <w:r>
+        <w:rPr>
+          <w:rFonts w:ascii="Calibri" w:hAnsi="Calibri" w:cs="Calibri"/>
+          <w:sz w:val="22"/>
+          <w:szCs w:val="22"/>
+        </w:rPr>
+        <w:t xml:space="preserve">You can use data for social research in two ways: </w:t>
+      </w:r>
+    </w:p>
+    <w:p>
+      <w:pPr>
+        <w:pStyle w:val="ListParagraph"/>
+        <w:numPr>
+          <w:ilvl w:val="0"/>
+          <w:numId w:val="22"/>
+        </w:numPr>
+        <w:tabs>
+          <w:tab w:val="left" w:pos="1005"/>
+        </w:tabs>
+        <w:rPr>
+          <w:rFonts w:ascii="Calibri" w:hAnsi="Calibri" w:cs="Calibri"/>
+          <w:sz w:val="22"/>
+          <w:szCs w:val="22"/>
+        </w:rPr>
+      </w:pPr>
+      <w:r>
+        <w:rPr>
+          <w:rFonts w:ascii="Calibri" w:hAnsi="Calibri" w:cs="Calibri"/>
+          <w:sz w:val="22"/>
+          <w:szCs w:val="22"/>
+        </w:rPr>
+        <w:t xml:space="preserve">Look for similarities and differences </w:t>
+      </w:r>
+    </w:p>
+    <w:p>
+      <w:pPr>
+        <w:pStyle w:val="ListParagraph"/>
+        <w:numPr>
+          <w:ilvl w:val="0"/>
+          <w:numId w:val="22"/>
+        </w:numPr>
+        <w:tabs>
+          <w:tab w:val="left" w:pos="1005"/>
+        </w:tabs>
+        <w:rPr>
+          <w:rFonts w:ascii="Calibri" w:hAnsi="Calibri" w:cs="Calibri"/>
+          <w:sz w:val="22"/>
+          <w:szCs w:val="22"/>
+        </w:rPr>
+      </w:pPr>
+      <w:r>
+        <w:rPr>
+          <w:rFonts w:ascii="Calibri" w:hAnsi="Calibri" w:cs="Calibri"/>
+          <w:sz w:val="22"/>
+          <w:szCs w:val="22"/>
+        </w:rPr>
+        <w:t>Look for relationships</w:t>
+      </w:r>
+    </w:p>
+    <w:p>
+      <w:pPr>
+        <w:tabs>
+          <w:tab w:val="left" w:pos="1005"/>
+        </w:tabs>
+        <w:rPr>
+          <w:rFonts w:ascii="Calibri" w:hAnsi="Calibri" w:cs="Calibri"/>
+          <w:b/>
+          <w:bCs/>
+          <w:sz w:val="22"/>
+          <w:szCs w:val="22"/>
+          <w:u w:val="single"/>
+        </w:rPr>
+      </w:pPr>
+      <w:r>
+        <w:rPr>
+          <w:rFonts w:ascii="Calibri" w:hAnsi="Calibri" w:cs="Calibri"/>
+          <w:b/>
+          <w:bCs/>
+          <w:sz w:val="22"/>
+          <w:szCs w:val="22"/>
+          <w:u w:val="single"/>
+        </w:rPr>
+        <w:t xml:space="preserve">Step </w:t>
+      </w:r>
+      <w:r>
+        <w:rPr>
+          <w:rFonts w:ascii="Calibri" w:hAnsi="Calibri" w:cs="Calibri"/>
+          <w:b/>
+          <w:bCs/>
+          <w:sz w:val="22"/>
+          <w:szCs w:val="22"/>
+          <w:u w:val="single"/>
+        </w:rPr>
+        <w:t>6</w:t>
+      </w:r>
+      <w:r>
+        <w:rPr>
+          <w:rFonts w:ascii="Calibri" w:hAnsi="Calibri" w:cs="Calibri"/>
+          <w:b/>
+          <w:bCs/>
+          <w:sz w:val="22"/>
+          <w:szCs w:val="22"/>
+          <w:u w:val="single"/>
+        </w:rPr>
+        <w:t xml:space="preserve">.2 </w:t>
+      </w:r>
+      <w:r>
+        <w:rPr>
+          <w:rFonts w:ascii="Calibri" w:hAnsi="Calibri" w:cs="Calibri"/>
+          <w:b/>
+          <w:bCs/>
+          <w:sz w:val="22"/>
+          <w:szCs w:val="22"/>
+          <w:u w:val="single"/>
+        </w:rPr>
+        <w:t xml:space="preserve">Four types of research </w:t>
+      </w:r>
+      <w:r>
+        <w:rPr>
+          <w:rFonts w:ascii="Calibri" w:hAnsi="Calibri" w:cs="Calibri"/>
+          <w:b/>
+          <w:bCs/>
+          <w:sz w:val="22"/>
+          <w:szCs w:val="22"/>
+          <w:u w:val="single"/>
+        </w:rPr>
+        <w:t>designs (</w:t>
+      </w:r>
+      <w:r>
+        <w:rPr>
+          <w:rFonts w:ascii="Calibri" w:hAnsi="Calibri" w:cs="Calibri"/>
+          <w:b/>
+          <w:bCs/>
+          <w:sz w:val="22"/>
+          <w:szCs w:val="22"/>
+          <w:u w:val="single"/>
+        </w:rPr>
+        <w:t>How data is structured in time and space)</w:t>
+      </w:r>
+    </w:p>
+    <w:p>
+      <w:pPr>
+        <w:pStyle w:val="ListParagraph"/>
+        <w:numPr>
+          <w:ilvl w:val="0"/>
+          <w:numId w:val="23"/>
+        </w:numPr>
+        <w:tabs>
+          <w:tab w:val="left" w:pos="1005"/>
+        </w:tabs>
+        <w:rPr>
+          <w:rFonts w:ascii="Calibri" w:hAnsi="Calibri" w:cs="Calibri"/>
+          <w:sz w:val="22"/>
+          <w:szCs w:val="22"/>
+        </w:rPr>
+      </w:pPr>
+      <w:r>
+        <w:rPr>
+          <w:rFonts w:ascii="Calibri" w:hAnsi="Calibri" w:cs="Calibri"/>
+          <w:sz w:val="22"/>
+          <w:szCs w:val="22"/>
+        </w:rPr>
+        <w:t xml:space="preserve">Experimental research design: </w:t>
+      </w:r>
+    </w:p>
+    <w:p>
+      <w:pPr>
+        <w:pStyle w:val="ListParagraph"/>
+        <w:numPr>
+          <w:ilvl w:val="1"/>
+          <w:numId w:val="16"/>
+        </w:numPr>
+        <w:tabs>
+          <w:tab w:val="left" w:pos="1005"/>
+        </w:tabs>
+        <w:rPr>
+          <w:rFonts w:ascii="Calibri" w:hAnsi="Calibri" w:cs="Calibri"/>
+          <w:sz w:val="22"/>
+          <w:szCs w:val="22"/>
+        </w:rPr>
+      </w:pPr>
+      <w:r>
+        <w:rPr>
+          <w:rFonts w:ascii="Calibri" w:hAnsi="Calibri" w:cs="Calibri"/>
+          <w:sz w:val="22"/>
+          <w:szCs w:val="22"/>
+        </w:rPr>
+        <w:t xml:space="preserve">Material cases can be manipulated by the researcher to make comparisons and measure differences. </w:t>
+      </w:r>
+    </w:p>
+    <w:p>
+      <w:pPr>
+        <w:pStyle w:val="ListParagraph"/>
+        <w:numPr>
+          <w:ilvl w:val="1"/>
+          <w:numId w:val="16"/>
+        </w:numPr>
+        <w:tabs>
+          <w:tab w:val="left" w:pos="1005"/>
+        </w:tabs>
+        <w:rPr>
+          <w:rFonts w:ascii="Calibri" w:hAnsi="Calibri" w:cs="Calibri"/>
+          <w:sz w:val="22"/>
+          <w:szCs w:val="22"/>
+        </w:rPr>
+      </w:pPr>
+      <w:r>
+        <w:rPr>
+          <w:rFonts w:ascii="Calibri" w:hAnsi="Calibri" w:cs="Calibri"/>
+          <w:sz w:val="22"/>
+          <w:szCs w:val="22"/>
+        </w:rPr>
+        <w:t>Usually have an experimental group and a control group</w:t>
+      </w:r>
+      <w:r>
+        <w:rPr>
+          <w:rFonts w:ascii="Calibri" w:hAnsi="Calibri" w:cs="Calibri"/>
+          <w:sz w:val="22"/>
+          <w:szCs w:val="22"/>
+        </w:rPr>
+        <w:t xml:space="preserve">. RCTs are a good example. </w:t>
+      </w:r>
+    </w:p>
+    <w:p>
+      <w:pPr>
+        <w:pStyle w:val="ListParagraph"/>
+        <w:numPr>
+          <w:ilvl w:val="0"/>
+          <w:numId w:val="23"/>
+        </w:numPr>
+        <w:tabs>
+          <w:tab w:val="left" w:pos="1005"/>
+        </w:tabs>
+        <w:rPr>
+          <w:rFonts w:ascii="Calibri" w:hAnsi="Calibri" w:cs="Calibri"/>
+          <w:sz w:val="22"/>
+          <w:szCs w:val="22"/>
+        </w:rPr>
+      </w:pPr>
+      <w:r>
+        <w:rPr>
+          <w:rFonts w:ascii="Calibri" w:hAnsi="Calibri" w:cs="Calibri"/>
+          <w:sz w:val="22"/>
+          <w:szCs w:val="22"/>
+        </w:rPr>
+        <w:t xml:space="preserve">Cross sectional studies: </w:t>
+      </w:r>
+    </w:p>
+    <w:p>
+      <w:pPr>
+        <w:pStyle w:val="ListParagraph"/>
+        <w:numPr>
+          <w:ilvl w:val="1"/>
+          <w:numId w:val="16"/>
+        </w:numPr>
+        <w:tabs>
+          <w:tab w:val="left" w:pos="1005"/>
+        </w:tabs>
+        <w:rPr>
+          <w:rFonts w:ascii="Calibri" w:hAnsi="Calibri" w:cs="Calibri"/>
+          <w:sz w:val="22"/>
+          <w:szCs w:val="22"/>
+        </w:rPr>
+      </w:pPr>
+      <w:r>
+        <w:rPr>
+          <w:rFonts w:ascii="Calibri" w:hAnsi="Calibri" w:cs="Calibri"/>
+          <w:sz w:val="22"/>
+          <w:szCs w:val="22"/>
+        </w:rPr>
+        <w:t xml:space="preserve">Units at a particular point in time. </w:t>
+      </w:r>
+    </w:p>
+    <w:p>
+      <w:pPr>
+        <w:pStyle w:val="ListParagraph"/>
+        <w:numPr>
+          <w:ilvl w:val="0"/>
+          <w:numId w:val="23"/>
+        </w:numPr>
+        <w:tabs>
+          <w:tab w:val="left" w:pos="1005"/>
+        </w:tabs>
+        <w:rPr>
+          <w:rFonts w:ascii="Calibri" w:hAnsi="Calibri" w:cs="Calibri"/>
+          <w:sz w:val="22"/>
+          <w:szCs w:val="22"/>
+        </w:rPr>
+      </w:pPr>
+      <w:r>
+        <w:rPr>
+          <w:rFonts w:ascii="Calibri" w:hAnsi="Calibri" w:cs="Calibri"/>
+          <w:sz w:val="22"/>
+          <w:szCs w:val="22"/>
+        </w:rPr>
+        <w:t xml:space="preserve">Longitudinal studies: </w:t>
+      </w:r>
+    </w:p>
+    <w:p>
+      <w:pPr>
+        <w:pStyle w:val="ListParagraph"/>
+        <w:numPr>
+          <w:ilvl w:val="1"/>
+          <w:numId w:val="16"/>
+        </w:numPr>
+        <w:tabs>
+          <w:tab w:val="left" w:pos="1005"/>
+        </w:tabs>
+        <w:rPr>
+          <w:rFonts w:ascii="Calibri" w:hAnsi="Calibri" w:cs="Calibri"/>
+          <w:sz w:val="22"/>
+          <w:szCs w:val="22"/>
+        </w:rPr>
+      </w:pPr>
+      <w:r>
+        <w:rPr>
+          <w:rFonts w:ascii="Calibri" w:hAnsi="Calibri" w:cs="Calibri"/>
+          <w:sz w:val="22"/>
+          <w:szCs w:val="22"/>
+        </w:rPr>
+        <w:t>Across a period usually for multiple entities</w:t>
+      </w:r>
+      <w:r>
+        <w:rPr>
+          <w:rFonts w:ascii="Calibri" w:hAnsi="Calibri" w:cs="Calibri"/>
+          <w:sz w:val="22"/>
+          <w:szCs w:val="22"/>
+        </w:rPr>
+        <w:t xml:space="preserve">. </w:t>
+      </w:r>
+    </w:p>
+    <w:p>
+      <w:pPr>
+        <w:pStyle w:val="ListParagraph"/>
+        <w:numPr>
+          <w:ilvl w:val="0"/>
+          <w:numId w:val="23"/>
+        </w:numPr>
+        <w:tabs>
+          <w:tab w:val="left" w:pos="1005"/>
+        </w:tabs>
+        <w:rPr>
+          <w:rFonts w:ascii="Calibri" w:hAnsi="Calibri" w:cs="Calibri"/>
+          <w:sz w:val="22"/>
+          <w:szCs w:val="22"/>
+        </w:rPr>
+      </w:pPr>
+      <w:r>
+        <w:rPr>
+          <w:rFonts w:ascii="Calibri" w:hAnsi="Calibri" w:cs="Calibri"/>
+          <w:sz w:val="22"/>
+          <w:szCs w:val="22"/>
+        </w:rPr>
+        <w:t xml:space="preserve">Case studies </w:t>
+      </w:r>
+    </w:p>
+    <w:p>
+      <w:pPr>
+        <w:pStyle w:val="ListParagraph"/>
+        <w:numPr>
+          <w:ilvl w:val="1"/>
+          <w:numId w:val="16"/>
+        </w:numPr>
+        <w:tabs>
+          <w:tab w:val="left" w:pos="1005"/>
+        </w:tabs>
+        <w:rPr>
+          <w:rFonts w:ascii="Calibri" w:hAnsi="Calibri" w:cs="Calibri"/>
+          <w:sz w:val="22"/>
+          <w:szCs w:val="22"/>
+        </w:rPr>
+      </w:pPr>
+      <w:r>
+        <w:rPr>
+          <w:rFonts w:ascii="Calibri" w:hAnsi="Calibri" w:cs="Calibri"/>
+          <w:sz w:val="22"/>
+          <w:szCs w:val="22"/>
+        </w:rPr>
+        <w:t xml:space="preserve">Single case or small number of cases where it is observed in depth. </w:t>
+      </w:r>
+    </w:p>
+    <w:p>
+      <w:pPr>
+        <w:pStyle w:val="ListParagraph"/>
+        <w:numPr>
+          <w:ilvl w:val="1"/>
+          <w:numId w:val="16"/>
+        </w:numPr>
+        <w:tabs>
+          <w:tab w:val="left" w:pos="1005"/>
+        </w:tabs>
+        <w:rPr>
+          <w:rFonts w:ascii="Calibri" w:hAnsi="Calibri" w:cs="Calibri"/>
+          <w:sz w:val="22"/>
+          <w:szCs w:val="22"/>
+        </w:rPr>
+      </w:pPr>
+      <w:r>
+        <w:rPr>
+          <w:rFonts w:ascii="Calibri" w:hAnsi="Calibri" w:cs="Calibri"/>
+          <w:sz w:val="22"/>
+          <w:szCs w:val="22"/>
+        </w:rPr>
+        <w:t>Types: Critical case, Extre</w:t>
+      </w:r>
+      <w:r>
+        <w:rPr>
+          <w:rFonts w:ascii="Calibri" w:hAnsi="Calibri" w:cs="Calibri"/>
+          <w:sz w:val="22"/>
+          <w:szCs w:val="22"/>
+        </w:rPr>
+        <w:t>me or unique case, representative or the typical case,</w:t>
+      </w:r>
+      <w:r>
+        <w:rPr>
+          <w:rFonts w:ascii="Calibri" w:hAnsi="Calibri" w:cs="Calibri"/>
+          <w:sz w:val="22"/>
+          <w:szCs w:val="22"/>
+        </w:rPr>
+        <w:t xml:space="preserve"> Revelatory case. </w:t>
+      </w:r>
+    </w:p>
+    <w:p>
+      <w:pPr>
+        <w:tabs>
+          <w:tab w:val="left" w:pos="1005"/>
+        </w:tabs>
+        <w:rPr>
+          <w:rFonts w:ascii="Calibri" w:hAnsi="Calibri" w:cs="Calibri"/>
+          <w:b/>
+          <w:bCs/>
+          <w:sz w:val="22"/>
+          <w:szCs w:val="22"/>
+          <w:u w:val="single"/>
+        </w:rPr>
+      </w:pPr>
+      <w:r>
+        <w:rPr>
+          <w:rFonts w:ascii="Calibri" w:hAnsi="Calibri" w:cs="Calibri"/>
+          <w:b/>
+          <w:bCs/>
+          <w:sz w:val="22"/>
+          <w:szCs w:val="22"/>
+          <w:u w:val="single"/>
+        </w:rPr>
+        <w:t xml:space="preserve">Step </w:t>
+      </w:r>
+      <w:r>
+        <w:rPr>
+          <w:rFonts w:ascii="Calibri" w:hAnsi="Calibri" w:cs="Calibri"/>
+          <w:b/>
+          <w:bCs/>
+          <w:sz w:val="22"/>
+          <w:szCs w:val="22"/>
+          <w:u w:val="single"/>
+        </w:rPr>
+        <w:t>6</w:t>
+      </w:r>
+      <w:r>
+        <w:rPr>
+          <w:rFonts w:ascii="Calibri" w:hAnsi="Calibri" w:cs="Calibri"/>
+          <w:b/>
+          <w:bCs/>
+          <w:sz w:val="22"/>
+          <w:szCs w:val="22"/>
+          <w:u w:val="single"/>
+        </w:rPr>
+        <w:t xml:space="preserve">.3 </w:t>
+      </w:r>
+      <w:r>
+        <w:rPr>
+          <w:rFonts w:ascii="Calibri" w:hAnsi="Calibri" w:cs="Calibri"/>
+          <w:b/>
+          <w:bCs/>
+          <w:sz w:val="22"/>
+          <w:szCs w:val="22"/>
+          <w:u w:val="single"/>
+        </w:rPr>
+        <w:t xml:space="preserve">Research </w:t>
+      </w:r>
+      <w:r>
+        <w:rPr>
+          <w:rFonts w:ascii="Calibri" w:hAnsi="Calibri" w:cs="Calibri"/>
+          <w:b/>
+          <w:bCs/>
+          <w:sz w:val="22"/>
+          <w:szCs w:val="22"/>
+          <w:u w:val="single"/>
+        </w:rPr>
+        <w:t>Strategies</w:t>
+      </w:r>
+      <w:r>
+        <w:rPr>
+          <w:rFonts w:ascii="Calibri" w:hAnsi="Calibri" w:cs="Calibri"/>
+          <w:b/>
+          <w:bCs/>
+          <w:sz w:val="22"/>
+          <w:szCs w:val="22"/>
+          <w:u w:val="single"/>
+        </w:rPr>
+        <w:t xml:space="preserve"> (How</w:t>
+      </w:r>
+      <w:r>
+        <w:rPr>
+          <w:rFonts w:ascii="Calibri" w:hAnsi="Calibri" w:cs="Calibri"/>
+          <w:b/>
+          <w:bCs/>
+          <w:sz w:val="22"/>
+          <w:szCs w:val="22"/>
+          <w:u w:val="single"/>
+        </w:rPr>
+        <w:t xml:space="preserve"> </w:t>
+      </w:r>
+      <w:r>
+        <w:rPr>
+          <w:rFonts w:ascii="Calibri" w:hAnsi="Calibri" w:cs="Calibri"/>
+          <w:b/>
+          <w:bCs/>
+          <w:sz w:val="22"/>
+          <w:szCs w:val="22"/>
+          <w:u w:val="single"/>
+        </w:rPr>
+        <w:t>data is collected and interpreted)</w:t>
+      </w:r>
+    </w:p>
+    <w:p>
+      <w:pPr>
+        <w:pStyle w:val="ListParagraph"/>
+        <w:numPr>
+          <w:ilvl w:val="0"/>
+          <w:numId w:val="16"/>
+        </w:numPr>
+        <w:tabs>
+          <w:tab w:val="left" w:pos="1005"/>
+        </w:tabs>
+        <w:rPr>
+          <w:rFonts w:ascii="Calibri" w:hAnsi="Calibri" w:cs="Calibri"/>
+          <w:sz w:val="22"/>
+          <w:szCs w:val="22"/>
+        </w:rPr>
+      </w:pPr>
+      <w:r>
+        <w:rPr>
+          <w:rFonts w:ascii="Calibri" w:hAnsi="Calibri" w:cs="Calibri"/>
+          <w:sz w:val="22"/>
+          <w:szCs w:val="22"/>
+        </w:rPr>
+        <w:t>Comparative research strategy</w:t>
+      </w:r>
+      <w:r>
+        <w:rPr>
+          <w:rFonts w:ascii="Calibri" w:hAnsi="Calibri" w:cs="Calibri"/>
+          <w:sz w:val="22"/>
+          <w:szCs w:val="22"/>
+        </w:rPr>
+        <w:t xml:space="preserve">: Make comparisons between entities </w:t>
+      </w:r>
+    </w:p>
+    <w:p>
+      <w:pPr>
+        <w:pStyle w:val="ListParagraph"/>
+        <w:numPr>
+          <w:ilvl w:val="0"/>
+          <w:numId w:val="16"/>
+        </w:numPr>
+        <w:tabs>
+          <w:tab w:val="left" w:pos="1005"/>
+        </w:tabs>
+        <w:rPr>
+          <w:rFonts w:ascii="Calibri" w:hAnsi="Calibri" w:cs="Calibri"/>
+          <w:sz w:val="22"/>
+          <w:szCs w:val="22"/>
+        </w:rPr>
+      </w:pPr>
+      <w:r>
+        <w:rPr>
+          <w:rFonts w:ascii="Calibri" w:hAnsi="Calibri" w:cs="Calibri"/>
+          <w:sz w:val="22"/>
+          <w:szCs w:val="22"/>
+        </w:rPr>
+        <w:lastRenderedPageBreak/>
+        <w:t>Evaluation:</w:t>
+      </w:r>
+      <w:r>
+        <w:rPr>
+          <w:rFonts w:ascii="Calibri" w:hAnsi="Calibri" w:cs="Calibri"/>
+          <w:sz w:val="22"/>
+          <w:szCs w:val="22"/>
+        </w:rPr>
+        <w:t xml:space="preserve"> </w:t>
+      </w:r>
+      <w:r>
+        <w:rPr>
+          <w:rFonts w:ascii="Calibri" w:hAnsi="Calibri" w:cs="Calibri"/>
+          <w:sz w:val="22"/>
+          <w:szCs w:val="22"/>
+        </w:rPr>
+        <w:t xml:space="preserve">Assess the value of something relative to a set of criteria. </w:t>
+      </w:r>
+    </w:p>
+    <w:p>
+      <w:pPr>
+        <w:pStyle w:val="ListParagraph"/>
+        <w:numPr>
+          <w:ilvl w:val="0"/>
+          <w:numId w:val="16"/>
+        </w:numPr>
+        <w:tabs>
+          <w:tab w:val="left" w:pos="1005"/>
+        </w:tabs>
+        <w:rPr>
+          <w:rFonts w:ascii="Calibri" w:hAnsi="Calibri" w:cs="Calibri"/>
+          <w:sz w:val="22"/>
+          <w:szCs w:val="22"/>
+        </w:rPr>
+      </w:pPr>
+      <w:r>
+        <w:rPr>
+          <w:rFonts w:ascii="Calibri" w:hAnsi="Calibri" w:cs="Calibri"/>
+          <w:sz w:val="22"/>
+          <w:szCs w:val="22"/>
+        </w:rPr>
+        <w:t xml:space="preserve">Ethnography: Data collected through immersion </w:t>
+      </w:r>
+    </w:p>
+    <w:p>
+      <w:pPr>
+        <w:pStyle w:val="ListParagraph"/>
+        <w:numPr>
+          <w:ilvl w:val="0"/>
+          <w:numId w:val="16"/>
+        </w:numPr>
+        <w:tabs>
+          <w:tab w:val="left" w:pos="1005"/>
+        </w:tabs>
+        <w:rPr>
+          <w:rFonts w:ascii="Calibri" w:hAnsi="Calibri" w:cs="Calibri"/>
+          <w:sz w:val="22"/>
+          <w:szCs w:val="22"/>
+        </w:rPr>
+      </w:pPr>
+      <w:r>
+        <w:rPr>
+          <w:rFonts w:ascii="Calibri" w:hAnsi="Calibri" w:cs="Calibri"/>
+          <w:sz w:val="22"/>
+          <w:szCs w:val="22"/>
+        </w:rPr>
+        <w:t xml:space="preserve">Grounded theory: Collects data then theorise. </w:t>
+      </w:r>
+    </w:p>
+    <w:p>
+      <w:pPr>
+        <w:tabs>
+          <w:tab w:val="left" w:pos="1005"/>
+        </w:tabs>
+        <w:rPr>
+          <w:rFonts w:ascii="Calibri" w:hAnsi="Calibri" w:cs="Calibri"/>
+          <w:b/>
+          <w:bCs/>
+          <w:sz w:val="22"/>
+          <w:szCs w:val="22"/>
+          <w:u w:val="single"/>
+        </w:rPr>
+      </w:pPr>
+      <w:r>
+        <w:rPr>
+          <w:rFonts w:ascii="Calibri" w:hAnsi="Calibri" w:cs="Calibri"/>
+          <w:b/>
+          <w:bCs/>
+          <w:sz w:val="22"/>
+          <w:szCs w:val="22"/>
+          <w:u w:val="single"/>
+        </w:rPr>
+        <w:t>Step</w:t>
+      </w:r>
+      <w:r>
+        <w:rPr>
+          <w:rFonts w:ascii="Calibri" w:hAnsi="Calibri" w:cs="Calibri"/>
+          <w:b/>
+          <w:bCs/>
+          <w:sz w:val="22"/>
+          <w:szCs w:val="22"/>
+          <w:u w:val="single"/>
+        </w:rPr>
+        <w:t xml:space="preserve"> 6</w:t>
+      </w:r>
+      <w:r>
+        <w:rPr>
+          <w:rFonts w:ascii="Calibri" w:hAnsi="Calibri" w:cs="Calibri"/>
+          <w:b/>
+          <w:bCs/>
+          <w:sz w:val="22"/>
+          <w:szCs w:val="22"/>
+          <w:u w:val="single"/>
+        </w:rPr>
+        <w:t>.</w:t>
+      </w:r>
+      <w:r>
+        <w:rPr>
+          <w:rFonts w:ascii="Calibri" w:hAnsi="Calibri" w:cs="Calibri"/>
+          <w:b/>
+          <w:bCs/>
+          <w:sz w:val="22"/>
+          <w:szCs w:val="22"/>
+          <w:u w:val="single"/>
+        </w:rPr>
+        <w:t>4</w:t>
+      </w:r>
+      <w:r>
+        <w:rPr>
+          <w:rFonts w:ascii="Calibri" w:hAnsi="Calibri" w:cs="Calibri"/>
+          <w:b/>
+          <w:bCs/>
+          <w:sz w:val="22"/>
+          <w:szCs w:val="22"/>
+          <w:u w:val="single"/>
+        </w:rPr>
+        <w:t xml:space="preserve"> Research Methods</w:t>
+      </w:r>
+    </w:p>
+    <w:p>
+      <w:pPr>
+        <w:tabs>
+          <w:tab w:val="left" w:pos="1005"/>
+        </w:tabs>
+        <w:rPr>
+          <w:rFonts w:ascii="Calibri" w:hAnsi="Calibri" w:cs="Calibri"/>
+          <w:sz w:val="22"/>
+          <w:szCs w:val="22"/>
+        </w:rPr>
+      </w:pPr>
+      <w:r>
+        <w:rPr>
+          <w:rFonts w:ascii="Calibri" w:hAnsi="Calibri" w:cs="Calibri"/>
+          <w:sz w:val="22"/>
+          <w:szCs w:val="22"/>
+        </w:rPr>
+        <w:t>Methods should be determined by the questions</w:t>
+      </w:r>
+      <w:r>
+        <w:rPr>
+          <w:rFonts w:ascii="Calibri" w:hAnsi="Calibri" w:cs="Calibri"/>
+          <w:sz w:val="22"/>
+          <w:szCs w:val="22"/>
+        </w:rPr>
+        <w:t xml:space="preserve">. </w:t>
+      </w:r>
+    </w:p>
+    <w:p>
+      <w:pPr>
+        <w:tabs>
+          <w:tab w:val="left" w:pos="1005"/>
+        </w:tabs>
+        <w:rPr>
+          <w:rFonts w:ascii="Calibri" w:hAnsi="Calibri" w:cs="Calibri"/>
+          <w:b/>
+          <w:bCs/>
+          <w:sz w:val="22"/>
+          <w:szCs w:val="22"/>
+        </w:rPr>
+      </w:pPr>
+      <w:r>
+        <w:rPr>
+          <w:rFonts w:ascii="Calibri" w:hAnsi="Calibri" w:cs="Calibri"/>
+          <w:b/>
+          <w:bCs/>
+          <w:sz w:val="22"/>
+          <w:szCs w:val="22"/>
+        </w:rPr>
+        <w:tab/>
+      </w:r>
+      <w:r>
+        <w:rPr>
+          <w:rFonts w:ascii="Calibri" w:hAnsi="Calibri" w:cs="Calibri"/>
+          <w:b/>
+          <w:bCs/>
+          <w:sz w:val="22"/>
+          <w:szCs w:val="22"/>
+        </w:rPr>
+        <w:t xml:space="preserve">Features </w:t>
+      </w:r>
+      <w:r>
+        <w:rPr>
+          <w:rFonts w:ascii="Calibri" w:hAnsi="Calibri" w:cs="Calibri"/>
+          <w:b/>
+          <w:bCs/>
+          <w:sz w:val="22"/>
+          <w:szCs w:val="22"/>
+        </w:rPr>
+        <w:t xml:space="preserve">of Qualitative or Quantitative Methods. </w:t>
+      </w:r>
+    </w:p>
+    <w:p>
+      <w:pPr>
+        <w:tabs>
+          <w:tab w:val="left" w:pos="1005"/>
+        </w:tabs>
+        <w:rPr>
+          <w:rFonts w:ascii="Calibri" w:hAnsi="Calibri" w:cs="Calibri"/>
+          <w:sz w:val="22"/>
+          <w:szCs w:val="22"/>
+        </w:rPr>
+      </w:pPr>
+      <w:r>
+        <w:rPr>
+          <w:rFonts w:ascii="Calibri" w:hAnsi="Calibri" w:cs="Calibri"/>
+          <w:sz w:val="22"/>
+          <w:szCs w:val="22"/>
+        </w:rPr>
+        <w:drawing>
+          <wp:inline distT="0" distB="0" distL="0" distR="0" wp14:anchorId="2E0C717D" wp14:editId="3407995C">
+            <wp:extent cx="5731510" cy="5541010"/>
+            <wp:effectExtent l="0" t="0" r="2540" b="2540"/>
+            <wp:docPr id="1150360401" name="Picture 1" descr="A table of qualitative research&#10;&#10;AI-generated content may be incorrect."/>
+            <wp:cNvGraphicFramePr>
+              <a:graphicFrameLocks xmlns:a="http://schemas.openxmlformats.org/drawingml/2006/main" noChangeAspect="1"/>
+            </wp:cNvGraphicFramePr>
+            <a:graphic xmlns:a="http://schemas.openxmlformats.org/drawingml/2006/main">
+              <a:graphicData uri="http://schemas.openxmlformats.org/drawingml/2006/picture">
+                <pic:pic xmlns:pic="http://schemas.openxmlformats.org/drawingml/2006/picture">
+                  <pic:nvPicPr>
+                    <pic:cNvPr id="1150360401" name="Picture 1" descr="A table of qualitative research&#10;&#10;AI-generated content may be incorrect."/>
+                    <pic:cNvPicPr/>
+                  </pic:nvPicPr>
+                  <pic:blipFill>
+                    <a:blip r:embed="rId10"/>
+                    <a:stretch>
+                      <a:fillRect/>
+                    </a:stretch>
+                  </pic:blipFill>
+                  <pic:spPr>
+                    <a:xfrm>
+                      <a:off x="0" y="0"/>
+                      <a:ext cx="5731510" cy="5541010"/>
+                    </a:xfrm>
+                    <a:prstGeom prst="rect">
+                      <a:avLst/>
+                    </a:prstGeom>
+                  </pic:spPr>
+                </pic:pic>
+              </a:graphicData>
+            </a:graphic>
+          </wp:inline>
+        </w:drawing>
+      </w:r>
+    </w:p>
+    <w:p>
+      <w:pPr>
+        <w:tabs>
+          <w:tab w:val="left" w:pos="1005"/>
+        </w:tabs>
+        <w:rPr>
+          <w:rFonts w:ascii="Calibri" w:hAnsi="Calibri" w:cs="Calibri"/>
+          <w:sz w:val="22"/>
+          <w:szCs w:val="22"/>
+        </w:rPr>
+      </w:pPr>
+      <w:r>
+        <w:rPr>
+          <w:rFonts w:ascii="Calibri" w:hAnsi="Calibri" w:cs="Calibri"/>
+          <w:sz w:val="22"/>
+          <w:szCs w:val="22"/>
+        </w:rPr>
+        <w:t xml:space="preserve">Ways of combining them: </w:t>
+      </w:r>
+    </w:p>
+    <w:p>
+      <w:pPr>
+        <w:pStyle w:val="ListParagraph"/>
+        <w:numPr>
+          <w:ilvl w:val="1"/>
+          <w:numId w:val="18"/>
+        </w:numPr>
+        <w:tabs>
+          <w:tab w:val="left" w:pos="1005"/>
+        </w:tabs>
+        <w:rPr>
+          <w:rFonts w:ascii="Calibri" w:hAnsi="Calibri" w:cs="Calibri"/>
+          <w:sz w:val="22"/>
+          <w:szCs w:val="22"/>
+        </w:rPr>
+      </w:pPr>
+      <w:r>
+        <w:rPr>
+          <w:rFonts w:ascii="Calibri" w:hAnsi="Calibri" w:cs="Calibri"/>
+          <w:sz w:val="22"/>
+          <w:szCs w:val="22"/>
+        </w:rPr>
+        <w:t xml:space="preserve">Choose a mixed methods approach </w:t>
+      </w:r>
+    </w:p>
+    <w:p>
+      <w:pPr>
+        <w:pStyle w:val="ListParagraph"/>
+        <w:numPr>
+          <w:ilvl w:val="2"/>
+          <w:numId w:val="18"/>
+        </w:numPr>
+        <w:tabs>
+          <w:tab w:val="left" w:pos="1005"/>
+        </w:tabs>
+        <w:rPr>
+          <w:rFonts w:ascii="Calibri" w:hAnsi="Calibri" w:cs="Calibri"/>
+          <w:sz w:val="22"/>
+          <w:szCs w:val="22"/>
+        </w:rPr>
+      </w:pPr>
+      <w:r>
+        <w:rPr>
+          <w:rFonts w:ascii="Calibri" w:hAnsi="Calibri" w:cs="Calibri"/>
+          <w:sz w:val="22"/>
+          <w:szCs w:val="22"/>
+        </w:rPr>
+        <w:t xml:space="preserve">Good for triangulation where one uses different types of data to </w:t>
+      </w:r>
+      <w:r>
+        <w:rPr>
+          <w:rFonts w:ascii="Calibri" w:hAnsi="Calibri" w:cs="Calibri"/>
+          <w:sz w:val="22"/>
+          <w:szCs w:val="22"/>
+        </w:rPr>
+        <w:t xml:space="preserve">address the same questions. </w:t>
+      </w:r>
+    </w:p>
+    <w:p>
+      <w:pPr>
+        <w:pStyle w:val="ListParagraph"/>
+        <w:numPr>
+          <w:ilvl w:val="1"/>
+          <w:numId w:val="18"/>
+        </w:numPr>
+        <w:tabs>
+          <w:tab w:val="left" w:pos="1005"/>
+        </w:tabs>
+        <w:rPr>
+          <w:rFonts w:ascii="Calibri" w:hAnsi="Calibri" w:cs="Calibri"/>
+          <w:sz w:val="22"/>
+          <w:szCs w:val="22"/>
+        </w:rPr>
+      </w:pPr>
+      <w:r>
+        <w:rPr>
+          <w:rFonts w:ascii="Calibri" w:hAnsi="Calibri" w:cs="Calibri"/>
+          <w:sz w:val="22"/>
+          <w:szCs w:val="22"/>
+        </w:rPr>
+        <w:t xml:space="preserve">Qualitative can be used before Quantitive Methods. </w:t>
+      </w:r>
+    </w:p>
+    <w:p>
+      <w:pPr>
+        <w:pStyle w:val="ListParagraph"/>
+        <w:numPr>
+          <w:ilvl w:val="1"/>
+          <w:numId w:val="18"/>
+        </w:numPr>
+        <w:tabs>
+          <w:tab w:val="left" w:pos="1005"/>
+        </w:tabs>
+        <w:rPr>
+          <w:rFonts w:ascii="Calibri" w:hAnsi="Calibri" w:cs="Calibri"/>
+          <w:sz w:val="22"/>
+          <w:szCs w:val="22"/>
+        </w:rPr>
+      </w:pPr>
+      <w:r>
+        <w:rPr>
+          <w:rFonts w:ascii="Calibri" w:hAnsi="Calibri" w:cs="Calibri"/>
+          <w:sz w:val="22"/>
+          <w:szCs w:val="22"/>
+        </w:rPr>
+        <w:t xml:space="preserve">Qualitative methods can be used after to identify interesting characteristics. </w:t>
+      </w:r>
     </w:p>
     <w:sectPr>
       <w:pgSz w:w="11906" w:h="16838"/>
@@ -2616,6 +6368,506 @@
     </w:lvl>
   </w:abstractNum>
   <w:abstractNum w:abstractNumId="1" w15:restartNumberingAfterBreak="0">
+    <w:nsid w:val="1C39754B"/>
+    <w:multiLevelType w:val="multilevel"/>
+    <w:tmpl w:val="1E66836A"/>
+    <w:lvl w:ilvl="0">
+      <w:numFmt w:val="bullet"/>
+      <w:lvlText w:val="-"/>
+      <w:lvlJc w:val="left"/>
+      <w:pPr>
+        <w:tabs>
+          <w:tab w:val="num" w:pos="720"/>
+        </w:tabs>
+        <w:ind w:left="720" w:hanging="360"/>
+      </w:pPr>
+      <w:rPr>
+        <w:rFonts w:ascii="Calibri" w:eastAsiaTheme="minorHAnsi" w:hAnsi="Calibri" w:cs="Calibri" w:hint="default"/>
+        <w:sz w:val="20"/>
+      </w:rPr>
+    </w:lvl>
+    <w:lvl w:ilvl="1">
+      <w:start w:val="1"/>
+      <w:numFmt w:val="decimal"/>
+      <w:lvlText w:val="%2)"/>
+      <w:lvlJc w:val="left"/>
+      <w:pPr>
+        <w:ind w:left="1440" w:hanging="360"/>
+      </w:pPr>
+      <w:rPr>
+        <w:rFonts w:hint="default"/>
+      </w:rPr>
+    </w:lvl>
+    <w:lvl w:ilvl="2">
+      <w:start w:val="1"/>
+      <w:numFmt w:val="bullet"/>
+      <w:lvlText w:val=""/>
+      <w:lvlJc w:val="left"/>
+      <w:pPr>
+        <w:tabs>
+          <w:tab w:val="num" w:pos="2160"/>
+        </w:tabs>
+        <w:ind w:left="2160" w:hanging="360"/>
+      </w:pPr>
+      <w:rPr>
+        <w:rFonts w:ascii="Wingdings" w:hAnsi="Wingdings" w:hint="default"/>
+        <w:sz w:val="20"/>
+      </w:rPr>
+    </w:lvl>
+    <w:lvl w:ilvl="3" w:tentative="1">
+      <w:start w:val="1"/>
+      <w:numFmt w:val="bullet"/>
+      <w:lvlText w:val=""/>
+      <w:lvlJc w:val="left"/>
+      <w:pPr>
+        <w:tabs>
+          <w:tab w:val="num" w:pos="2880"/>
+        </w:tabs>
+        <w:ind w:left="2880" w:hanging="360"/>
+      </w:pPr>
+      <w:rPr>
+        <w:rFonts w:ascii="Wingdings" w:hAnsi="Wingdings" w:hint="default"/>
+        <w:sz w:val="20"/>
+      </w:rPr>
+    </w:lvl>
+    <w:lvl w:ilvl="4" w:tentative="1">
+      <w:start w:val="1"/>
+      <w:numFmt w:val="bullet"/>
+      <w:lvlText w:val=""/>
+      <w:lvlJc w:val="left"/>
+      <w:pPr>
+        <w:tabs>
+          <w:tab w:val="num" w:pos="3600"/>
+        </w:tabs>
+        <w:ind w:left="3600" w:hanging="360"/>
+      </w:pPr>
+      <w:rPr>
+        <w:rFonts w:ascii="Wingdings" w:hAnsi="Wingdings" w:hint="default"/>
+        <w:sz w:val="20"/>
+      </w:rPr>
+    </w:lvl>
+    <w:lvl w:ilvl="5" w:tentative="1">
+      <w:start w:val="1"/>
+      <w:numFmt w:val="bullet"/>
+      <w:lvlText w:val=""/>
+      <w:lvlJc w:val="left"/>
+      <w:pPr>
+        <w:tabs>
+          <w:tab w:val="num" w:pos="4320"/>
+        </w:tabs>
+        <w:ind w:left="4320" w:hanging="360"/>
+      </w:pPr>
+      <w:rPr>
+        <w:rFonts w:ascii="Wingdings" w:hAnsi="Wingdings" w:hint="default"/>
+        <w:sz w:val="20"/>
+      </w:rPr>
+    </w:lvl>
+    <w:lvl w:ilvl="6" w:tentative="1">
+      <w:start w:val="1"/>
+      <w:numFmt w:val="bullet"/>
+      <w:lvlText w:val=""/>
+      <w:lvlJc w:val="left"/>
+      <w:pPr>
+        <w:tabs>
+          <w:tab w:val="num" w:pos="5040"/>
+        </w:tabs>
+        <w:ind w:left="5040" w:hanging="360"/>
+      </w:pPr>
+      <w:rPr>
+        <w:rFonts w:ascii="Wingdings" w:hAnsi="Wingdings" w:hint="default"/>
+        <w:sz w:val="20"/>
+      </w:rPr>
+    </w:lvl>
+    <w:lvl w:ilvl="7" w:tentative="1">
+      <w:start w:val="1"/>
+      <w:numFmt w:val="bullet"/>
+      <w:lvlText w:val=""/>
+      <w:lvlJc w:val="left"/>
+      <w:pPr>
+        <w:tabs>
+          <w:tab w:val="num" w:pos="5760"/>
+        </w:tabs>
+        <w:ind w:left="5760" w:hanging="360"/>
+      </w:pPr>
+      <w:rPr>
+        <w:rFonts w:ascii="Wingdings" w:hAnsi="Wingdings" w:hint="default"/>
+        <w:sz w:val="20"/>
+      </w:rPr>
+    </w:lvl>
+    <w:lvl w:ilvl="8" w:tentative="1">
+      <w:start w:val="1"/>
+      <w:numFmt w:val="bullet"/>
+      <w:lvlText w:val=""/>
+      <w:lvlJc w:val="left"/>
+      <w:pPr>
+        <w:tabs>
+          <w:tab w:val="num" w:pos="6480"/>
+        </w:tabs>
+        <w:ind w:left="6480" w:hanging="360"/>
+      </w:pPr>
+      <w:rPr>
+        <w:rFonts w:ascii="Wingdings" w:hAnsi="Wingdings" w:hint="default"/>
+        <w:sz w:val="20"/>
+      </w:rPr>
+    </w:lvl>
+  </w:abstractNum>
+  <w:abstractNum w:abstractNumId="2" w15:restartNumberingAfterBreak="0">
+    <w:nsid w:val="2A9D13E2"/>
+    <w:multiLevelType w:val="hybridMultilevel"/>
+    <w:tmpl w:val="C92C4B84"/>
+    <w:lvl w:ilvl="0" w:tplc="08090011">
+      <w:start w:val="1"/>
+      <w:numFmt w:val="decimal"/>
+      <w:lvlText w:val="%1)"/>
+      <w:lvlJc w:val="left"/>
+      <w:pPr>
+        <w:ind w:left="720" w:hanging="360"/>
+      </w:pPr>
+      <w:rPr>
+        <w:rFonts w:hint="default"/>
+      </w:rPr>
+    </w:lvl>
+    <w:lvl w:ilvl="1" w:tplc="08090019" w:tentative="1">
+      <w:start w:val="1"/>
+      <w:numFmt w:val="lowerLetter"/>
+      <w:lvlText w:val="%2."/>
+      <w:lvlJc w:val="left"/>
+      <w:pPr>
+        <w:ind w:left="1440" w:hanging="360"/>
+      </w:pPr>
+    </w:lvl>
+    <w:lvl w:ilvl="2" w:tplc="0809001B" w:tentative="1">
+      <w:start w:val="1"/>
+      <w:numFmt w:val="lowerRoman"/>
+      <w:lvlText w:val="%3."/>
+      <w:lvlJc w:val="right"/>
+      <w:pPr>
+        <w:ind w:left="2160" w:hanging="180"/>
+      </w:pPr>
+    </w:lvl>
+    <w:lvl w:ilvl="3" w:tplc="0809000F" w:tentative="1">
+      <w:start w:val="1"/>
+      <w:numFmt w:val="decimal"/>
+      <w:lvlText w:val="%4."/>
+      <w:lvlJc w:val="left"/>
+      <w:pPr>
+        <w:ind w:left="2880" w:hanging="360"/>
+      </w:pPr>
+    </w:lvl>
+    <w:lvl w:ilvl="4" w:tplc="08090019" w:tentative="1">
+      <w:start w:val="1"/>
+      <w:numFmt w:val="lowerLetter"/>
+      <w:lvlText w:val="%5."/>
+      <w:lvlJc w:val="left"/>
+      <w:pPr>
+        <w:ind w:left="3600" w:hanging="360"/>
+      </w:pPr>
+    </w:lvl>
+    <w:lvl w:ilvl="5" w:tplc="0809001B" w:tentative="1">
+      <w:start w:val="1"/>
+      <w:numFmt w:val="lowerRoman"/>
+      <w:lvlText w:val="%6."/>
+      <w:lvlJc w:val="right"/>
+      <w:pPr>
+        <w:ind w:left="4320" w:hanging="180"/>
+      </w:pPr>
+    </w:lvl>
+    <w:lvl w:ilvl="6" w:tplc="0809000F" w:tentative="1">
+      <w:start w:val="1"/>
+      <w:numFmt w:val="decimal"/>
+      <w:lvlText w:val="%7."/>
+      <w:lvlJc w:val="left"/>
+      <w:pPr>
+        <w:ind w:left="5040" w:hanging="360"/>
+      </w:pPr>
+    </w:lvl>
+    <w:lvl w:ilvl="7" w:tplc="08090019" w:tentative="1">
+      <w:start w:val="1"/>
+      <w:numFmt w:val="lowerLetter"/>
+      <w:lvlText w:val="%8."/>
+      <w:lvlJc w:val="left"/>
+      <w:pPr>
+        <w:ind w:left="5760" w:hanging="360"/>
+      </w:pPr>
+    </w:lvl>
+    <w:lvl w:ilvl="8" w:tplc="0809001B" w:tentative="1">
+      <w:start w:val="1"/>
+      <w:numFmt w:val="lowerRoman"/>
+      <w:lvlText w:val="%9."/>
+      <w:lvlJc w:val="right"/>
+      <w:pPr>
+        <w:ind w:left="6480" w:hanging="180"/>
+      </w:pPr>
+    </w:lvl>
+  </w:abstractNum>
+  <w:abstractNum w:abstractNumId="3" w15:restartNumberingAfterBreak="0">
+    <w:nsid w:val="348F0DE1"/>
+    <w:multiLevelType w:val="hybridMultilevel"/>
+    <w:tmpl w:val="1C1A79A6"/>
+    <w:lvl w:ilvl="0" w:tplc="08090011">
+      <w:start w:val="1"/>
+      <w:numFmt w:val="decimal"/>
+      <w:lvlText w:val="%1)"/>
+      <w:lvlJc w:val="left"/>
+      <w:pPr>
+        <w:ind w:left="720" w:hanging="360"/>
+      </w:pPr>
+      <w:rPr>
+        <w:rFonts w:hint="default"/>
+      </w:rPr>
+    </w:lvl>
+    <w:lvl w:ilvl="1" w:tplc="08090019">
+      <w:start w:val="1"/>
+      <w:numFmt w:val="lowerLetter"/>
+      <w:lvlText w:val="%2."/>
+      <w:lvlJc w:val="left"/>
+      <w:pPr>
+        <w:ind w:left="1440" w:hanging="360"/>
+      </w:pPr>
+    </w:lvl>
+    <w:lvl w:ilvl="2" w:tplc="0809001B">
+      <w:start w:val="1"/>
+      <w:numFmt w:val="lowerRoman"/>
+      <w:lvlText w:val="%3."/>
+      <w:lvlJc w:val="right"/>
+      <w:pPr>
+        <w:ind w:left="2160" w:hanging="180"/>
+      </w:pPr>
+    </w:lvl>
+    <w:lvl w:ilvl="3" w:tplc="0809000F" w:tentative="1">
+      <w:start w:val="1"/>
+      <w:numFmt w:val="decimal"/>
+      <w:lvlText w:val="%4."/>
+      <w:lvlJc w:val="left"/>
+      <w:pPr>
+        <w:ind w:left="2880" w:hanging="360"/>
+      </w:pPr>
+    </w:lvl>
+    <w:lvl w:ilvl="4" w:tplc="08090019" w:tentative="1">
+      <w:start w:val="1"/>
+      <w:numFmt w:val="lowerLetter"/>
+      <w:lvlText w:val="%5."/>
+      <w:lvlJc w:val="left"/>
+      <w:pPr>
+        <w:ind w:left="3600" w:hanging="360"/>
+      </w:pPr>
+    </w:lvl>
+    <w:lvl w:ilvl="5" w:tplc="0809001B" w:tentative="1">
+      <w:start w:val="1"/>
+      <w:numFmt w:val="lowerRoman"/>
+      <w:lvlText w:val="%6."/>
+      <w:lvlJc w:val="right"/>
+      <w:pPr>
+        <w:ind w:left="4320" w:hanging="180"/>
+      </w:pPr>
+    </w:lvl>
+    <w:lvl w:ilvl="6" w:tplc="0809000F" w:tentative="1">
+      <w:start w:val="1"/>
+      <w:numFmt w:val="decimal"/>
+      <w:lvlText w:val="%7."/>
+      <w:lvlJc w:val="left"/>
+      <w:pPr>
+        <w:ind w:left="5040" w:hanging="360"/>
+      </w:pPr>
+    </w:lvl>
+    <w:lvl w:ilvl="7" w:tplc="08090019" w:tentative="1">
+      <w:start w:val="1"/>
+      <w:numFmt w:val="lowerLetter"/>
+      <w:lvlText w:val="%8."/>
+      <w:lvlJc w:val="left"/>
+      <w:pPr>
+        <w:ind w:left="5760" w:hanging="360"/>
+      </w:pPr>
+    </w:lvl>
+    <w:lvl w:ilvl="8" w:tplc="0809001B" w:tentative="1">
+      <w:start w:val="1"/>
+      <w:numFmt w:val="lowerRoman"/>
+      <w:lvlText w:val="%9."/>
+      <w:lvlJc w:val="right"/>
+      <w:pPr>
+        <w:ind w:left="6480" w:hanging="180"/>
+      </w:pPr>
+    </w:lvl>
+  </w:abstractNum>
+  <w:abstractNum w:abstractNumId="4" w15:restartNumberingAfterBreak="0">
+    <w:nsid w:val="3BE03E10"/>
+    <w:multiLevelType w:val="hybridMultilevel"/>
+    <w:tmpl w:val="1578FF60"/>
+    <w:lvl w:ilvl="0" w:tplc="08090011">
+      <w:start w:val="1"/>
+      <w:numFmt w:val="decimal"/>
+      <w:lvlText w:val="%1)"/>
+      <w:lvlJc w:val="left"/>
+      <w:pPr>
+        <w:ind w:left="720" w:hanging="360"/>
+      </w:pPr>
+      <w:rPr>
+        <w:rFonts w:hint="default"/>
+      </w:rPr>
+    </w:lvl>
+    <w:lvl w:ilvl="1" w:tplc="08090019">
+      <w:start w:val="1"/>
+      <w:numFmt w:val="lowerLetter"/>
+      <w:lvlText w:val="%2."/>
+      <w:lvlJc w:val="left"/>
+      <w:pPr>
+        <w:ind w:left="1440" w:hanging="360"/>
+      </w:pPr>
+    </w:lvl>
+    <w:lvl w:ilvl="2" w:tplc="0809001B" w:tentative="1">
+      <w:start w:val="1"/>
+      <w:numFmt w:val="lowerRoman"/>
+      <w:lvlText w:val="%3."/>
+      <w:lvlJc w:val="right"/>
+      <w:pPr>
+        <w:ind w:left="2160" w:hanging="180"/>
+      </w:pPr>
+    </w:lvl>
+    <w:lvl w:ilvl="3" w:tplc="0809000F" w:tentative="1">
+      <w:start w:val="1"/>
+      <w:numFmt w:val="decimal"/>
+      <w:lvlText w:val="%4."/>
+      <w:lvlJc w:val="left"/>
+      <w:pPr>
+        <w:ind w:left="2880" w:hanging="360"/>
+      </w:pPr>
+    </w:lvl>
+    <w:lvl w:ilvl="4" w:tplc="08090019" w:tentative="1">
+      <w:start w:val="1"/>
+      <w:numFmt w:val="lowerLetter"/>
+      <w:lvlText w:val="%5."/>
+      <w:lvlJc w:val="left"/>
+      <w:pPr>
+        <w:ind w:left="3600" w:hanging="360"/>
+      </w:pPr>
+    </w:lvl>
+    <w:lvl w:ilvl="5" w:tplc="0809001B" w:tentative="1">
+      <w:start w:val="1"/>
+      <w:numFmt w:val="lowerRoman"/>
+      <w:lvlText w:val="%6."/>
+      <w:lvlJc w:val="right"/>
+      <w:pPr>
+        <w:ind w:left="4320" w:hanging="180"/>
+      </w:pPr>
+    </w:lvl>
+    <w:lvl w:ilvl="6" w:tplc="0809000F" w:tentative="1">
+      <w:start w:val="1"/>
+      <w:numFmt w:val="decimal"/>
+      <w:lvlText w:val="%7."/>
+      <w:lvlJc w:val="left"/>
+      <w:pPr>
+        <w:ind w:left="5040" w:hanging="360"/>
+      </w:pPr>
+    </w:lvl>
+    <w:lvl w:ilvl="7" w:tplc="08090019" w:tentative="1">
+      <w:start w:val="1"/>
+      <w:numFmt w:val="lowerLetter"/>
+      <w:lvlText w:val="%8."/>
+      <w:lvlJc w:val="left"/>
+      <w:pPr>
+        <w:ind w:left="5760" w:hanging="360"/>
+      </w:pPr>
+    </w:lvl>
+    <w:lvl w:ilvl="8" w:tplc="0809001B" w:tentative="1">
+      <w:start w:val="1"/>
+      <w:numFmt w:val="lowerRoman"/>
+      <w:lvlText w:val="%9."/>
+      <w:lvlJc w:val="right"/>
+      <w:pPr>
+        <w:ind w:left="6480" w:hanging="180"/>
+      </w:pPr>
+    </w:lvl>
+  </w:abstractNum>
+  <w:abstractNum w:abstractNumId="5" w15:restartNumberingAfterBreak="0">
+    <w:nsid w:val="3D622045"/>
+    <w:multiLevelType w:val="hybridMultilevel"/>
+    <w:tmpl w:val="33D4AE06"/>
+    <w:lvl w:ilvl="0" w:tplc="08090011">
+      <w:start w:val="1"/>
+      <w:numFmt w:val="decimal"/>
+      <w:lvlText w:val="%1)"/>
+      <w:lvlJc w:val="left"/>
+      <w:pPr>
+        <w:ind w:left="720" w:hanging="360"/>
+      </w:pPr>
+      <w:rPr>
+        <w:rFonts w:hint="default"/>
+      </w:rPr>
+    </w:lvl>
+    <w:lvl w:ilvl="1" w:tplc="08090019" w:tentative="1">
+      <w:start w:val="1"/>
+      <w:numFmt w:val="lowerLetter"/>
+      <w:lvlText w:val="%2."/>
+      <w:lvlJc w:val="left"/>
+      <w:pPr>
+        <w:ind w:left="1440" w:hanging="360"/>
+      </w:pPr>
+    </w:lvl>
+    <w:lvl w:ilvl="2" w:tplc="0809001B" w:tentative="1">
+      <w:start w:val="1"/>
+      <w:numFmt w:val="lowerRoman"/>
+      <w:lvlText w:val="%3."/>
+      <w:lvlJc w:val="right"/>
+      <w:pPr>
+        <w:ind w:left="2160" w:hanging="180"/>
+      </w:pPr>
+    </w:lvl>
+    <w:lvl w:ilvl="3" w:tplc="0809000F" w:tentative="1">
+      <w:start w:val="1"/>
+      <w:numFmt w:val="decimal"/>
+      <w:lvlText w:val="%4."/>
+      <w:lvlJc w:val="left"/>
+      <w:pPr>
+        <w:ind w:left="2880" w:hanging="360"/>
+      </w:pPr>
+    </w:lvl>
+    <w:lvl w:ilvl="4" w:tplc="08090019" w:tentative="1">
+      <w:start w:val="1"/>
+      <w:numFmt w:val="lowerLetter"/>
+      <w:lvlText w:val="%5."/>
+      <w:lvlJc w:val="left"/>
+      <w:pPr>
+        <w:ind w:left="3600" w:hanging="360"/>
+      </w:pPr>
+    </w:lvl>
+    <w:lvl w:ilvl="5" w:tplc="0809001B" w:tentative="1">
+      <w:start w:val="1"/>
+      <w:numFmt w:val="lowerRoman"/>
+      <w:lvlText w:val="%6."/>
+      <w:lvlJc w:val="right"/>
+      <w:pPr>
+        <w:ind w:left="4320" w:hanging="180"/>
+      </w:pPr>
+    </w:lvl>
+    <w:lvl w:ilvl="6" w:tplc="0809000F" w:tentative="1">
+      <w:start w:val="1"/>
+      <w:numFmt w:val="decimal"/>
+      <w:lvlText w:val="%7."/>
+      <w:lvlJc w:val="left"/>
+      <w:pPr>
+        <w:ind w:left="5040" w:hanging="360"/>
+      </w:pPr>
+    </w:lvl>
+    <w:lvl w:ilvl="7" w:tplc="08090019" w:tentative="1">
+      <w:start w:val="1"/>
+      <w:numFmt w:val="lowerLetter"/>
+      <w:lvlText w:val="%8."/>
+      <w:lvlJc w:val="left"/>
+      <w:pPr>
+        <w:ind w:left="5760" w:hanging="360"/>
+      </w:pPr>
+    </w:lvl>
+    <w:lvl w:ilvl="8" w:tplc="0809001B" w:tentative="1">
+      <w:start w:val="1"/>
+      <w:numFmt w:val="lowerRoman"/>
+      <w:lvlText w:val="%9."/>
+      <w:lvlJc w:val="right"/>
+      <w:pPr>
+        <w:ind w:left="6480" w:hanging="180"/>
+      </w:pPr>
+    </w:lvl>
+  </w:abstractNum>
+  <w:abstractNum w:abstractNumId="6" w15:restartNumberingAfterBreak="0">
     <w:nsid w:val="3F3C1187"/>
     <w:multiLevelType w:val="hybridMultilevel"/>
     <w:tmpl w:val="4C9439CC"/>
@@ -2727,7 +6979,7 @@
       </w:rPr>
     </w:lvl>
   </w:abstractNum>
-  <w:abstractNum w:abstractNumId="2" w15:restartNumberingAfterBreak="0">
+  <w:abstractNum w:abstractNumId="7" w15:restartNumberingAfterBreak="0">
     <w:nsid w:val="4CF1756E"/>
     <w:multiLevelType w:val="hybridMultilevel"/>
     <w:tmpl w:val="05666E0C"/>
@@ -2816,7 +7068,304 @@
       </w:pPr>
     </w:lvl>
   </w:abstractNum>
-  <w:abstractNum w:abstractNumId="3" w15:restartNumberingAfterBreak="0">
+  <w:abstractNum w:abstractNumId="8" w15:restartNumberingAfterBreak="0">
+    <w:nsid w:val="4F507BCF"/>
+    <w:multiLevelType w:val="multilevel"/>
+    <w:tmpl w:val="140EA35A"/>
+    <w:lvl w:ilvl="0">
+      <w:start w:val="1"/>
+      <w:numFmt w:val="bullet"/>
+      <w:lvlText w:val=""/>
+      <w:lvlJc w:val="left"/>
+      <w:pPr>
+        <w:tabs>
+          <w:tab w:val="num" w:pos="720"/>
+        </w:tabs>
+        <w:ind w:left="720" w:hanging="360"/>
+      </w:pPr>
+      <w:rPr>
+        <w:rFonts w:ascii="Symbol" w:hAnsi="Symbol" w:hint="default"/>
+        <w:sz w:val="20"/>
+      </w:rPr>
+    </w:lvl>
+    <w:lvl w:ilvl="1" w:tentative="1">
+      <w:start w:val="1"/>
+      <w:numFmt w:val="bullet"/>
+      <w:lvlText w:val="o"/>
+      <w:lvlJc w:val="left"/>
+      <w:pPr>
+        <w:tabs>
+          <w:tab w:val="num" w:pos="1440"/>
+        </w:tabs>
+        <w:ind w:left="1440" w:hanging="360"/>
+      </w:pPr>
+      <w:rPr>
+        <w:rFonts w:ascii="Courier New" w:hAnsi="Courier New" w:hint="default"/>
+        <w:sz w:val="20"/>
+      </w:rPr>
+    </w:lvl>
+    <w:lvl w:ilvl="2" w:tentative="1">
+      <w:start w:val="1"/>
+      <w:numFmt w:val="bullet"/>
+      <w:lvlText w:val=""/>
+      <w:lvlJc w:val="left"/>
+      <w:pPr>
+        <w:tabs>
+          <w:tab w:val="num" w:pos="2160"/>
+        </w:tabs>
+        <w:ind w:left="2160" w:hanging="360"/>
+      </w:pPr>
+      <w:rPr>
+        <w:rFonts w:ascii="Wingdings" w:hAnsi="Wingdings" w:hint="default"/>
+        <w:sz w:val="20"/>
+      </w:rPr>
+    </w:lvl>
+    <w:lvl w:ilvl="3" w:tentative="1">
+      <w:start w:val="1"/>
+      <w:numFmt w:val="bullet"/>
+      <w:lvlText w:val=""/>
+      <w:lvlJc w:val="left"/>
+      <w:pPr>
+        <w:tabs>
+          <w:tab w:val="num" w:pos="2880"/>
+        </w:tabs>
+        <w:ind w:left="2880" w:hanging="360"/>
+      </w:pPr>
+      <w:rPr>
+        <w:rFonts w:ascii="Wingdings" w:hAnsi="Wingdings" w:hint="default"/>
+        <w:sz w:val="20"/>
+      </w:rPr>
+    </w:lvl>
+    <w:lvl w:ilvl="4" w:tentative="1">
+      <w:start w:val="1"/>
+      <w:numFmt w:val="bullet"/>
+      <w:lvlText w:val=""/>
+      <w:lvlJc w:val="left"/>
+      <w:pPr>
+        <w:tabs>
+          <w:tab w:val="num" w:pos="3600"/>
+        </w:tabs>
+        <w:ind w:left="3600" w:hanging="360"/>
+      </w:pPr>
+      <w:rPr>
+        <w:rFonts w:ascii="Wingdings" w:hAnsi="Wingdings" w:hint="default"/>
+        <w:sz w:val="20"/>
+      </w:rPr>
+    </w:lvl>
+    <w:lvl w:ilvl="5" w:tentative="1">
+      <w:start w:val="1"/>
+      <w:numFmt w:val="bullet"/>
+      <w:lvlText w:val=""/>
+      <w:lvlJc w:val="left"/>
+      <w:pPr>
+        <w:tabs>
+          <w:tab w:val="num" w:pos="4320"/>
+        </w:tabs>
+        <w:ind w:left="4320" w:hanging="360"/>
+      </w:pPr>
+      <w:rPr>
+        <w:rFonts w:ascii="Wingdings" w:hAnsi="Wingdings" w:hint="default"/>
+        <w:sz w:val="20"/>
+      </w:rPr>
+    </w:lvl>
+    <w:lvl w:ilvl="6" w:tentative="1">
+      <w:start w:val="1"/>
+      <w:numFmt w:val="bullet"/>
+      <w:lvlText w:val=""/>
+      <w:lvlJc w:val="left"/>
+      <w:pPr>
+        <w:tabs>
+          <w:tab w:val="num" w:pos="5040"/>
+        </w:tabs>
+        <w:ind w:left="5040" w:hanging="360"/>
+      </w:pPr>
+      <w:rPr>
+        <w:rFonts w:ascii="Wingdings" w:hAnsi="Wingdings" w:hint="default"/>
+        <w:sz w:val="20"/>
+      </w:rPr>
+    </w:lvl>
+    <w:lvl w:ilvl="7" w:tentative="1">
+      <w:start w:val="1"/>
+      <w:numFmt w:val="bullet"/>
+      <w:lvlText w:val=""/>
+      <w:lvlJc w:val="left"/>
+      <w:pPr>
+        <w:tabs>
+          <w:tab w:val="num" w:pos="5760"/>
+        </w:tabs>
+        <w:ind w:left="5760" w:hanging="360"/>
+      </w:pPr>
+      <w:rPr>
+        <w:rFonts w:ascii="Wingdings" w:hAnsi="Wingdings" w:hint="default"/>
+        <w:sz w:val="20"/>
+      </w:rPr>
+    </w:lvl>
+    <w:lvl w:ilvl="8" w:tentative="1">
+      <w:start w:val="1"/>
+      <w:numFmt w:val="bullet"/>
+      <w:lvlText w:val=""/>
+      <w:lvlJc w:val="left"/>
+      <w:pPr>
+        <w:tabs>
+          <w:tab w:val="num" w:pos="6480"/>
+        </w:tabs>
+        <w:ind w:left="6480" w:hanging="360"/>
+      </w:pPr>
+      <w:rPr>
+        <w:rFonts w:ascii="Wingdings" w:hAnsi="Wingdings" w:hint="default"/>
+        <w:sz w:val="20"/>
+      </w:rPr>
+    </w:lvl>
+  </w:abstractNum>
+  <w:abstractNum w:abstractNumId="9" w15:restartNumberingAfterBreak="0">
+    <w:nsid w:val="506319E6"/>
+    <w:multiLevelType w:val="multilevel"/>
+    <w:tmpl w:val="B5AC1172"/>
+    <w:lvl w:ilvl="0">
+      <w:numFmt w:val="bullet"/>
+      <w:lvlText w:val="-"/>
+      <w:lvlJc w:val="left"/>
+      <w:pPr>
+        <w:tabs>
+          <w:tab w:val="num" w:pos="720"/>
+        </w:tabs>
+        <w:ind w:left="720" w:hanging="360"/>
+      </w:pPr>
+      <w:rPr>
+        <w:rFonts w:ascii="Calibri" w:eastAsiaTheme="minorHAnsi" w:hAnsi="Calibri" w:cs="Calibri" w:hint="default"/>
+        <w:sz w:val="20"/>
+      </w:rPr>
+    </w:lvl>
+    <w:lvl w:ilvl="1">
+      <w:start w:val="1"/>
+      <w:numFmt w:val="bullet"/>
+      <w:lvlText w:val="o"/>
+      <w:lvlJc w:val="left"/>
+      <w:pPr>
+        <w:tabs>
+          <w:tab w:val="num" w:pos="1440"/>
+        </w:tabs>
+        <w:ind w:left="1440" w:hanging="360"/>
+      </w:pPr>
+      <w:rPr>
+        <w:rFonts w:ascii="Courier New" w:hAnsi="Courier New" w:hint="default"/>
+        <w:sz w:val="20"/>
+      </w:rPr>
+    </w:lvl>
+    <w:lvl w:ilvl="2" w:tentative="1">
+      <w:start w:val="1"/>
+      <w:numFmt w:val="bullet"/>
+      <w:lvlText w:val=""/>
+      <w:lvlJc w:val="left"/>
+      <w:pPr>
+        <w:tabs>
+          <w:tab w:val="num" w:pos="2160"/>
+        </w:tabs>
+        <w:ind w:left="2160" w:hanging="360"/>
+      </w:pPr>
+      <w:rPr>
+        <w:rFonts w:ascii="Wingdings" w:hAnsi="Wingdings" w:hint="default"/>
+        <w:sz w:val="20"/>
+      </w:rPr>
+    </w:lvl>
+    <w:lvl w:ilvl="3" w:tentative="1">
+      <w:start w:val="1"/>
+      <w:numFmt w:val="bullet"/>
+      <w:lvlText w:val=""/>
+      <w:lvlJc w:val="left"/>
+      <w:pPr>
+        <w:tabs>
+          <w:tab w:val="num" w:pos="2880"/>
+        </w:tabs>
+        <w:ind w:left="2880" w:hanging="360"/>
+      </w:pPr>
+      <w:rPr>
+        <w:rFonts w:ascii="Wingdings" w:hAnsi="Wingdings" w:hint="default"/>
+        <w:sz w:val="20"/>
+      </w:rPr>
+    </w:lvl>
+    <w:lvl w:ilvl="4" w:tentative="1">
+      <w:start w:val="1"/>
+      <w:numFmt w:val="bullet"/>
+      <w:lvlText w:val=""/>
+      <w:lvlJc w:val="left"/>
+      <w:pPr>
+        <w:tabs>
+          <w:tab w:val="num" w:pos="3600"/>
+        </w:tabs>
+        <w:ind w:left="3600" w:hanging="360"/>
+      </w:pPr>
+      <w:rPr>
+        <w:rFonts w:ascii="Wingdings" w:hAnsi="Wingdings" w:hint="default"/>
+        <w:sz w:val="20"/>
+      </w:rPr>
+    </w:lvl>
+    <w:lvl w:ilvl="5" w:tentative="1">
+      <w:start w:val="1"/>
+      <w:numFmt w:val="bullet"/>
+      <w:lvlText w:val=""/>
+      <w:lvlJc w:val="left"/>
+      <w:pPr>
+        <w:tabs>
+          <w:tab w:val="num" w:pos="4320"/>
+        </w:tabs>
+        <w:ind w:left="4320" w:hanging="360"/>
+      </w:pPr>
+      <w:rPr>
+        <w:rFonts w:ascii="Wingdings" w:hAnsi="Wingdings" w:hint="default"/>
+        <w:sz w:val="20"/>
+      </w:rPr>
+    </w:lvl>
+    <w:lvl w:ilvl="6" w:tentative="1">
+      <w:start w:val="1"/>
+      <w:numFmt w:val="bullet"/>
+      <w:lvlText w:val=""/>
+      <w:lvlJc w:val="left"/>
+      <w:pPr>
+        <w:tabs>
+          <w:tab w:val="num" w:pos="5040"/>
+        </w:tabs>
+        <w:ind w:left="5040" w:hanging="360"/>
+      </w:pPr>
+      <w:rPr>
+        <w:rFonts w:ascii="Wingdings" w:hAnsi="Wingdings" w:hint="default"/>
+        <w:sz w:val="20"/>
+      </w:rPr>
+    </w:lvl>
+    <w:lvl w:ilvl="7" w:tentative="1">
+      <w:start w:val="1"/>
+      <w:numFmt w:val="bullet"/>
+      <w:lvlText w:val=""/>
+      <w:lvlJc w:val="left"/>
+      <w:pPr>
+        <w:tabs>
+          <w:tab w:val="num" w:pos="5760"/>
+        </w:tabs>
+        <w:ind w:left="5760" w:hanging="360"/>
+      </w:pPr>
+      <w:rPr>
+        <w:rFonts w:ascii="Wingdings" w:hAnsi="Wingdings" w:hint="default"/>
+        <w:sz w:val="20"/>
+      </w:rPr>
+    </w:lvl>
+    <w:lvl w:ilvl="8" w:tentative="1">
+      <w:start w:val="1"/>
+      <w:numFmt w:val="bullet"/>
+      <w:lvlText w:val=""/>
+      <w:lvlJc w:val="left"/>
+      <w:pPr>
+        <w:tabs>
+          <w:tab w:val="num" w:pos="6480"/>
+        </w:tabs>
+        <w:ind w:left="6480" w:hanging="360"/>
+      </w:pPr>
+      <w:rPr>
+        <w:rFonts w:ascii="Wingdings" w:hAnsi="Wingdings" w:hint="default"/>
+        <w:sz w:val="20"/>
+      </w:rPr>
+    </w:lvl>
+  </w:abstractNum>
+  <w:abstractNum w:abstractNumId="10" w15:restartNumberingAfterBreak="0">
     <w:nsid w:val="575A6994"/>
     <w:multiLevelType w:val="hybridMultilevel"/>
     <w:tmpl w:val="83BAF5B4"/>
@@ -2905,7 +7454,7 @@
       </w:pPr>
     </w:lvl>
   </w:abstractNum>
-  <w:abstractNum w:abstractNumId="4" w15:restartNumberingAfterBreak="0">
+  <w:abstractNum w:abstractNumId="11" w15:restartNumberingAfterBreak="0">
     <w:nsid w:val="5AB0551A"/>
     <w:multiLevelType w:val="hybridMultilevel"/>
     <w:tmpl w:val="CF1A90E0"/>
@@ -2994,7 +7543,7 @@
       </w:pPr>
     </w:lvl>
   </w:abstractNum>
-  <w:abstractNum w:abstractNumId="5" w15:restartNumberingAfterBreak="0">
+  <w:abstractNum w:abstractNumId="12" w15:restartNumberingAfterBreak="0">
     <w:nsid w:val="5B5A5514"/>
     <w:multiLevelType w:val="hybridMultilevel"/>
     <w:tmpl w:val="25488A9A"/>
@@ -3083,7 +7632,7 @@
       </w:pPr>
     </w:lvl>
   </w:abstractNum>
-  <w:abstractNum w:abstractNumId="6" w15:restartNumberingAfterBreak="0">
+  <w:abstractNum w:abstractNumId="13" w15:restartNumberingAfterBreak="0">
     <w:nsid w:val="5BCA12AA"/>
     <w:multiLevelType w:val="hybridMultilevel"/>
     <w:tmpl w:val="B9D23A1E"/>
@@ -3172,7 +7721,7 @@
       </w:pPr>
     </w:lvl>
   </w:abstractNum>
-  <w:abstractNum w:abstractNumId="7" w15:restartNumberingAfterBreak="0">
+  <w:abstractNum w:abstractNumId="14" w15:restartNumberingAfterBreak="0">
     <w:nsid w:val="5BF46A39"/>
     <w:multiLevelType w:val="hybridMultilevel"/>
     <w:tmpl w:val="EBC442A0"/>
@@ -3285,7 +7834,7 @@
       </w:rPr>
     </w:lvl>
   </w:abstractNum>
-  <w:abstractNum w:abstractNumId="8" w15:restartNumberingAfterBreak="0">
+  <w:abstractNum w:abstractNumId="15" w15:restartNumberingAfterBreak="0">
     <w:nsid w:val="5F686F30"/>
     <w:multiLevelType w:val="hybridMultilevel"/>
     <w:tmpl w:val="FB6E4912"/>
@@ -3374,7 +7923,156 @@
       </w:pPr>
     </w:lvl>
   </w:abstractNum>
-  <w:abstractNum w:abstractNumId="9" w15:restartNumberingAfterBreak="0">
+  <w:abstractNum w:abstractNumId="16" w15:restartNumberingAfterBreak="0">
+    <w:nsid w:val="6A6D2501"/>
+    <w:multiLevelType w:val="multilevel"/>
+    <w:tmpl w:val="AFE206A0"/>
+    <w:lvl w:ilvl="0">
+      <w:start w:val="1"/>
+      <w:numFmt w:val="bullet"/>
+      <w:lvlText w:val=""/>
+      <w:lvlJc w:val="left"/>
+      <w:pPr>
+        <w:tabs>
+          <w:tab w:val="num" w:pos="720"/>
+        </w:tabs>
+        <w:ind w:left="720" w:hanging="360"/>
+      </w:pPr>
+      <w:rPr>
+        <w:rFonts w:ascii="Symbol" w:hAnsi="Symbol" w:hint="default"/>
+        <w:sz w:val="20"/>
+      </w:rPr>
+    </w:lvl>
+    <w:lvl w:ilvl="1">
+      <w:start w:val="1"/>
+      <w:numFmt w:val="bullet"/>
+      <w:lvlText w:val="o"/>
+      <w:lvlJc w:val="left"/>
+      <w:pPr>
+        <w:tabs>
+          <w:tab w:val="num" w:pos="1440"/>
+        </w:tabs>
+        <w:ind w:left="1440" w:hanging="360"/>
+      </w:pPr>
+      <w:rPr>
+        <w:rFonts w:ascii="Courier New" w:hAnsi="Courier New" w:hint="default"/>
+        <w:sz w:val="20"/>
+      </w:rPr>
+    </w:lvl>
+    <w:lvl w:ilvl="2" w:tentative="1">
+      <w:start w:val="1"/>
+      <w:numFmt w:val="bullet"/>
+      <w:lvlText w:val=""/>
+      <w:lvlJc w:val="left"/>
+      <w:pPr>
+        <w:tabs>
+          <w:tab w:val="num" w:pos="2160"/>
+        </w:tabs>
+        <w:ind w:left="2160" w:hanging="360"/>
+      </w:pPr>
+      <w:rPr>
+        <w:rFonts w:ascii="Wingdings" w:hAnsi="Wingdings" w:hint="default"/>
+        <w:sz w:val="20"/>
+      </w:rPr>
+    </w:lvl>
+    <w:lvl w:ilvl="3" w:tentative="1">
+      <w:start w:val="1"/>
+      <w:numFmt w:val="bullet"/>
+      <w:lvlText w:val=""/>
+      <w:lvlJc w:val="left"/>
+      <w:pPr>
+        <w:tabs>
+          <w:tab w:val="num" w:pos="2880"/>
+        </w:tabs>
+        <w:ind w:left="2880" w:hanging="360"/>
+      </w:pPr>
+      <w:rPr>
+        <w:rFonts w:ascii="Wingdings" w:hAnsi="Wingdings" w:hint="default"/>
+        <w:sz w:val="20"/>
+      </w:rPr>
+    </w:lvl>
+    <w:lvl w:ilvl="4" w:tentative="1">
+      <w:start w:val="1"/>
+      <w:numFmt w:val="bullet"/>
+      <w:lvlText w:val=""/>
+      <w:lvlJc w:val="left"/>
+      <w:pPr>
+        <w:tabs>
+          <w:tab w:val="num" w:pos="3600"/>
+        </w:tabs>
+        <w:ind w:left="3600" w:hanging="360"/>
+      </w:pPr>
+      <w:rPr>
+        <w:rFonts w:ascii="Wingdings" w:hAnsi="Wingdings" w:hint="default"/>
+        <w:sz w:val="20"/>
+      </w:rPr>
+    </w:lvl>
+    <w:lvl w:ilvl="5" w:tentative="1">
+      <w:start w:val="1"/>
+      <w:numFmt w:val="bullet"/>
+      <w:lvlText w:val=""/>
+      <w:lvlJc w:val="left"/>
+      <w:pPr>
+        <w:tabs>
+          <w:tab w:val="num" w:pos="4320"/>
+        </w:tabs>
+        <w:ind w:left="4320" w:hanging="360"/>
+      </w:pPr>
+      <w:rPr>
+        <w:rFonts w:ascii="Wingdings" w:hAnsi="Wingdings" w:hint="default"/>
+        <w:sz w:val="20"/>
+      </w:rPr>
+    </w:lvl>
+    <w:lvl w:ilvl="6" w:tentative="1">
+      <w:start w:val="1"/>
+      <w:numFmt w:val="bullet"/>
+      <w:lvlText w:val=""/>
+      <w:lvlJc w:val="left"/>
+      <w:pPr>
+        <w:tabs>
+          <w:tab w:val="num" w:pos="5040"/>
+        </w:tabs>
+        <w:ind w:left="5040" w:hanging="360"/>
+      </w:pPr>
+      <w:rPr>
+        <w:rFonts w:ascii="Wingdings" w:hAnsi="Wingdings" w:hint="default"/>
+        <w:sz w:val="20"/>
+      </w:rPr>
+    </w:lvl>
+    <w:lvl w:ilvl="7" w:tentative="1">
+      <w:start w:val="1"/>
+      <w:numFmt w:val="bullet"/>
+      <w:lvlText w:val=""/>
+      <w:lvlJc w:val="left"/>
+      <w:pPr>
+        <w:tabs>
+          <w:tab w:val="num" w:pos="5760"/>
+        </w:tabs>
+        <w:ind w:left="5760" w:hanging="360"/>
+      </w:pPr>
+      <w:rPr>
+        <w:rFonts w:ascii="Wingdings" w:hAnsi="Wingdings" w:hint="default"/>
+        <w:sz w:val="20"/>
+      </w:rPr>
+    </w:lvl>
+    <w:lvl w:ilvl="8" w:tentative="1">
+      <w:start w:val="1"/>
+      <w:numFmt w:val="bullet"/>
+      <w:lvlText w:val=""/>
+      <w:lvlJc w:val="left"/>
+      <w:pPr>
+        <w:tabs>
+          <w:tab w:val="num" w:pos="6480"/>
+        </w:tabs>
+        <w:ind w:left="6480" w:hanging="360"/>
+      </w:pPr>
+      <w:rPr>
+        <w:rFonts w:ascii="Wingdings" w:hAnsi="Wingdings" w:hint="default"/>
+        <w:sz w:val="20"/>
+      </w:rPr>
+    </w:lvl>
+  </w:abstractNum>
+  <w:abstractNum w:abstractNumId="17" w15:restartNumberingAfterBreak="0">
     <w:nsid w:val="6EA04E07"/>
     <w:multiLevelType w:val="hybridMultilevel"/>
     <w:tmpl w:val="F3C20374"/>
@@ -3463,7 +8161,268 @@
       </w:pPr>
     </w:lvl>
   </w:abstractNum>
-  <w:abstractNum w:abstractNumId="10" w15:restartNumberingAfterBreak="0">
+  <w:abstractNum w:abstractNumId="18" w15:restartNumberingAfterBreak="0">
+    <w:nsid w:val="6FFB4C9A"/>
+    <w:multiLevelType w:val="hybridMultilevel"/>
+    <w:tmpl w:val="0CE89082"/>
+    <w:lvl w:ilvl="0" w:tplc="B8982896">
+      <w:numFmt w:val="bullet"/>
+      <w:lvlText w:val="-"/>
+      <w:lvlJc w:val="left"/>
+      <w:pPr>
+        <w:ind w:left="720" w:hanging="360"/>
+      </w:pPr>
+      <w:rPr>
+        <w:rFonts w:ascii="Calibri" w:eastAsiaTheme="minorHAnsi" w:hAnsi="Calibri" w:cs="Calibri" w:hint="default"/>
+      </w:rPr>
+    </w:lvl>
+    <w:lvl w:ilvl="1" w:tplc="08090003" w:tentative="1">
+      <w:start w:val="1"/>
+      <w:numFmt w:val="bullet"/>
+      <w:lvlText w:val="o"/>
+      <w:lvlJc w:val="left"/>
+      <w:pPr>
+        <w:ind w:left="1440" w:hanging="360"/>
+      </w:pPr>
+      <w:rPr>
+        <w:rFonts w:ascii="Courier New" w:hAnsi="Courier New" w:cs="Courier New" w:hint="default"/>
+      </w:rPr>
+    </w:lvl>
+    <w:lvl w:ilvl="2" w:tplc="08090005" w:tentative="1">
+      <w:start w:val="1"/>
+      <w:numFmt w:val="bullet"/>
+      <w:lvlText w:val=""/>
+      <w:lvlJc w:val="left"/>
+      <w:pPr>
+        <w:ind w:left="2160" w:hanging="360"/>
+      </w:pPr>
+      <w:rPr>
+        <w:rFonts w:ascii="Wingdings" w:hAnsi="Wingdings" w:hint="default"/>
+      </w:rPr>
+    </w:lvl>
+    <w:lvl w:ilvl="3" w:tplc="08090001" w:tentative="1">
+      <w:start w:val="1"/>
+      <w:numFmt w:val="bullet"/>
+      <w:lvlText w:val=""/>
+      <w:lvlJc w:val="left"/>
+      <w:pPr>
+        <w:ind w:left="2880" w:hanging="360"/>
+      </w:pPr>
+      <w:rPr>
+        <w:rFonts w:ascii="Symbol" w:hAnsi="Symbol" w:hint="default"/>
+      </w:rPr>
+    </w:lvl>
+    <w:lvl w:ilvl="4" w:tplc="08090003" w:tentative="1">
+      <w:start w:val="1"/>
+      <w:numFmt w:val="bullet"/>
+      <w:lvlText w:val="o"/>
+      <w:lvlJc w:val="left"/>
+      <w:pPr>
+        <w:ind w:left="3600" w:hanging="360"/>
+      </w:pPr>
+      <w:rPr>
+        <w:rFonts w:ascii="Courier New" w:hAnsi="Courier New" w:cs="Courier New" w:hint="default"/>
+      </w:rPr>
+    </w:lvl>
+    <w:lvl w:ilvl="5" w:tplc="08090005" w:tentative="1">
+      <w:start w:val="1"/>
+      <w:numFmt w:val="bullet"/>
+      <w:lvlText w:val=""/>
+      <w:lvlJc w:val="left"/>
+      <w:pPr>
+        <w:ind w:left="4320" w:hanging="360"/>
+      </w:pPr>
+      <w:rPr>
+        <w:rFonts w:ascii="Wingdings" w:hAnsi="Wingdings" w:hint="default"/>
+      </w:rPr>
+    </w:lvl>
+    <w:lvl w:ilvl="6" w:tplc="08090001" w:tentative="1">
+      <w:start w:val="1"/>
+      <w:numFmt w:val="bullet"/>
+      <w:lvlText w:val=""/>
+      <w:lvlJc w:val="left"/>
+      <w:pPr>
+        <w:ind w:left="5040" w:hanging="360"/>
+      </w:pPr>
+      <w:rPr>
+        <w:rFonts w:ascii="Symbol" w:hAnsi="Symbol" w:hint="default"/>
+      </w:rPr>
+    </w:lvl>
+    <w:lvl w:ilvl="7" w:tplc="08090003" w:tentative="1">
+      <w:start w:val="1"/>
+      <w:numFmt w:val="bullet"/>
+      <w:lvlText w:val="o"/>
+      <w:lvlJc w:val="left"/>
+      <w:pPr>
+        <w:ind w:left="5760" w:hanging="360"/>
+      </w:pPr>
+      <w:rPr>
+        <w:rFonts w:ascii="Courier New" w:hAnsi="Courier New" w:cs="Courier New" w:hint="default"/>
+      </w:rPr>
+    </w:lvl>
+    <w:lvl w:ilvl="8" w:tplc="08090005" w:tentative="1">
+      <w:start w:val="1"/>
+      <w:numFmt w:val="bullet"/>
+      <w:lvlText w:val=""/>
+      <w:lvlJc w:val="left"/>
+      <w:pPr>
+        <w:ind w:left="6480" w:hanging="360"/>
+      </w:pPr>
+      <w:rPr>
+        <w:rFonts w:ascii="Wingdings" w:hAnsi="Wingdings" w:hint="default"/>
+      </w:rPr>
+    </w:lvl>
+  </w:abstractNum>
+  <w:abstractNum w:abstractNumId="19" w15:restartNumberingAfterBreak="0">
+    <w:nsid w:val="742C0CAA"/>
+    <w:multiLevelType w:val="multilevel"/>
+    <w:tmpl w:val="156E96D0"/>
+    <w:lvl w:ilvl="0">
+      <w:start w:val="1"/>
+      <w:numFmt w:val="bullet"/>
+      <w:lvlText w:val=""/>
+      <w:lvlJc w:val="left"/>
+      <w:pPr>
+        <w:tabs>
+          <w:tab w:val="num" w:pos="720"/>
+        </w:tabs>
+        <w:ind w:left="720" w:hanging="360"/>
+      </w:pPr>
+      <w:rPr>
+        <w:rFonts w:ascii="Symbol" w:hAnsi="Symbol" w:hint="default"/>
+        <w:sz w:val="20"/>
+      </w:rPr>
+    </w:lvl>
+    <w:lvl w:ilvl="1" w:tentative="1">
+      <w:start w:val="1"/>
+      <w:numFmt w:val="bullet"/>
+      <w:lvlText w:val="o"/>
+      <w:lvlJc w:val="left"/>
+      <w:pPr>
+        <w:tabs>
+          <w:tab w:val="num" w:pos="1440"/>
+        </w:tabs>
+        <w:ind w:left="1440" w:hanging="360"/>
+      </w:pPr>
+      <w:rPr>
+        <w:rFonts w:ascii="Courier New" w:hAnsi="Courier New" w:hint="default"/>
+        <w:sz w:val="20"/>
+      </w:rPr>
+    </w:lvl>
+    <w:lvl w:ilvl="2" w:tentative="1">
+      <w:start w:val="1"/>
+      <w:numFmt w:val="bullet"/>
+      <w:lvlText w:val=""/>
+      <w:lvlJc w:val="left"/>
+      <w:pPr>
+        <w:tabs>
+          <w:tab w:val="num" w:pos="2160"/>
+        </w:tabs>
+        <w:ind w:left="2160" w:hanging="360"/>
+      </w:pPr>
+      <w:rPr>
+        <w:rFonts w:ascii="Wingdings" w:hAnsi="Wingdings" w:hint="default"/>
+        <w:sz w:val="20"/>
+      </w:rPr>
+    </w:lvl>
+    <w:lvl w:ilvl="3" w:tentative="1">
+      <w:start w:val="1"/>
+      <w:numFmt w:val="bullet"/>
+      <w:lvlText w:val=""/>
+      <w:lvlJc w:val="left"/>
+      <w:pPr>
+        <w:tabs>
+          <w:tab w:val="num" w:pos="2880"/>
+        </w:tabs>
+        <w:ind w:left="2880" w:hanging="360"/>
+      </w:pPr>
+      <w:rPr>
+        <w:rFonts w:ascii="Wingdings" w:hAnsi="Wingdings" w:hint="default"/>
+        <w:sz w:val="20"/>
+      </w:rPr>
+    </w:lvl>
+    <w:lvl w:ilvl="4" w:tentative="1">
+      <w:start w:val="1"/>
+      <w:numFmt w:val="bullet"/>
+      <w:lvlText w:val=""/>
+      <w:lvlJc w:val="left"/>
+      <w:pPr>
+        <w:tabs>
+          <w:tab w:val="num" w:pos="3600"/>
+        </w:tabs>
+        <w:ind w:left="3600" w:hanging="360"/>
+      </w:pPr>
+      <w:rPr>
+        <w:rFonts w:ascii="Wingdings" w:hAnsi="Wingdings" w:hint="default"/>
+        <w:sz w:val="20"/>
+      </w:rPr>
+    </w:lvl>
+    <w:lvl w:ilvl="5" w:tentative="1">
+      <w:start w:val="1"/>
+      <w:numFmt w:val="bullet"/>
+      <w:lvlText w:val=""/>
+      <w:lvlJc w:val="left"/>
+      <w:pPr>
+        <w:tabs>
+          <w:tab w:val="num" w:pos="4320"/>
+        </w:tabs>
+        <w:ind w:left="4320" w:hanging="360"/>
+      </w:pPr>
+      <w:rPr>
+        <w:rFonts w:ascii="Wingdings" w:hAnsi="Wingdings" w:hint="default"/>
+        <w:sz w:val="20"/>
+      </w:rPr>
+    </w:lvl>
+    <w:lvl w:ilvl="6" w:tentative="1">
+      <w:start w:val="1"/>
+      <w:numFmt w:val="bullet"/>
+      <w:lvlText w:val=""/>
+      <w:lvlJc w:val="left"/>
+      <w:pPr>
+        <w:tabs>
+          <w:tab w:val="num" w:pos="5040"/>
+        </w:tabs>
+        <w:ind w:left="5040" w:hanging="360"/>
+      </w:pPr>
+      <w:rPr>
+        <w:rFonts w:ascii="Wingdings" w:hAnsi="Wingdings" w:hint="default"/>
+        <w:sz w:val="20"/>
+      </w:rPr>
+    </w:lvl>
+    <w:lvl w:ilvl="7" w:tentative="1">
+      <w:start w:val="1"/>
+      <w:numFmt w:val="bullet"/>
+      <w:lvlText w:val=""/>
+      <w:lvlJc w:val="left"/>
+      <w:pPr>
+        <w:tabs>
+          <w:tab w:val="num" w:pos="5760"/>
+        </w:tabs>
+        <w:ind w:left="5760" w:hanging="360"/>
+      </w:pPr>
+      <w:rPr>
+        <w:rFonts w:ascii="Wingdings" w:hAnsi="Wingdings" w:hint="default"/>
+        <w:sz w:val="20"/>
+      </w:rPr>
+    </w:lvl>
+    <w:lvl w:ilvl="8" w:tentative="1">
+      <w:start w:val="1"/>
+      <w:numFmt w:val="bullet"/>
+      <w:lvlText w:val=""/>
+      <w:lvlJc w:val="left"/>
+      <w:pPr>
+        <w:tabs>
+          <w:tab w:val="num" w:pos="6480"/>
+        </w:tabs>
+        <w:ind w:left="6480" w:hanging="360"/>
+      </w:pPr>
+      <w:rPr>
+        <w:rFonts w:ascii="Wingdings" w:hAnsi="Wingdings" w:hint="default"/>
+        <w:sz w:val="20"/>
+      </w:rPr>
+    </w:lvl>
+  </w:abstractNum>
+  <w:abstractNum w:abstractNumId="20" w15:restartNumberingAfterBreak="0">
     <w:nsid w:val="771F3D13"/>
     <w:multiLevelType w:val="hybridMultilevel"/>
     <w:tmpl w:val="44ACE2F2"/>
@@ -3575,7 +8534,156 @@
       </w:rPr>
     </w:lvl>
   </w:abstractNum>
-  <w:abstractNum w:abstractNumId="11" w15:restartNumberingAfterBreak="0">
+  <w:abstractNum w:abstractNumId="21" w15:restartNumberingAfterBreak="0">
+    <w:nsid w:val="78605125"/>
+    <w:multiLevelType w:val="multilevel"/>
+    <w:tmpl w:val="7AE8A38C"/>
+    <w:lvl w:ilvl="0">
+      <w:start w:val="1"/>
+      <w:numFmt w:val="bullet"/>
+      <w:lvlText w:val=""/>
+      <w:lvlJc w:val="left"/>
+      <w:pPr>
+        <w:tabs>
+          <w:tab w:val="num" w:pos="720"/>
+        </w:tabs>
+        <w:ind w:left="720" w:hanging="360"/>
+      </w:pPr>
+      <w:rPr>
+        <w:rFonts w:ascii="Symbol" w:hAnsi="Symbol" w:hint="default"/>
+        <w:sz w:val="20"/>
+      </w:rPr>
+    </w:lvl>
+    <w:lvl w:ilvl="1" w:tentative="1">
+      <w:start w:val="1"/>
+      <w:numFmt w:val="bullet"/>
+      <w:lvlText w:val="o"/>
+      <w:lvlJc w:val="left"/>
+      <w:pPr>
+        <w:tabs>
+          <w:tab w:val="num" w:pos="1440"/>
+        </w:tabs>
+        <w:ind w:left="1440" w:hanging="360"/>
+      </w:pPr>
+      <w:rPr>
+        <w:rFonts w:ascii="Courier New" w:hAnsi="Courier New" w:hint="default"/>
+        <w:sz w:val="20"/>
+      </w:rPr>
+    </w:lvl>
+    <w:lvl w:ilvl="2" w:tentative="1">
+      <w:start w:val="1"/>
+      <w:numFmt w:val="bullet"/>
+      <w:lvlText w:val=""/>
+      <w:lvlJc w:val="left"/>
+      <w:pPr>
+        <w:tabs>
+          <w:tab w:val="num" w:pos="2160"/>
+        </w:tabs>
+        <w:ind w:left="2160" w:hanging="360"/>
+      </w:pPr>
+      <w:rPr>
+        <w:rFonts w:ascii="Wingdings" w:hAnsi="Wingdings" w:hint="default"/>
+        <w:sz w:val="20"/>
+      </w:rPr>
+    </w:lvl>
+    <w:lvl w:ilvl="3" w:tentative="1">
+      <w:start w:val="1"/>
+      <w:numFmt w:val="bullet"/>
+      <w:lvlText w:val=""/>
+      <w:lvlJc w:val="left"/>
+      <w:pPr>
+        <w:tabs>
+          <w:tab w:val="num" w:pos="2880"/>
+        </w:tabs>
+        <w:ind w:left="2880" w:hanging="360"/>
+      </w:pPr>
+      <w:rPr>
+        <w:rFonts w:ascii="Wingdings" w:hAnsi="Wingdings" w:hint="default"/>
+        <w:sz w:val="20"/>
+      </w:rPr>
+    </w:lvl>
+    <w:lvl w:ilvl="4" w:tentative="1">
+      <w:start w:val="1"/>
+      <w:numFmt w:val="bullet"/>
+      <w:lvlText w:val=""/>
+      <w:lvlJc w:val="left"/>
+      <w:pPr>
+        <w:tabs>
+          <w:tab w:val="num" w:pos="3600"/>
+        </w:tabs>
+        <w:ind w:left="3600" w:hanging="360"/>
+      </w:pPr>
+      <w:rPr>
+        <w:rFonts w:ascii="Wingdings" w:hAnsi="Wingdings" w:hint="default"/>
+        <w:sz w:val="20"/>
+      </w:rPr>
+    </w:lvl>
+    <w:lvl w:ilvl="5" w:tentative="1">
+      <w:start w:val="1"/>
+      <w:numFmt w:val="bullet"/>
+      <w:lvlText w:val=""/>
+      <w:lvlJc w:val="left"/>
+      <w:pPr>
+        <w:tabs>
+          <w:tab w:val="num" w:pos="4320"/>
+        </w:tabs>
+        <w:ind w:left="4320" w:hanging="360"/>
+      </w:pPr>
+      <w:rPr>
+        <w:rFonts w:ascii="Wingdings" w:hAnsi="Wingdings" w:hint="default"/>
+        <w:sz w:val="20"/>
+      </w:rPr>
+    </w:lvl>
+    <w:lvl w:ilvl="6" w:tentative="1">
+      <w:start w:val="1"/>
+      <w:numFmt w:val="bullet"/>
+      <w:lvlText w:val=""/>
+      <w:lvlJc w:val="left"/>
+      <w:pPr>
+        <w:tabs>
+          <w:tab w:val="num" w:pos="5040"/>
+        </w:tabs>
+        <w:ind w:left="5040" w:hanging="360"/>
+      </w:pPr>
+      <w:rPr>
+        <w:rFonts w:ascii="Wingdings" w:hAnsi="Wingdings" w:hint="default"/>
+        <w:sz w:val="20"/>
+      </w:rPr>
+    </w:lvl>
+    <w:lvl w:ilvl="7" w:tentative="1">
+      <w:start w:val="1"/>
+      <w:numFmt w:val="bullet"/>
+      <w:lvlText w:val=""/>
+      <w:lvlJc w:val="left"/>
+      <w:pPr>
+        <w:tabs>
+          <w:tab w:val="num" w:pos="5760"/>
+        </w:tabs>
+        <w:ind w:left="5760" w:hanging="360"/>
+      </w:pPr>
+      <w:rPr>
+        <w:rFonts w:ascii="Wingdings" w:hAnsi="Wingdings" w:hint="default"/>
+        <w:sz w:val="20"/>
+      </w:rPr>
+    </w:lvl>
+    <w:lvl w:ilvl="8" w:tentative="1">
+      <w:start w:val="1"/>
+      <w:numFmt w:val="bullet"/>
+      <w:lvlText w:val=""/>
+      <w:lvlJc w:val="left"/>
+      <w:pPr>
+        <w:tabs>
+          <w:tab w:val="num" w:pos="6480"/>
+        </w:tabs>
+        <w:ind w:left="6480" w:hanging="360"/>
+      </w:pPr>
+      <w:rPr>
+        <w:rFonts w:ascii="Wingdings" w:hAnsi="Wingdings" w:hint="default"/>
+        <w:sz w:val="20"/>
+      </w:rPr>
+    </w:lvl>
+  </w:abstractNum>
+  <w:abstractNum w:abstractNumId="22" w15:restartNumberingAfterBreak="0">
     <w:nsid w:val="7D44723A"/>
     <w:multiLevelType w:val="hybridMultilevel"/>
     <w:tmpl w:val="6BC031B6"/>
@@ -3689,40 +8797,73 @@
     </w:lvl>
   </w:abstractNum>
   <w:num w:numId="1" w16cid:durableId="1044871206">
-    <w:abstractNumId w:val="5"/>
+    <w:abstractNumId w:val="12"/>
   </w:num>
   <w:num w:numId="2" w16cid:durableId="1052343797">
-    <w:abstractNumId w:val="4"/>
+    <w:abstractNumId w:val="11"/>
   </w:num>
   <w:num w:numId="3" w16cid:durableId="1218737973">
-    <w:abstractNumId w:val="2"/>
+    <w:abstractNumId w:val="7"/>
   </w:num>
   <w:num w:numId="4" w16cid:durableId="179318199">
-    <w:abstractNumId w:val="9"/>
+    <w:abstractNumId w:val="17"/>
   </w:num>
   <w:num w:numId="5" w16cid:durableId="1349063098">
     <w:abstractNumId w:val="0"/>
   </w:num>
   <w:num w:numId="6" w16cid:durableId="1638102282">
+    <w:abstractNumId w:val="13"/>
+  </w:num>
+  <w:num w:numId="7" w16cid:durableId="506095161">
+    <w:abstractNumId w:val="14"/>
+  </w:num>
+  <w:num w:numId="8" w16cid:durableId="958609661">
+    <w:abstractNumId w:val="15"/>
+  </w:num>
+  <w:num w:numId="9" w16cid:durableId="593364716">
+    <w:abstractNumId w:val="20"/>
+  </w:num>
+  <w:num w:numId="10" w16cid:durableId="621762484">
     <w:abstractNumId w:val="6"/>
   </w:num>
-  <w:num w:numId="7" w16cid:durableId="506095161">
-    <w:abstractNumId w:val="7"/>
+  <w:num w:numId="11" w16cid:durableId="1210537537">
+    <w:abstractNumId w:val="10"/>
   </w:num>
-  <w:num w:numId="8" w16cid:durableId="958609661">
+  <w:num w:numId="12" w16cid:durableId="2026901125">
+    <w:abstractNumId w:val="22"/>
+  </w:num>
+  <w:num w:numId="13" w16cid:durableId="1721707459">
+    <w:abstractNumId w:val="3"/>
+  </w:num>
+  <w:num w:numId="14" w16cid:durableId="1443382819">
+    <w:abstractNumId w:val="18"/>
+  </w:num>
+  <w:num w:numId="15" w16cid:durableId="235747520">
+    <w:abstractNumId w:val="19"/>
+  </w:num>
+  <w:num w:numId="16" w16cid:durableId="1302924117">
+    <w:abstractNumId w:val="9"/>
+  </w:num>
+  <w:num w:numId="17" w16cid:durableId="1522208512">
+    <w:abstractNumId w:val="21"/>
+  </w:num>
+  <w:num w:numId="18" w16cid:durableId="171142257">
+    <w:abstractNumId w:val="1"/>
+  </w:num>
+  <w:num w:numId="19" w16cid:durableId="841434438">
+    <w:abstractNumId w:val="16"/>
+  </w:num>
+  <w:num w:numId="20" w16cid:durableId="665287801">
     <w:abstractNumId w:val="8"/>
   </w:num>
-  <w:num w:numId="9" w16cid:durableId="593364716">
-    <w:abstractNumId w:val="10"/>
+  <w:num w:numId="21" w16cid:durableId="1427186560">
+    <w:abstractNumId w:val="5"/>
   </w:num>
-  <w:num w:numId="10" w16cid:durableId="621762484">
-    <w:abstractNumId w:val="1"/>
+  <w:num w:numId="22" w16cid:durableId="718438217">
+    <w:abstractNumId w:val="2"/>
   </w:num>
-  <w:num w:numId="11" w16cid:durableId="1210537537">
-    <w:abstractNumId w:val="3"/>
-  </w:num>
-  <w:num w:numId="12" w16cid:durableId="2026901125">
-    <w:abstractNumId w:val="11"/>
+  <w:num w:numId="23" w16cid:durableId="1419015562">
+    <w:abstractNumId w:val="4"/>
   </w:num>
 </w:numbering>
 </file>
@@ -4642,6 +9783,17 @@
       <w:spacing w:val="5"/>
     </w:rPr>
   </w:style>
+  <w:style w:type="paragraph" w:styleId="NormalWeb">
+    <w:name w:val="Normal (Web)"/>
+    <w:basedOn w:val="Normal"/>
+    <w:uiPriority w:val="99"/>
+    <w:semiHidden/>
+    <w:unhideWhenUsed/>
+    <w:rsid w:val="004B20B8"/>
+    <w:rPr>
+      <w:rFonts w:ascii="Times New Roman" w:hAnsi="Times New Roman" w:cs="Times New Roman"/>
+    </w:rPr>
+  </w:style>
 </w:styles>
 </file>
 

--- a/Research_Methods_Notes/Thinking About Research.docx
+++ b/Research_Methods_Notes/Thinking About Research.docx
@@ -308,13 +308,23 @@
           <w:szCs w:val="22"/>
         </w:rPr>
       </w:pPr>
-      <w:r>
-        <w:rPr>
-          <w:rFonts w:ascii="Calibri" w:hAnsi="Calibri" w:cs="Calibri"/>
-          <w:sz w:val="22"/>
-          <w:szCs w:val="22"/>
-        </w:rPr>
-        <w:t xml:space="preserve">Hypothesis ; A testable assertion about the relationship between things. </w:t>
+      <w:proofErr w:type="gramStart"/>
+      <w:r>
+        <w:rPr>
+          <w:rFonts w:ascii="Calibri" w:hAnsi="Calibri" w:cs="Calibri"/>
+          <w:sz w:val="22"/>
+          <w:szCs w:val="22"/>
+        </w:rPr>
+        <w:t>Hypothesis ;</w:t>
+      </w:r>
+      <w:proofErr w:type="gramEnd"/>
+      <w:r>
+        <w:rPr>
+          <w:rFonts w:ascii="Calibri" w:hAnsi="Calibri" w:cs="Calibri"/>
+          <w:sz w:val="22"/>
+          <w:szCs w:val="22"/>
+        </w:rPr>
+        <w:t xml:space="preserve"> A testable assertion about the relationship between things. </w:t>
       </w:r>
     </w:p>
     <w:p>
@@ -2889,8 +2899,18 @@
           <w:sz w:val="22"/>
           <w:szCs w:val="22"/>
         </w:rPr>
-        <w:t>What do you think the outcome of the work is ?</w:t>
-      </w:r>
+        <w:t xml:space="preserve">What do you think the outcome of the work </w:t>
+      </w:r>
+      <w:proofErr w:type="gramStart"/>
+      <w:r>
+        <w:rPr>
+          <w:rFonts w:ascii="Calibri" w:hAnsi="Calibri" w:cs="Calibri"/>
+          <w:sz w:val="22"/>
+          <w:szCs w:val="22"/>
+        </w:rPr>
+        <w:t>is ?</w:t>
+      </w:r>
+      <w:proofErr w:type="gramEnd"/>
     </w:p>
     <w:p>
       <w:pPr>
@@ -6098,6 +6118,7 @@
       <w:r>
         <w:rPr>
           <w:rFonts w:ascii="Calibri" w:hAnsi="Calibri" w:cs="Calibri"/>
+          <w:noProof/>
           <w:sz w:val="22"/>
           <w:szCs w:val="22"/>
         </w:rPr>
@@ -6266,6 +6287,649 @@
         <w:t xml:space="preserve">Qualitative methods can be used after to identify interesting characteristics. </w:t>
       </w:r>
     </w:p>
+    <w:p>
+      <w:pPr>
+        <w:tabs>
+          <w:tab w:val="left" w:pos="1005"/>
+        </w:tabs>
+        <w:rPr>
+          <w:rFonts w:ascii="Calibri" w:hAnsi="Calibri" w:cs="Calibri"/>
+          <w:b/>
+          <w:bCs/>
+          <w:sz w:val="22"/>
+          <w:szCs w:val="22"/>
+          <w:u w:val="single"/>
+        </w:rPr>
+      </w:pPr>
+      <w:r>
+        <w:rPr>
+          <w:rFonts w:ascii="Calibri" w:hAnsi="Calibri" w:cs="Calibri"/>
+          <w:sz w:val="22"/>
+          <w:szCs w:val="22"/>
+        </w:rPr>
+        <w:tab/>
+      </w:r>
+    </w:p>
+    <w:p>
+      <w:pPr>
+        <w:tabs>
+          <w:tab w:val="left" w:pos="1005"/>
+        </w:tabs>
+        <w:rPr>
+          <w:rFonts w:ascii="Calibri" w:hAnsi="Calibri" w:cs="Calibri"/>
+          <w:b/>
+          <w:bCs/>
+          <w:sz w:val="22"/>
+          <w:szCs w:val="22"/>
+          <w:u w:val="single"/>
+        </w:rPr>
+      </w:pPr>
+      <w:r>
+        <w:rPr>
+          <w:rFonts w:ascii="Calibri" w:hAnsi="Calibri" w:cs="Calibri"/>
+          <w:b/>
+          <w:bCs/>
+          <w:sz w:val="22"/>
+          <w:szCs w:val="22"/>
+        </w:rPr>
+        <w:lastRenderedPageBreak/>
+        <w:tab/>
+      </w:r>
+      <w:r>
+        <w:rPr>
+          <w:rFonts w:ascii="Calibri" w:hAnsi="Calibri" w:cs="Calibri"/>
+          <w:b/>
+          <w:bCs/>
+          <w:sz w:val="22"/>
+          <w:szCs w:val="22"/>
+          <w:u w:val="single"/>
+        </w:rPr>
+        <w:t>Sampling</w:t>
+      </w:r>
+    </w:p>
+    <w:p>
+      <w:pPr>
+        <w:pStyle w:val="ListParagraph"/>
+        <w:numPr>
+          <w:ilvl w:val="0"/>
+          <w:numId w:val="24"/>
+        </w:numPr>
+        <w:tabs>
+          <w:tab w:val="left" w:pos="1005"/>
+        </w:tabs>
+        <w:rPr>
+          <w:rFonts w:ascii="Calibri" w:hAnsi="Calibri" w:cs="Calibri"/>
+          <w:sz w:val="22"/>
+          <w:szCs w:val="22"/>
+        </w:rPr>
+      </w:pPr>
+      <w:r>
+        <w:rPr>
+          <w:rFonts w:ascii="Calibri" w:hAnsi="Calibri" w:cs="Calibri"/>
+          <w:sz w:val="22"/>
+          <w:szCs w:val="22"/>
+        </w:rPr>
+        <w:t xml:space="preserve">The </w:t>
+      </w:r>
+      <w:r>
+        <w:rPr>
+          <w:rFonts w:ascii="Calibri" w:hAnsi="Calibri" w:cs="Calibri"/>
+          <w:sz w:val="22"/>
+          <w:szCs w:val="22"/>
+        </w:rPr>
+        <w:t>selection of</w:t>
+      </w:r>
+      <w:r>
+        <w:rPr>
+          <w:rFonts w:ascii="Calibri" w:hAnsi="Calibri" w:cs="Calibri"/>
+          <w:sz w:val="22"/>
+          <w:szCs w:val="22"/>
+        </w:rPr>
+        <w:t xml:space="preserve"> cases </w:t>
+      </w:r>
+      <w:r>
+        <w:rPr>
+          <w:rFonts w:ascii="Calibri" w:hAnsi="Calibri" w:cs="Calibri"/>
+          <w:sz w:val="22"/>
+          <w:szCs w:val="22"/>
+        </w:rPr>
+        <w:t>from</w:t>
+      </w:r>
+      <w:r>
+        <w:rPr>
+          <w:rFonts w:ascii="Calibri" w:hAnsi="Calibri" w:cs="Calibri"/>
+          <w:sz w:val="22"/>
+          <w:szCs w:val="22"/>
+        </w:rPr>
+        <w:t xml:space="preserve"> larger group of cases is known as sampling. </w:t>
+      </w:r>
+      <w:r>
+        <w:rPr>
+          <w:rFonts w:ascii="Calibri" w:hAnsi="Calibri" w:cs="Calibri"/>
+          <w:sz w:val="22"/>
+          <w:szCs w:val="22"/>
+        </w:rPr>
+        <w:t xml:space="preserve">This is an extension of research </w:t>
+      </w:r>
+      <w:r>
+        <w:rPr>
+          <w:rFonts w:ascii="Calibri" w:hAnsi="Calibri" w:cs="Calibri"/>
+          <w:sz w:val="22"/>
+          <w:szCs w:val="22"/>
+        </w:rPr>
+        <w:t>design,</w:t>
+      </w:r>
+      <w:r>
+        <w:rPr>
+          <w:rFonts w:ascii="Calibri" w:hAnsi="Calibri" w:cs="Calibri"/>
+          <w:sz w:val="22"/>
+          <w:szCs w:val="22"/>
+        </w:rPr>
+        <w:t xml:space="preserve"> strategy and methods. </w:t>
+      </w:r>
+    </w:p>
+    <w:p>
+      <w:pPr>
+        <w:pStyle w:val="ListParagraph"/>
+        <w:numPr>
+          <w:ilvl w:val="0"/>
+          <w:numId w:val="24"/>
+        </w:numPr>
+        <w:tabs>
+          <w:tab w:val="left" w:pos="1005"/>
+        </w:tabs>
+        <w:rPr>
+          <w:rFonts w:ascii="Calibri" w:hAnsi="Calibri" w:cs="Calibri"/>
+          <w:sz w:val="22"/>
+          <w:szCs w:val="22"/>
+        </w:rPr>
+      </w:pPr>
+      <w:r>
+        <w:rPr>
+          <w:rFonts w:ascii="Calibri" w:hAnsi="Calibri" w:cs="Calibri"/>
+          <w:sz w:val="22"/>
+          <w:szCs w:val="22"/>
+        </w:rPr>
+        <w:t xml:space="preserve">The sampling techniques are son a spectrum: </w:t>
+      </w:r>
+    </w:p>
+    <w:p>
+      <w:pPr>
+        <w:tabs>
+          <w:tab w:val="left" w:pos="1005"/>
+        </w:tabs>
+        <w:rPr>
+          <w:rFonts w:ascii="Calibri" w:hAnsi="Calibri" w:cs="Calibri"/>
+          <w:sz w:val="22"/>
+          <w:szCs w:val="22"/>
+        </w:rPr>
+      </w:pPr>
+      <w:r>
+        <w:rPr>
+          <w:rFonts w:ascii="Calibri" w:hAnsi="Calibri" w:cs="Calibri"/>
+          <w:sz w:val="22"/>
+          <w:szCs w:val="22"/>
+        </w:rPr>
+        <w:drawing>
+          <wp:inline distT="0" distB="0" distL="0" distR="0" wp14:anchorId="7244D63C" wp14:editId="5ADA8E2A">
+            <wp:extent cx="4488873" cy="1146836"/>
+            <wp:effectExtent l="0" t="0" r="6985" b="0"/>
+            <wp:docPr id="1662525740" name="Picture 1" descr="A close-up of a sample&#10;&#10;AI-generated content may be incorrect."/>
+            <wp:cNvGraphicFramePr>
+              <a:graphicFrameLocks xmlns:a="http://schemas.openxmlformats.org/drawingml/2006/main" noChangeAspect="1"/>
+            </wp:cNvGraphicFramePr>
+            <a:graphic xmlns:a="http://schemas.openxmlformats.org/drawingml/2006/main">
+              <a:graphicData uri="http://schemas.openxmlformats.org/drawingml/2006/picture">
+                <pic:pic xmlns:pic="http://schemas.openxmlformats.org/drawingml/2006/picture">
+                  <pic:nvPicPr>
+                    <pic:cNvPr id="1662525740" name="Picture 1" descr="A close-up of a sample&#10;&#10;AI-generated content may be incorrect."/>
+                    <pic:cNvPicPr/>
+                  </pic:nvPicPr>
+                  <pic:blipFill>
+                    <a:blip r:embed="rId11"/>
+                    <a:stretch>
+                      <a:fillRect/>
+                    </a:stretch>
+                  </pic:blipFill>
+                  <pic:spPr>
+                    <a:xfrm>
+                      <a:off x="0" y="0"/>
+                      <a:ext cx="4504072" cy="1150719"/>
+                    </a:xfrm>
+                    <a:prstGeom prst="rect">
+                      <a:avLst/>
+                    </a:prstGeom>
+                  </pic:spPr>
+                </pic:pic>
+              </a:graphicData>
+            </a:graphic>
+          </wp:inline>
+        </w:drawing>
+      </w:r>
+    </w:p>
+    <w:p>
+      <w:pPr>
+        <w:pStyle w:val="ListParagraph"/>
+        <w:numPr>
+          <w:ilvl w:val="0"/>
+          <w:numId w:val="25"/>
+        </w:numPr>
+        <w:tabs>
+          <w:tab w:val="left" w:pos="1005"/>
+        </w:tabs>
+        <w:rPr>
+          <w:rFonts w:ascii="Calibri" w:hAnsi="Calibri" w:cs="Calibri"/>
+          <w:sz w:val="22"/>
+          <w:szCs w:val="22"/>
+        </w:rPr>
+      </w:pPr>
+      <w:r>
+        <w:rPr>
+          <w:rFonts w:ascii="Calibri" w:hAnsi="Calibri" w:cs="Calibri"/>
+          <w:sz w:val="22"/>
+          <w:szCs w:val="22"/>
+        </w:rPr>
+        <w:t xml:space="preserve">In an ideal sense, you use the entire population. But sometimes it’s necessary to use samples to capture the cases. This will sometimes require the use of </w:t>
+      </w:r>
+      <w:r>
+        <w:rPr>
+          <w:rFonts w:ascii="Calibri" w:hAnsi="Calibri" w:cs="Calibri"/>
+          <w:b/>
+          <w:bCs/>
+          <w:sz w:val="22"/>
+          <w:szCs w:val="22"/>
+        </w:rPr>
+        <w:t>stratification</w:t>
+      </w:r>
+      <w:r>
+        <w:rPr>
+          <w:rFonts w:ascii="Calibri" w:hAnsi="Calibri" w:cs="Calibri"/>
+          <w:sz w:val="22"/>
+          <w:szCs w:val="22"/>
+        </w:rPr>
+        <w:t xml:space="preserve"> (</w:t>
+      </w:r>
+      <w:r>
+        <w:rPr>
+          <w:rFonts w:ascii="Calibri" w:hAnsi="Calibri" w:cs="Calibri"/>
+          <w:sz w:val="22"/>
+          <w:szCs w:val="22"/>
+        </w:rPr>
+        <w:t>making the sample look more like the population)</w:t>
+      </w:r>
+      <w:r>
+        <w:rPr>
+          <w:rFonts w:ascii="Calibri" w:hAnsi="Calibri" w:cs="Calibri"/>
+          <w:sz w:val="22"/>
+          <w:szCs w:val="22"/>
+        </w:rPr>
+        <w:t>. This would mean that the sample me</w:t>
+      </w:r>
+      <w:r>
+        <w:rPr>
+          <w:rFonts w:ascii="Calibri" w:hAnsi="Calibri" w:cs="Calibri"/>
+          <w:sz w:val="22"/>
+          <w:szCs w:val="22"/>
+        </w:rPr>
+        <w:t xml:space="preserve">an is closer to the population mean lowering the </w:t>
+      </w:r>
+      <w:r>
+        <w:rPr>
+          <w:rFonts w:ascii="Calibri" w:hAnsi="Calibri" w:cs="Calibri"/>
+          <w:b/>
+          <w:bCs/>
+          <w:sz w:val="22"/>
+          <w:szCs w:val="22"/>
+        </w:rPr>
+        <w:t>sampling error</w:t>
+      </w:r>
+      <w:r>
+        <w:rPr>
+          <w:rFonts w:ascii="Calibri" w:hAnsi="Calibri" w:cs="Calibri"/>
+          <w:b/>
+          <w:bCs/>
+          <w:sz w:val="22"/>
+          <w:szCs w:val="22"/>
+        </w:rPr>
+        <w:t xml:space="preserve">. </w:t>
+      </w:r>
+    </w:p>
+    <w:p>
+      <w:pPr>
+        <w:pStyle w:val="ListParagraph"/>
+        <w:numPr>
+          <w:ilvl w:val="0"/>
+          <w:numId w:val="25"/>
+        </w:numPr>
+        <w:tabs>
+          <w:tab w:val="left" w:pos="1005"/>
+        </w:tabs>
+        <w:rPr>
+          <w:rFonts w:ascii="Calibri" w:hAnsi="Calibri" w:cs="Calibri"/>
+          <w:sz w:val="22"/>
+          <w:szCs w:val="22"/>
+        </w:rPr>
+      </w:pPr>
+      <w:r>
+        <w:rPr>
+          <w:rFonts w:ascii="Calibri" w:hAnsi="Calibri" w:cs="Calibri"/>
+          <w:sz w:val="22"/>
+          <w:szCs w:val="22"/>
+        </w:rPr>
+        <w:t xml:space="preserve">Non -probabilistic sampling is there </w:t>
+      </w:r>
+      <w:r>
+        <w:rPr>
+          <w:rFonts w:ascii="Calibri" w:hAnsi="Calibri" w:cs="Calibri"/>
+          <w:sz w:val="22"/>
+          <w:szCs w:val="22"/>
+        </w:rPr>
+        <w:t xml:space="preserve">to enable the researcher to explore the research question or to develop a theory </w:t>
+      </w:r>
+    </w:p>
+    <w:p>
+      <w:pPr>
+        <w:pStyle w:val="ListParagraph"/>
+        <w:numPr>
+          <w:ilvl w:val="0"/>
+          <w:numId w:val="25"/>
+        </w:numPr>
+        <w:tabs>
+          <w:tab w:val="left" w:pos="1005"/>
+        </w:tabs>
+        <w:rPr>
+          <w:rFonts w:ascii="Calibri" w:hAnsi="Calibri" w:cs="Calibri"/>
+          <w:sz w:val="22"/>
+          <w:szCs w:val="22"/>
+        </w:rPr>
+      </w:pPr>
+      <w:r>
+        <w:rPr>
+          <w:rFonts w:ascii="Calibri" w:hAnsi="Calibri" w:cs="Calibri"/>
+          <w:sz w:val="22"/>
+          <w:szCs w:val="22"/>
+        </w:rPr>
+        <w:drawing>
+          <wp:anchor distT="0" distB="0" distL="114300" distR="114300" simplePos="0" relativeHeight="251661312" behindDoc="0" locked="0" layoutInCell="1" allowOverlap="1" wp14:anchorId="3C4C2E73" wp14:editId="448C156D">
+            <wp:simplePos x="0" y="0"/>
+            <wp:positionH relativeFrom="column">
+              <wp:posOffset>118192</wp:posOffset>
+            </wp:positionH>
+            <wp:positionV relativeFrom="paragraph">
+              <wp:posOffset>233045</wp:posOffset>
+            </wp:positionV>
+            <wp:extent cx="4559935" cy="5014595"/>
+            <wp:effectExtent l="0" t="0" r="0" b="0"/>
+            <wp:wrapSquare wrapText="bothSides"/>
+            <wp:docPr id="1456964950" name="Picture 1" descr="A diagram of scientific research&#10;&#10;AI-generated content may be incorrect."/>
+            <wp:cNvGraphicFramePr>
+              <a:graphicFrameLocks xmlns:a="http://schemas.openxmlformats.org/drawingml/2006/main" noChangeAspect="1"/>
+            </wp:cNvGraphicFramePr>
+            <a:graphic xmlns:a="http://schemas.openxmlformats.org/drawingml/2006/main">
+              <a:graphicData uri="http://schemas.openxmlformats.org/drawingml/2006/picture">
+                <pic:pic xmlns:pic="http://schemas.openxmlformats.org/drawingml/2006/picture">
+                  <pic:nvPicPr>
+                    <pic:cNvPr id="1456964950" name="Picture 1" descr="A diagram of scientific research&#10;&#10;AI-generated content may be incorrect."/>
+                    <pic:cNvPicPr/>
+                  </pic:nvPicPr>
+                  <pic:blipFill>
+                    <a:blip r:embed="rId12">
+                      <a:extLst>
+                        <a:ext uri="{28A0092B-C50C-407E-A947-70E740481C1C}">
+                          <a14:useLocalDpi xmlns:a14="http://schemas.microsoft.com/office/drawing/2010/main" val="0"/>
+                        </a:ext>
+                      </a:extLst>
+                    </a:blip>
+                    <a:stretch>
+                      <a:fillRect/>
+                    </a:stretch>
+                  </pic:blipFill>
+                  <pic:spPr>
+                    <a:xfrm>
+                      <a:off x="0" y="0"/>
+                      <a:ext cx="4559935" cy="5014595"/>
+                    </a:xfrm>
+                    <a:prstGeom prst="rect">
+                      <a:avLst/>
+                    </a:prstGeom>
+                  </pic:spPr>
+                </pic:pic>
+              </a:graphicData>
+            </a:graphic>
+            <wp14:sizeRelH relativeFrom="margin">
+              <wp14:pctWidth>0</wp14:pctWidth>
+            </wp14:sizeRelH>
+            <wp14:sizeRelV relativeFrom="margin">
+              <wp14:pctHeight>0</wp14:pctHeight>
+            </wp14:sizeRelV>
+          </wp:anchor>
+        </w:drawing>
+      </w:r>
+      <w:r>
+        <w:rPr>
+          <w:rFonts w:ascii="Calibri" w:hAnsi="Calibri" w:cs="Calibri"/>
+          <w:sz w:val="22"/>
+          <w:szCs w:val="22"/>
+        </w:rPr>
+        <w:t xml:space="preserve">How do they fit together: </w:t>
+      </w:r>
+    </w:p>
+    <w:p>
+      <w:pPr>
+        <w:tabs>
+          <w:tab w:val="left" w:pos="1005"/>
+        </w:tabs>
+        <w:rPr>
+          <w:rFonts w:ascii="Calibri" w:hAnsi="Calibri" w:cs="Calibri"/>
+          <w:sz w:val="22"/>
+          <w:szCs w:val="22"/>
+        </w:rPr>
+      </w:pPr>
+    </w:p>
+    <w:p>
+      <w:pPr>
+        <w:tabs>
+          <w:tab w:val="left" w:pos="1005"/>
+        </w:tabs>
+        <w:rPr>
+          <w:rFonts w:ascii="Calibri" w:hAnsi="Calibri" w:cs="Calibri"/>
+          <w:sz w:val="22"/>
+          <w:szCs w:val="22"/>
+        </w:rPr>
+      </w:pPr>
+    </w:p>
+    <w:p>
+      <w:pPr>
+        <w:tabs>
+          <w:tab w:val="left" w:pos="1005"/>
+        </w:tabs>
+        <w:rPr>
+          <w:rFonts w:ascii="Calibri" w:hAnsi="Calibri" w:cs="Calibri"/>
+          <w:sz w:val="22"/>
+          <w:szCs w:val="22"/>
+        </w:rPr>
+      </w:pPr>
+    </w:p>
+    <w:p>
+      <w:pPr>
+        <w:tabs>
+          <w:tab w:val="left" w:pos="1005"/>
+        </w:tabs>
+        <w:rPr>
+          <w:rFonts w:ascii="Calibri" w:hAnsi="Calibri" w:cs="Calibri"/>
+          <w:sz w:val="22"/>
+          <w:szCs w:val="22"/>
+        </w:rPr>
+      </w:pPr>
+    </w:p>
+    <w:p>
+      <w:pPr>
+        <w:tabs>
+          <w:tab w:val="left" w:pos="1005"/>
+        </w:tabs>
+        <w:rPr>
+          <w:rFonts w:ascii="Calibri" w:hAnsi="Calibri" w:cs="Calibri"/>
+          <w:sz w:val="22"/>
+          <w:szCs w:val="22"/>
+        </w:rPr>
+      </w:pPr>
+    </w:p>
+    <w:p>
+      <w:pPr>
+        <w:tabs>
+          <w:tab w:val="left" w:pos="1005"/>
+        </w:tabs>
+        <w:rPr>
+          <w:rFonts w:ascii="Calibri" w:hAnsi="Calibri" w:cs="Calibri"/>
+          <w:sz w:val="22"/>
+          <w:szCs w:val="22"/>
+        </w:rPr>
+      </w:pPr>
+    </w:p>
+    <w:p>
+      <w:pPr>
+        <w:tabs>
+          <w:tab w:val="left" w:pos="1005"/>
+        </w:tabs>
+        <w:rPr>
+          <w:rFonts w:ascii="Calibri" w:hAnsi="Calibri" w:cs="Calibri"/>
+          <w:sz w:val="22"/>
+          <w:szCs w:val="22"/>
+        </w:rPr>
+      </w:pPr>
+    </w:p>
+    <w:p>
+      <w:pPr>
+        <w:tabs>
+          <w:tab w:val="left" w:pos="1005"/>
+        </w:tabs>
+        <w:rPr>
+          <w:rFonts w:ascii="Calibri" w:hAnsi="Calibri" w:cs="Calibri"/>
+          <w:sz w:val="22"/>
+          <w:szCs w:val="22"/>
+        </w:rPr>
+      </w:pPr>
+    </w:p>
+    <w:p>
+      <w:pPr>
+        <w:tabs>
+          <w:tab w:val="left" w:pos="1005"/>
+        </w:tabs>
+        <w:rPr>
+          <w:rFonts w:ascii="Calibri" w:hAnsi="Calibri" w:cs="Calibri"/>
+          <w:sz w:val="22"/>
+          <w:szCs w:val="22"/>
+        </w:rPr>
+      </w:pPr>
+    </w:p>
+    <w:p>
+      <w:pPr>
+        <w:tabs>
+          <w:tab w:val="left" w:pos="1005"/>
+        </w:tabs>
+        <w:rPr>
+          <w:rFonts w:ascii="Calibri" w:hAnsi="Calibri" w:cs="Calibri"/>
+          <w:sz w:val="22"/>
+          <w:szCs w:val="22"/>
+        </w:rPr>
+      </w:pPr>
+    </w:p>
+    <w:p>
+      <w:pPr>
+        <w:tabs>
+          <w:tab w:val="left" w:pos="1005"/>
+        </w:tabs>
+        <w:rPr>
+          <w:rFonts w:ascii="Calibri" w:hAnsi="Calibri" w:cs="Calibri"/>
+          <w:sz w:val="22"/>
+          <w:szCs w:val="22"/>
+        </w:rPr>
+      </w:pPr>
+    </w:p>
+    <w:p>
+      <w:pPr>
+        <w:tabs>
+          <w:tab w:val="left" w:pos="1005"/>
+        </w:tabs>
+        <w:rPr>
+          <w:rFonts w:ascii="Calibri" w:hAnsi="Calibri" w:cs="Calibri"/>
+          <w:sz w:val="22"/>
+          <w:szCs w:val="22"/>
+        </w:rPr>
+      </w:pPr>
+    </w:p>
+    <w:p>
+      <w:pPr>
+        <w:tabs>
+          <w:tab w:val="left" w:pos="1005"/>
+        </w:tabs>
+        <w:rPr>
+          <w:rFonts w:ascii="Calibri" w:hAnsi="Calibri" w:cs="Calibri"/>
+          <w:sz w:val="22"/>
+          <w:szCs w:val="22"/>
+        </w:rPr>
+      </w:pPr>
+    </w:p>
+    <w:p>
+      <w:pPr>
+        <w:tabs>
+          <w:tab w:val="left" w:pos="1005"/>
+        </w:tabs>
+        <w:rPr>
+          <w:rFonts w:ascii="Calibri" w:hAnsi="Calibri" w:cs="Calibri"/>
+          <w:sz w:val="22"/>
+          <w:szCs w:val="22"/>
+        </w:rPr>
+      </w:pPr>
+    </w:p>
+    <w:p>
+      <w:pPr>
+        <w:tabs>
+          <w:tab w:val="left" w:pos="1005"/>
+        </w:tabs>
+        <w:rPr>
+          <w:rFonts w:ascii="Calibri" w:hAnsi="Calibri" w:cs="Calibri"/>
+          <w:sz w:val="22"/>
+          <w:szCs w:val="22"/>
+        </w:rPr>
+      </w:pPr>
+    </w:p>
+    <w:p>
+      <w:pPr>
+        <w:tabs>
+          <w:tab w:val="left" w:pos="1005"/>
+        </w:tabs>
+        <w:rPr>
+          <w:rFonts w:ascii="Calibri" w:hAnsi="Calibri" w:cs="Calibri"/>
+          <w:sz w:val="22"/>
+          <w:szCs w:val="22"/>
+        </w:rPr>
+      </w:pPr>
+    </w:p>
+    <w:p>
+      <w:pPr>
+        <w:tabs>
+          <w:tab w:val="left" w:pos="1005"/>
+        </w:tabs>
+        <w:rPr>
+          <w:rFonts w:ascii="Calibri" w:hAnsi="Calibri" w:cs="Calibri"/>
+          <w:sz w:val="22"/>
+          <w:szCs w:val="22"/>
+        </w:rPr>
+      </w:pPr>
+    </w:p>
+    <w:p>
+      <w:pPr>
+        <w:tabs>
+          <w:tab w:val="left" w:pos="1005"/>
+        </w:tabs>
+        <w:rPr>
+          <w:rFonts w:ascii="Calibri" w:hAnsi="Calibri" w:cs="Calibri"/>
+          <w:sz w:val="22"/>
+          <w:szCs w:val="22"/>
+        </w:rPr>
+      </w:pPr>
+    </w:p>
     <w:sectPr>
       <w:pgSz w:w="11906" w:h="16838"/>
       <w:pgMar w:top="1440" w:right="1440" w:bottom="1440" w:left="1440" w:header="708" w:footer="708" w:gutter="0"/>
@@ -6368,6 +7032,119 @@
     </w:lvl>
   </w:abstractNum>
   <w:abstractNum w:abstractNumId="1" w15:restartNumberingAfterBreak="0">
+    <w:nsid w:val="17D90561"/>
+    <w:multiLevelType w:val="hybridMultilevel"/>
+    <w:tmpl w:val="FF88A54C"/>
+    <w:lvl w:ilvl="0" w:tplc="08090001">
+      <w:start w:val="1"/>
+      <w:numFmt w:val="bullet"/>
+      <w:lvlText w:val=""/>
+      <w:lvlJc w:val="left"/>
+      <w:pPr>
+        <w:ind w:left="720" w:hanging="360"/>
+      </w:pPr>
+      <w:rPr>
+        <w:rFonts w:ascii="Symbol" w:hAnsi="Symbol" w:hint="default"/>
+      </w:rPr>
+    </w:lvl>
+    <w:lvl w:ilvl="1" w:tplc="08090003" w:tentative="1">
+      <w:start w:val="1"/>
+      <w:numFmt w:val="bullet"/>
+      <w:lvlText w:val="o"/>
+      <w:lvlJc w:val="left"/>
+      <w:pPr>
+        <w:ind w:left="1440" w:hanging="360"/>
+      </w:pPr>
+      <w:rPr>
+        <w:rFonts w:ascii="Courier New" w:hAnsi="Courier New" w:cs="Courier New" w:hint="default"/>
+      </w:rPr>
+    </w:lvl>
+    <w:lvl w:ilvl="2" w:tplc="08090005" w:tentative="1">
+      <w:start w:val="1"/>
+      <w:numFmt w:val="bullet"/>
+      <w:lvlText w:val=""/>
+      <w:lvlJc w:val="left"/>
+      <w:pPr>
+        <w:ind w:left="2160" w:hanging="360"/>
+      </w:pPr>
+      <w:rPr>
+        <w:rFonts w:ascii="Wingdings" w:hAnsi="Wingdings" w:hint="default"/>
+      </w:rPr>
+    </w:lvl>
+    <w:lvl w:ilvl="3" w:tplc="08090001" w:tentative="1">
+      <w:start w:val="1"/>
+      <w:numFmt w:val="bullet"/>
+      <w:lvlText w:val=""/>
+      <w:lvlJc w:val="left"/>
+      <w:pPr>
+        <w:ind w:left="2880" w:hanging="360"/>
+      </w:pPr>
+      <w:rPr>
+        <w:rFonts w:ascii="Symbol" w:hAnsi="Symbol" w:hint="default"/>
+      </w:rPr>
+    </w:lvl>
+    <w:lvl w:ilvl="4" w:tplc="08090003" w:tentative="1">
+      <w:start w:val="1"/>
+      <w:numFmt w:val="bullet"/>
+      <w:lvlText w:val="o"/>
+      <w:lvlJc w:val="left"/>
+      <w:pPr>
+        <w:ind w:left="3600" w:hanging="360"/>
+      </w:pPr>
+      <w:rPr>
+        <w:rFonts w:ascii="Courier New" w:hAnsi="Courier New" w:cs="Courier New" w:hint="default"/>
+      </w:rPr>
+    </w:lvl>
+    <w:lvl w:ilvl="5" w:tplc="08090005" w:tentative="1">
+      <w:start w:val="1"/>
+      <w:numFmt w:val="bullet"/>
+      <w:lvlText w:val=""/>
+      <w:lvlJc w:val="left"/>
+      <w:pPr>
+        <w:ind w:left="4320" w:hanging="360"/>
+      </w:pPr>
+      <w:rPr>
+        <w:rFonts w:ascii="Wingdings" w:hAnsi="Wingdings" w:hint="default"/>
+      </w:rPr>
+    </w:lvl>
+    <w:lvl w:ilvl="6" w:tplc="08090001" w:tentative="1">
+      <w:start w:val="1"/>
+      <w:numFmt w:val="bullet"/>
+      <w:lvlText w:val=""/>
+      <w:lvlJc w:val="left"/>
+      <w:pPr>
+        <w:ind w:left="5040" w:hanging="360"/>
+      </w:pPr>
+      <w:rPr>
+        <w:rFonts w:ascii="Symbol" w:hAnsi="Symbol" w:hint="default"/>
+      </w:rPr>
+    </w:lvl>
+    <w:lvl w:ilvl="7" w:tplc="08090003" w:tentative="1">
+      <w:start w:val="1"/>
+      <w:numFmt w:val="bullet"/>
+      <w:lvlText w:val="o"/>
+      <w:lvlJc w:val="left"/>
+      <w:pPr>
+        <w:ind w:left="5760" w:hanging="360"/>
+      </w:pPr>
+      <w:rPr>
+        <w:rFonts w:ascii="Courier New" w:hAnsi="Courier New" w:cs="Courier New" w:hint="default"/>
+      </w:rPr>
+    </w:lvl>
+    <w:lvl w:ilvl="8" w:tplc="08090005" w:tentative="1">
+      <w:start w:val="1"/>
+      <w:numFmt w:val="bullet"/>
+      <w:lvlText w:val=""/>
+      <w:lvlJc w:val="left"/>
+      <w:pPr>
+        <w:ind w:left="6480" w:hanging="360"/>
+      </w:pPr>
+      <w:rPr>
+        <w:rFonts w:ascii="Wingdings" w:hAnsi="Wingdings" w:hint="default"/>
+      </w:rPr>
+    </w:lvl>
+  </w:abstractNum>
+  <w:abstractNum w:abstractNumId="2" w15:restartNumberingAfterBreak="0">
     <w:nsid w:val="1C39754B"/>
     <w:multiLevelType w:val="multilevel"/>
     <w:tmpl w:val="1E66836A"/>
@@ -6511,7 +7288,120 @@
       </w:rPr>
     </w:lvl>
   </w:abstractNum>
-  <w:abstractNum w:abstractNumId="2" w15:restartNumberingAfterBreak="0">
+  <w:abstractNum w:abstractNumId="3" w15:restartNumberingAfterBreak="0">
+    <w:nsid w:val="1E5B31B4"/>
+    <w:multiLevelType w:val="hybridMultilevel"/>
+    <w:tmpl w:val="676C2B54"/>
+    <w:lvl w:ilvl="0" w:tplc="08090001">
+      <w:start w:val="1"/>
+      <w:numFmt w:val="bullet"/>
+      <w:lvlText w:val=""/>
+      <w:lvlJc w:val="left"/>
+      <w:pPr>
+        <w:ind w:left="720" w:hanging="360"/>
+      </w:pPr>
+      <w:rPr>
+        <w:rFonts w:ascii="Symbol" w:hAnsi="Symbol" w:hint="default"/>
+      </w:rPr>
+    </w:lvl>
+    <w:lvl w:ilvl="1" w:tplc="08090003" w:tentative="1">
+      <w:start w:val="1"/>
+      <w:numFmt w:val="bullet"/>
+      <w:lvlText w:val="o"/>
+      <w:lvlJc w:val="left"/>
+      <w:pPr>
+        <w:ind w:left="1440" w:hanging="360"/>
+      </w:pPr>
+      <w:rPr>
+        <w:rFonts w:ascii="Courier New" w:hAnsi="Courier New" w:cs="Courier New" w:hint="default"/>
+      </w:rPr>
+    </w:lvl>
+    <w:lvl w:ilvl="2" w:tplc="08090005" w:tentative="1">
+      <w:start w:val="1"/>
+      <w:numFmt w:val="bullet"/>
+      <w:lvlText w:val=""/>
+      <w:lvlJc w:val="left"/>
+      <w:pPr>
+        <w:ind w:left="2160" w:hanging="360"/>
+      </w:pPr>
+      <w:rPr>
+        <w:rFonts w:ascii="Wingdings" w:hAnsi="Wingdings" w:hint="default"/>
+      </w:rPr>
+    </w:lvl>
+    <w:lvl w:ilvl="3" w:tplc="08090001" w:tentative="1">
+      <w:start w:val="1"/>
+      <w:numFmt w:val="bullet"/>
+      <w:lvlText w:val=""/>
+      <w:lvlJc w:val="left"/>
+      <w:pPr>
+        <w:ind w:left="2880" w:hanging="360"/>
+      </w:pPr>
+      <w:rPr>
+        <w:rFonts w:ascii="Symbol" w:hAnsi="Symbol" w:hint="default"/>
+      </w:rPr>
+    </w:lvl>
+    <w:lvl w:ilvl="4" w:tplc="08090003" w:tentative="1">
+      <w:start w:val="1"/>
+      <w:numFmt w:val="bullet"/>
+      <w:lvlText w:val="o"/>
+      <w:lvlJc w:val="left"/>
+      <w:pPr>
+        <w:ind w:left="3600" w:hanging="360"/>
+      </w:pPr>
+      <w:rPr>
+        <w:rFonts w:ascii="Courier New" w:hAnsi="Courier New" w:cs="Courier New" w:hint="default"/>
+      </w:rPr>
+    </w:lvl>
+    <w:lvl w:ilvl="5" w:tplc="08090005" w:tentative="1">
+      <w:start w:val="1"/>
+      <w:numFmt w:val="bullet"/>
+      <w:lvlText w:val=""/>
+      <w:lvlJc w:val="left"/>
+      <w:pPr>
+        <w:ind w:left="4320" w:hanging="360"/>
+      </w:pPr>
+      <w:rPr>
+        <w:rFonts w:ascii="Wingdings" w:hAnsi="Wingdings" w:hint="default"/>
+      </w:rPr>
+    </w:lvl>
+    <w:lvl w:ilvl="6" w:tplc="08090001" w:tentative="1">
+      <w:start w:val="1"/>
+      <w:numFmt w:val="bullet"/>
+      <w:lvlText w:val=""/>
+      <w:lvlJc w:val="left"/>
+      <w:pPr>
+        <w:ind w:left="5040" w:hanging="360"/>
+      </w:pPr>
+      <w:rPr>
+        <w:rFonts w:ascii="Symbol" w:hAnsi="Symbol" w:hint="default"/>
+      </w:rPr>
+    </w:lvl>
+    <w:lvl w:ilvl="7" w:tplc="08090003" w:tentative="1">
+      <w:start w:val="1"/>
+      <w:numFmt w:val="bullet"/>
+      <w:lvlText w:val="o"/>
+      <w:lvlJc w:val="left"/>
+      <w:pPr>
+        <w:ind w:left="5760" w:hanging="360"/>
+      </w:pPr>
+      <w:rPr>
+        <w:rFonts w:ascii="Courier New" w:hAnsi="Courier New" w:cs="Courier New" w:hint="default"/>
+      </w:rPr>
+    </w:lvl>
+    <w:lvl w:ilvl="8" w:tplc="08090005" w:tentative="1">
+      <w:start w:val="1"/>
+      <w:numFmt w:val="bullet"/>
+      <w:lvlText w:val=""/>
+      <w:lvlJc w:val="left"/>
+      <w:pPr>
+        <w:ind w:left="6480" w:hanging="360"/>
+      </w:pPr>
+      <w:rPr>
+        <w:rFonts w:ascii="Wingdings" w:hAnsi="Wingdings" w:hint="default"/>
+      </w:rPr>
+    </w:lvl>
+  </w:abstractNum>
+  <w:abstractNum w:abstractNumId="4" w15:restartNumberingAfterBreak="0">
     <w:nsid w:val="2A9D13E2"/>
     <w:multiLevelType w:val="hybridMultilevel"/>
     <w:tmpl w:val="C92C4B84"/>
@@ -6600,7 +7490,7 @@
       </w:pPr>
     </w:lvl>
   </w:abstractNum>
-  <w:abstractNum w:abstractNumId="3" w15:restartNumberingAfterBreak="0">
+  <w:abstractNum w:abstractNumId="5" w15:restartNumberingAfterBreak="0">
     <w:nsid w:val="348F0DE1"/>
     <w:multiLevelType w:val="hybridMultilevel"/>
     <w:tmpl w:val="1C1A79A6"/>
@@ -6689,7 +7579,7 @@
       </w:pPr>
     </w:lvl>
   </w:abstractNum>
-  <w:abstractNum w:abstractNumId="4" w15:restartNumberingAfterBreak="0">
+  <w:abstractNum w:abstractNumId="6" w15:restartNumberingAfterBreak="0">
     <w:nsid w:val="3BE03E10"/>
     <w:multiLevelType w:val="hybridMultilevel"/>
     <w:tmpl w:val="1578FF60"/>
@@ -6778,7 +7668,7 @@
       </w:pPr>
     </w:lvl>
   </w:abstractNum>
-  <w:abstractNum w:abstractNumId="5" w15:restartNumberingAfterBreak="0">
+  <w:abstractNum w:abstractNumId="7" w15:restartNumberingAfterBreak="0">
     <w:nsid w:val="3D622045"/>
     <w:multiLevelType w:val="hybridMultilevel"/>
     <w:tmpl w:val="33D4AE06"/>
@@ -6867,7 +7757,7 @@
       </w:pPr>
     </w:lvl>
   </w:abstractNum>
-  <w:abstractNum w:abstractNumId="6" w15:restartNumberingAfterBreak="0">
+  <w:abstractNum w:abstractNumId="8" w15:restartNumberingAfterBreak="0">
     <w:nsid w:val="3F3C1187"/>
     <w:multiLevelType w:val="hybridMultilevel"/>
     <w:tmpl w:val="4C9439CC"/>
@@ -6979,7 +7869,7 @@
       </w:rPr>
     </w:lvl>
   </w:abstractNum>
-  <w:abstractNum w:abstractNumId="7" w15:restartNumberingAfterBreak="0">
+  <w:abstractNum w:abstractNumId="9" w15:restartNumberingAfterBreak="0">
     <w:nsid w:val="4CF1756E"/>
     <w:multiLevelType w:val="hybridMultilevel"/>
     <w:tmpl w:val="05666E0C"/>
@@ -7068,7 +7958,7 @@
       </w:pPr>
     </w:lvl>
   </w:abstractNum>
-  <w:abstractNum w:abstractNumId="8" w15:restartNumberingAfterBreak="0">
+  <w:abstractNum w:abstractNumId="10" w15:restartNumberingAfterBreak="0">
     <w:nsid w:val="4F507BCF"/>
     <w:multiLevelType w:val="multilevel"/>
     <w:tmpl w:val="140EA35A"/>
@@ -7217,7 +8107,7 @@
       </w:rPr>
     </w:lvl>
   </w:abstractNum>
-  <w:abstractNum w:abstractNumId="9" w15:restartNumberingAfterBreak="0">
+  <w:abstractNum w:abstractNumId="11" w15:restartNumberingAfterBreak="0">
     <w:nsid w:val="506319E6"/>
     <w:multiLevelType w:val="multilevel"/>
     <w:tmpl w:val="B5AC1172"/>
@@ -7365,7 +8255,7 @@
       </w:rPr>
     </w:lvl>
   </w:abstractNum>
-  <w:abstractNum w:abstractNumId="10" w15:restartNumberingAfterBreak="0">
+  <w:abstractNum w:abstractNumId="12" w15:restartNumberingAfterBreak="0">
     <w:nsid w:val="575A6994"/>
     <w:multiLevelType w:val="hybridMultilevel"/>
     <w:tmpl w:val="83BAF5B4"/>
@@ -7454,7 +8344,7 @@
       </w:pPr>
     </w:lvl>
   </w:abstractNum>
-  <w:abstractNum w:abstractNumId="11" w15:restartNumberingAfterBreak="0">
+  <w:abstractNum w:abstractNumId="13" w15:restartNumberingAfterBreak="0">
     <w:nsid w:val="5AB0551A"/>
     <w:multiLevelType w:val="hybridMultilevel"/>
     <w:tmpl w:val="CF1A90E0"/>
@@ -7543,7 +8433,7 @@
       </w:pPr>
     </w:lvl>
   </w:abstractNum>
-  <w:abstractNum w:abstractNumId="12" w15:restartNumberingAfterBreak="0">
+  <w:abstractNum w:abstractNumId="14" w15:restartNumberingAfterBreak="0">
     <w:nsid w:val="5B5A5514"/>
     <w:multiLevelType w:val="hybridMultilevel"/>
     <w:tmpl w:val="25488A9A"/>
@@ -7632,7 +8522,7 @@
       </w:pPr>
     </w:lvl>
   </w:abstractNum>
-  <w:abstractNum w:abstractNumId="13" w15:restartNumberingAfterBreak="0">
+  <w:abstractNum w:abstractNumId="15" w15:restartNumberingAfterBreak="0">
     <w:nsid w:val="5BCA12AA"/>
     <w:multiLevelType w:val="hybridMultilevel"/>
     <w:tmpl w:val="B9D23A1E"/>
@@ -7721,7 +8611,7 @@
       </w:pPr>
     </w:lvl>
   </w:abstractNum>
-  <w:abstractNum w:abstractNumId="14" w15:restartNumberingAfterBreak="0">
+  <w:abstractNum w:abstractNumId="16" w15:restartNumberingAfterBreak="0">
     <w:nsid w:val="5BF46A39"/>
     <w:multiLevelType w:val="hybridMultilevel"/>
     <w:tmpl w:val="EBC442A0"/>
@@ -7834,7 +8724,7 @@
       </w:rPr>
     </w:lvl>
   </w:abstractNum>
-  <w:abstractNum w:abstractNumId="15" w15:restartNumberingAfterBreak="0">
+  <w:abstractNum w:abstractNumId="17" w15:restartNumberingAfterBreak="0">
     <w:nsid w:val="5F686F30"/>
     <w:multiLevelType w:val="hybridMultilevel"/>
     <w:tmpl w:val="FB6E4912"/>
@@ -7923,7 +8813,7 @@
       </w:pPr>
     </w:lvl>
   </w:abstractNum>
-  <w:abstractNum w:abstractNumId="16" w15:restartNumberingAfterBreak="0">
+  <w:abstractNum w:abstractNumId="18" w15:restartNumberingAfterBreak="0">
     <w:nsid w:val="6A6D2501"/>
     <w:multiLevelType w:val="multilevel"/>
     <w:tmpl w:val="AFE206A0"/>
@@ -8072,7 +8962,7 @@
       </w:rPr>
     </w:lvl>
   </w:abstractNum>
-  <w:abstractNum w:abstractNumId="17" w15:restartNumberingAfterBreak="0">
+  <w:abstractNum w:abstractNumId="19" w15:restartNumberingAfterBreak="0">
     <w:nsid w:val="6EA04E07"/>
     <w:multiLevelType w:val="hybridMultilevel"/>
     <w:tmpl w:val="F3C20374"/>
@@ -8161,7 +9051,7 @@
       </w:pPr>
     </w:lvl>
   </w:abstractNum>
-  <w:abstractNum w:abstractNumId="18" w15:restartNumberingAfterBreak="0">
+  <w:abstractNum w:abstractNumId="20" w15:restartNumberingAfterBreak="0">
     <w:nsid w:val="6FFB4C9A"/>
     <w:multiLevelType w:val="hybridMultilevel"/>
     <w:tmpl w:val="0CE89082"/>
@@ -8273,7 +9163,7 @@
       </w:rPr>
     </w:lvl>
   </w:abstractNum>
-  <w:abstractNum w:abstractNumId="19" w15:restartNumberingAfterBreak="0">
+  <w:abstractNum w:abstractNumId="21" w15:restartNumberingAfterBreak="0">
     <w:nsid w:val="742C0CAA"/>
     <w:multiLevelType w:val="multilevel"/>
     <w:tmpl w:val="156E96D0"/>
@@ -8422,7 +9312,7 @@
       </w:rPr>
     </w:lvl>
   </w:abstractNum>
-  <w:abstractNum w:abstractNumId="20" w15:restartNumberingAfterBreak="0">
+  <w:abstractNum w:abstractNumId="22" w15:restartNumberingAfterBreak="0">
     <w:nsid w:val="771F3D13"/>
     <w:multiLevelType w:val="hybridMultilevel"/>
     <w:tmpl w:val="44ACE2F2"/>
@@ -8534,7 +9424,7 @@
       </w:rPr>
     </w:lvl>
   </w:abstractNum>
-  <w:abstractNum w:abstractNumId="21" w15:restartNumberingAfterBreak="0">
+  <w:abstractNum w:abstractNumId="23" w15:restartNumberingAfterBreak="0">
     <w:nsid w:val="78605125"/>
     <w:multiLevelType w:val="multilevel"/>
     <w:tmpl w:val="7AE8A38C"/>
@@ -8683,7 +9573,7 @@
       </w:rPr>
     </w:lvl>
   </w:abstractNum>
-  <w:abstractNum w:abstractNumId="22" w15:restartNumberingAfterBreak="0">
+  <w:abstractNum w:abstractNumId="24" w15:restartNumberingAfterBreak="0">
     <w:nsid w:val="7D44723A"/>
     <w:multiLevelType w:val="hybridMultilevel"/>
     <w:tmpl w:val="6BC031B6"/>
@@ -8797,73 +9687,79 @@
     </w:lvl>
   </w:abstractNum>
   <w:num w:numId="1" w16cid:durableId="1044871206">
-    <w:abstractNumId w:val="12"/>
+    <w:abstractNumId w:val="14"/>
   </w:num>
   <w:num w:numId="2" w16cid:durableId="1052343797">
-    <w:abstractNumId w:val="11"/>
+    <w:abstractNumId w:val="13"/>
   </w:num>
   <w:num w:numId="3" w16cid:durableId="1218737973">
-    <w:abstractNumId w:val="7"/>
+    <w:abstractNumId w:val="9"/>
   </w:num>
   <w:num w:numId="4" w16cid:durableId="179318199">
-    <w:abstractNumId w:val="17"/>
+    <w:abstractNumId w:val="19"/>
   </w:num>
   <w:num w:numId="5" w16cid:durableId="1349063098">
     <w:abstractNumId w:val="0"/>
   </w:num>
   <w:num w:numId="6" w16cid:durableId="1638102282">
-    <w:abstractNumId w:val="13"/>
+    <w:abstractNumId w:val="15"/>
   </w:num>
   <w:num w:numId="7" w16cid:durableId="506095161">
-    <w:abstractNumId w:val="14"/>
+    <w:abstractNumId w:val="16"/>
   </w:num>
   <w:num w:numId="8" w16cid:durableId="958609661">
-    <w:abstractNumId w:val="15"/>
+    <w:abstractNumId w:val="17"/>
   </w:num>
   <w:num w:numId="9" w16cid:durableId="593364716">
+    <w:abstractNumId w:val="22"/>
+  </w:num>
+  <w:num w:numId="10" w16cid:durableId="621762484">
+    <w:abstractNumId w:val="8"/>
+  </w:num>
+  <w:num w:numId="11" w16cid:durableId="1210537537">
+    <w:abstractNumId w:val="12"/>
+  </w:num>
+  <w:num w:numId="12" w16cid:durableId="2026901125">
+    <w:abstractNumId w:val="24"/>
+  </w:num>
+  <w:num w:numId="13" w16cid:durableId="1721707459">
+    <w:abstractNumId w:val="5"/>
+  </w:num>
+  <w:num w:numId="14" w16cid:durableId="1443382819">
     <w:abstractNumId w:val="20"/>
   </w:num>
-  <w:num w:numId="10" w16cid:durableId="621762484">
+  <w:num w:numId="15" w16cid:durableId="235747520">
+    <w:abstractNumId w:val="21"/>
+  </w:num>
+  <w:num w:numId="16" w16cid:durableId="1302924117">
+    <w:abstractNumId w:val="11"/>
+  </w:num>
+  <w:num w:numId="17" w16cid:durableId="1522208512">
+    <w:abstractNumId w:val="23"/>
+  </w:num>
+  <w:num w:numId="18" w16cid:durableId="171142257">
+    <w:abstractNumId w:val="2"/>
+  </w:num>
+  <w:num w:numId="19" w16cid:durableId="841434438">
+    <w:abstractNumId w:val="18"/>
+  </w:num>
+  <w:num w:numId="20" w16cid:durableId="665287801">
+    <w:abstractNumId w:val="10"/>
+  </w:num>
+  <w:num w:numId="21" w16cid:durableId="1427186560">
+    <w:abstractNumId w:val="7"/>
+  </w:num>
+  <w:num w:numId="22" w16cid:durableId="718438217">
+    <w:abstractNumId w:val="4"/>
+  </w:num>
+  <w:num w:numId="23" w16cid:durableId="1419015562">
     <w:abstractNumId w:val="6"/>
   </w:num>
-  <w:num w:numId="11" w16cid:durableId="1210537537">
-    <w:abstractNumId w:val="10"/>
-  </w:num>
-  <w:num w:numId="12" w16cid:durableId="2026901125">
-    <w:abstractNumId w:val="22"/>
-  </w:num>
-  <w:num w:numId="13" w16cid:durableId="1721707459">
+  <w:num w:numId="24" w16cid:durableId="397900244">
     <w:abstractNumId w:val="3"/>
   </w:num>
-  <w:num w:numId="14" w16cid:durableId="1443382819">
-    <w:abstractNumId w:val="18"/>
-  </w:num>
-  <w:num w:numId="15" w16cid:durableId="235747520">
-    <w:abstractNumId w:val="19"/>
-  </w:num>
-  <w:num w:numId="16" w16cid:durableId="1302924117">
-    <w:abstractNumId w:val="9"/>
-  </w:num>
-  <w:num w:numId="17" w16cid:durableId="1522208512">
-    <w:abstractNumId w:val="21"/>
-  </w:num>
-  <w:num w:numId="18" w16cid:durableId="171142257">
+  <w:num w:numId="25" w16cid:durableId="400908358">
     <w:abstractNumId w:val="1"/>
-  </w:num>
-  <w:num w:numId="19" w16cid:durableId="841434438">
-    <w:abstractNumId w:val="16"/>
-  </w:num>
-  <w:num w:numId="20" w16cid:durableId="665287801">
-    <w:abstractNumId w:val="8"/>
-  </w:num>
-  <w:num w:numId="21" w16cid:durableId="1427186560">
-    <w:abstractNumId w:val="5"/>
-  </w:num>
-  <w:num w:numId="22" w16cid:durableId="718438217">
-    <w:abstractNumId w:val="2"/>
-  </w:num>
-  <w:num w:numId="23" w16cid:durableId="1419015562">
-    <w:abstractNumId w:val="4"/>
   </w:num>
 </w:numbering>
 </file>
